--- a/Kim11-2-5-Dengeyi-Etkileyen-Faktorler.docx
+++ b/Kim11-2-5-Dengeyi-Etkileyen-Faktorler.docx
@@ -102,7 +102,7 @@
                 <w:rFonts w:ascii="Times New Roman" w:hAnsi="Times New Roman" w:cs="Times New Roman"/>
                 <w:lang w:val="tr-TR"/>
               </w:rPr>
-              <w:t xml:space="preserve">GÖRSEL ALANI (Shutterstock’tan seçilecek)</w:t>
+              <w:t xml:space="preserve">GÖRSEL ALANI (Shutterstock)</w:t>
             </w:r>
           </w:p>
           <w:p>
@@ -134,23 +134,7 @@
                 <w:rFonts w:ascii="Times New Roman" w:hAnsi="Times New Roman" w:cs="Times New Roman"/>
                 <w:lang w:val="tr-TR"/>
               </w:rPr>
-              <w:t xml:space="preserve">Shutterstock arama: “fish gasping surface shallow lake summer”</w:t>
-            </w:r>
-          </w:p>
-          <w:p>
-            <w:pPr>
-              <w:jc w:val="both"/>
-              <w:rPr>
-                <w:rFonts w:ascii="Times New Roman" w:hAnsi="Times New Roman" w:cs="Times New Roman"/>
-                <w:lang w:val="tr-TR"/>
-              </w:rPr>
-            </w:pPr>
-            <w:r>
-              <w:rPr>
-                <w:rFonts w:ascii="Times New Roman" w:hAnsi="Times New Roman" w:cs="Times New Roman"/>
-                <w:lang w:val="tr-TR"/>
-              </w:rPr>
-              <w:t xml:space="preserve">Shutter ID: ……………</w:t>
+              <w:t xml:space="preserve">Shutter ID: 2671941799 (fotoğraf) — Carp dead on reservoir shore due to lack of oxygen (uzak çekim tercih edilebilir)</w:t>
             </w:r>
           </w:p>
         </w:tc>
@@ -4097,7 +4081,7 @@
                 <w:rFonts w:ascii="Times New Roman" w:hAnsi="Times New Roman" w:cs="Times New Roman"/>
                 <w:lang w:val="tr-TR"/>
               </w:rPr>
-              <w:t xml:space="preserve">GÖRSEL ALANI (Shutterstock’tan seçilecek)</w:t>
+              <w:t xml:space="preserve">GÖRSEL ALANI (Shutterstock)</w:t>
             </w:r>
           </w:p>
           <w:p>
@@ -4129,23 +4113,7 @@
                 <w:rFonts w:ascii="Times New Roman" w:hAnsi="Times New Roman" w:cs="Times New Roman"/>
                 <w:lang w:val="tr-TR"/>
               </w:rPr>
-              <w:t xml:space="preserve">Shutterstock arama: “ammonia plant fertilizer factory”</w:t>
-            </w:r>
-          </w:p>
-          <w:p>
-            <w:pPr>
-              <w:jc w:val="both"/>
-              <w:rPr>
-                <w:rFonts w:ascii="Times New Roman" w:hAnsi="Times New Roman" w:cs="Times New Roman"/>
-                <w:lang w:val="tr-TR"/>
-              </w:rPr>
-            </w:pPr>
-            <w:r>
-              <w:rPr>
-                <w:rFonts w:ascii="Times New Roman" w:hAnsi="Times New Roman" w:cs="Times New Roman"/>
-                <w:lang w:val="tr-TR"/>
-              </w:rPr>
-              <w:t xml:space="preserve">Shutter ID: ……………</w:t>
+              <w:t xml:space="preserve">Shutter ID: 2179772243 (fotoğraf) — Ammonia production workshop at petrochemical plant</w:t>
             </w:r>
           </w:p>
         </w:tc>

--- a/Kim11-2-5-Dengeyi-Etkileyen-Faktorler.docx
+++ b/Kim11-2-5-Dengeyi-Etkileyen-Faktorler.docx
@@ -2290,7 +2290,7 @@
           <w:rFonts w:ascii="Times New Roman" w:hAnsi="Times New Roman" w:cs="Times New Roman"/>
           <w:lang w:val="tr-TR"/>
         </w:rPr>
-        <w:t xml:space="preserve">Dengedeki bir sisteme dışarıdan bir etki yapıldığında ileri ve geri tepkime hızları farklılaşır, sistem bu etkiyi azaltacak yönde kayar ve yeni bir denge kurulur. Bu genellemeye </w:t>
+        <w:t xml:space="preserve">Dengedeki bir sistemin koşullarından biri değiştirildiğinde ileri ve geri tepkime hızları artık eşit olmaz; sistem, yapılan değişikliği kısmen karşılayan yönde kayar ve yeni bir denge kurulur. Bu genellemeye </w:t>
       </w:r>
       <w:r>
         <w:rPr>
@@ -2580,10 +2580,156 @@
       <w:r>
         <w:rPr>
           <w:rFonts w:ascii="Times New Roman" w:hAnsi="Times New Roman" w:cs="Times New Roman"/>
+          <w:lang w:val="tr-TR"/>
+        </w:rPr>
+        <w:t xml:space="preserve">Bir tepken eklendiği anda ileri tepkime hızı aniden artar, geri tepkime hızı ise o an değişmez. Tepkime ürünler yönünde ilerledikçe ileri hız azalır, ürün derişimi arttığı için geri hız artar. Hızlar yeniden eşitlendiğinde yeni denge kurulur. Yeni dengede tepkime hızlarının her ikisi de ilk dengedekinden büyüktür (Grafik B). Bir tepken ortamdan uzaklaştırıldığında ise yeni dengede ileri ve geri tepkime hızları ilk dengedekinden küçük olur.</w:t>
+      </w:r>
+    </w:p>
+    <w:p xmlns:a="http://schemas.openxmlformats.org/drawingml/2006/main" xmlns:pic="http://schemas.openxmlformats.org/drawingml/2006/picture">
+      <w:pPr>
+        <w:jc w:val="center"/>
+        <w:rPr>
+          <w:rFonts w:ascii="Times New Roman" w:hAnsi="Times New Roman" w:cs="Times New Roman"/>
+          <w:lang w:val="tr-TR"/>
+        </w:rPr>
+      </w:pPr>
+      <w:r>
+        <w:drawing>
+          <wp:inline distT="0" distB="0" distL="0" distR="0">
+            <wp:extent cx="4680000" cy="2620800"/>
+            <wp:docPr id="900005" name="Grafik 900005" descr="Le Chatelier hız-zaman"/>
+            <wp:cNvGraphicFramePr>
+              <a:graphicFrameLocks noChangeAspect="1"/>
+            </wp:cNvGraphicFramePr>
+            <a:graphic>
+              <a:graphicData uri="http://schemas.openxmlformats.org/drawingml/2006/picture">
+                <pic:pic>
+                  <pic:nvPicPr>
+                    <pic:cNvPr id="900005" name="k11_900005.png"/>
+                    <pic:cNvPicPr/>
+                  </pic:nvPicPr>
+                  <pic:blipFill>
+                    <a:blip r:embed="rIdK2"/>
+                    <a:stretch>
+                      <a:fillRect/>
+                    </a:stretch>
+                  </pic:blipFill>
+                  <pic:spPr>
+                    <a:xfrm>
+                      <a:off x="0" y="0"/>
+                      <a:ext cx="4680000" cy="2620800"/>
+                    </a:xfrm>
+                    <a:prstGeom prst="rect">
+                      <a:avLst/>
+                    </a:prstGeom>
+                  </pic:spPr>
+                </pic:pic>
+              </a:graphicData>
+            </a:graphic>
+          </wp:inline>
+        </w:drawing>
+      </w:r>
+    </w:p>
+    <w:p>
+      <w:pPr>
+        <w:jc w:val="center"/>
+        <w:rPr>
+          <w:rFonts w:ascii="Times New Roman" w:hAnsi="Times New Roman" w:cs="Times New Roman"/>
+          <w:lang w:val="tr-TR"/>
+        </w:rPr>
+      </w:pPr>
+      <w:r>
+        <w:rPr>
+          <w:rFonts w:ascii="Times New Roman" w:hAnsi="Times New Roman" w:cs="Times New Roman"/>
           <w:b/>
           <w:bCs/>
           <w:lang w:val="tr-TR"/>
         </w:rPr>
+        <w:t xml:space="preserve">Grafik B:</w:t>
+      </w:r>
+      <w:r>
+        <w:rPr>
+          <w:rFonts w:ascii="Times New Roman" w:hAnsi="Times New Roman" w:cs="Times New Roman"/>
+          <w:lang w:val="tr-TR"/>
+        </w:rPr>
+        <w:t xml:space="preserve"> N</w:t>
+      </w:r>
+      <w:r>
+        <w:rPr>
+          <w:rFonts w:ascii="Times New Roman" w:hAnsi="Times New Roman" w:cs="Times New Roman"/>
+          <w:vertAlign w:val="subscript"/>
+          <w:lang w:val="tr-TR"/>
+        </w:rPr>
+        <w:t xml:space="preserve">2</w:t>
+      </w:r>
+      <w:r>
+        <w:rPr>
+          <w:rFonts w:ascii="Times New Roman" w:hAnsi="Times New Roman" w:cs="Times New Roman"/>
+          <w:lang w:val="tr-TR"/>
+        </w:rPr>
+        <w:t xml:space="preserve">(g) + 3H</w:t>
+      </w:r>
+      <w:r>
+        <w:rPr>
+          <w:rFonts w:ascii="Times New Roman" w:hAnsi="Times New Roman" w:cs="Times New Roman"/>
+          <w:vertAlign w:val="subscript"/>
+          <w:lang w:val="tr-TR"/>
+        </w:rPr>
+        <w:t xml:space="preserve">2</w:t>
+      </w:r>
+      <w:r>
+        <w:rPr>
+          <w:rFonts w:ascii="Times New Roman" w:hAnsi="Times New Roman" w:cs="Times New Roman"/>
+          <w:lang w:val="tr-TR"/>
+        </w:rPr>
+        <w:t xml:space="preserve">(g) ⇌ 2NH</w:t>
+      </w:r>
+      <w:r>
+        <w:rPr>
+          <w:rFonts w:ascii="Times New Roman" w:hAnsi="Times New Roman" w:cs="Times New Roman"/>
+          <w:vertAlign w:val="subscript"/>
+          <w:lang w:val="tr-TR"/>
+        </w:rPr>
+        <w:t xml:space="preserve">3</w:t>
+      </w:r>
+      <w:r>
+        <w:rPr>
+          <w:rFonts w:ascii="Times New Roman" w:hAnsi="Times New Roman" w:cs="Times New Roman"/>
+          <w:lang w:val="tr-TR"/>
+        </w:rPr>
+        <w:t xml:space="preserve">(g) dengesine N</w:t>
+      </w:r>
+      <w:r>
+        <w:rPr>
+          <w:rFonts w:ascii="Times New Roman" w:hAnsi="Times New Roman" w:cs="Times New Roman"/>
+          <w:vertAlign w:val="subscript"/>
+          <w:lang w:val="tr-TR"/>
+        </w:rPr>
+        <w:t xml:space="preserve">2</w:t>
+      </w:r>
+      <w:r>
+        <w:rPr>
+          <w:rFonts w:ascii="Times New Roman" w:hAnsi="Times New Roman" w:cs="Times New Roman"/>
+          <w:lang w:val="tr-TR"/>
+        </w:rPr>
+        <w:t xml:space="preserve"> eklendiğinde ileri ve geri tepkime hızlarının değişimi</w:t>
+      </w:r>
+    </w:p>
+    <w:p>
+      <w:pPr>
+        <w:jc w:val="both"/>
+        <w:rPr>
+          <w:rFonts w:ascii="Times New Roman" w:hAnsi="Times New Roman" w:cs="Times New Roman"/>
+          <w:lang w:val="tr-TR"/>
+        </w:rPr>
+      </w:pPr>
+      <w:r>
+        <w:rPr>
+          <w:rFonts w:ascii="Times New Roman" w:hAnsi="Times New Roman" w:cs="Times New Roman"/>
+          <w:b/>
+          <w:bCs/>
+          <w:lang w:val="tr-TR"/>
+        </w:rPr>
         <w:t xml:space="preserve">Hacim ve basıncın etkisi:</w:t>
       </w:r>
       <w:r>
@@ -2696,7 +2842,112 @@
           <w:rFonts w:ascii="Times New Roman" w:hAnsi="Times New Roman" w:cs="Times New Roman"/>
           <w:lang w:val="tr-TR"/>
         </w:rPr>
-        <w:t xml:space="preserve"> ⇌ 2HI gibi) hacim değişimi dengeyi etkilemez. Sabit hacimli kaba tepkimeye katılmayan bir soy gaz eklenmesi toplam basıncı artırsa da gazların derişimlerini değiştirmediği için dengeyi etkilemez. Kapalı bir gazoz şişesinde CO</w:t>
+        <w:t xml:space="preserve"> ⇌ 2HI gibi) hacim değişimi dengeyi etkilemez. Sabit hacimli kaba tepkimeye katılmayan bir soy gaz (He, Ar gibi) eklenmesi toplam basıncı artırsa da gazların derişimlerini değiştirmediği için dengeyi etkilemez. Pistonlu, sabit basınçlı bir kaba soy gaz eklendiğinde ise kabın hacmi büyür ve tepkimedeki gazların derişimleri azalır; bu durumda denge, hacim artışında olduğu gibi gaz mol sayısının fazla olduğu yöne kayar. Hacim değişiminden yalnızca gazların derişimleri etkilenir; saf katı ve sıvıların derişimleri değişmez. Örneğin CaCO</w:t>
+      </w:r>
+      <w:r>
+        <w:rPr>
+          <w:rFonts w:ascii="Times New Roman" w:hAnsi="Times New Roman" w:cs="Times New Roman"/>
+          <w:vertAlign w:val="subscript"/>
+          <w:lang w:val="tr-TR"/>
+        </w:rPr>
+        <w:t xml:space="preserve">3</w:t>
+      </w:r>
+      <w:r>
+        <w:rPr>
+          <w:rFonts w:ascii="Times New Roman" w:hAnsi="Times New Roman" w:cs="Times New Roman"/>
+          <w:lang w:val="tr-TR"/>
+        </w:rPr>
+        <w:t xml:space="preserve">(k) ⇌ CaO(k) + CO</w:t>
+      </w:r>
+      <w:r>
+        <w:rPr>
+          <w:rFonts w:ascii="Times New Roman" w:hAnsi="Times New Roman" w:cs="Times New Roman"/>
+          <w:vertAlign w:val="subscript"/>
+          <w:lang w:val="tr-TR"/>
+        </w:rPr>
+        <w:t xml:space="preserve">2</w:t>
+      </w:r>
+      <w:r>
+        <w:rPr>
+          <w:rFonts w:ascii="Times New Roman" w:hAnsi="Times New Roman" w:cs="Times New Roman"/>
+          <w:lang w:val="tr-TR"/>
+        </w:rPr>
+        <w:t xml:space="preserve">(g) dengesinde sabit sıcaklıkta hacim büyütüldüğünde CO</w:t>
+      </w:r>
+      <w:r>
+        <w:rPr>
+          <w:rFonts w:ascii="Times New Roman" w:hAnsi="Times New Roman" w:cs="Times New Roman"/>
+          <w:vertAlign w:val="subscript"/>
+          <w:lang w:val="tr-TR"/>
+        </w:rPr>
+        <w:t xml:space="preserve">2</w:t>
+      </w:r>
+      <w:r>
+        <w:rPr>
+          <w:rFonts w:ascii="Times New Roman" w:hAnsi="Times New Roman" w:cs="Times New Roman"/>
+          <w:lang w:val="tr-TR"/>
+        </w:rPr>
+        <w:t xml:space="preserve"> derişimi azalır ve denge ürünler yönüne kayar. K</w:t>
+      </w:r>
+      <w:r>
+        <w:rPr>
+          <w:rFonts w:ascii="Times New Roman" w:hAnsi="Times New Roman" w:cs="Times New Roman"/>
+          <w:vertAlign w:val="subscript"/>
+          <w:lang w:val="tr-TR"/>
+        </w:rPr>
+        <w:t xml:space="preserve">c</w:t>
+      </w:r>
+      <w:r>
+        <w:rPr>
+          <w:rFonts w:ascii="Times New Roman" w:hAnsi="Times New Roman" w:cs="Times New Roman"/>
+          <w:lang w:val="tr-TR"/>
+        </w:rPr>
+        <w:t xml:space="preserve"> = [CO</w:t>
+      </w:r>
+      <w:r>
+        <w:rPr>
+          <w:rFonts w:ascii="Times New Roman" w:hAnsi="Times New Roman" w:cs="Times New Roman"/>
+          <w:vertAlign w:val="subscript"/>
+          <w:lang w:val="tr-TR"/>
+        </w:rPr>
+        <w:t xml:space="preserve">2</w:t>
+      </w:r>
+      <w:r>
+        <w:rPr>
+          <w:rFonts w:ascii="Times New Roman" w:hAnsi="Times New Roman" w:cs="Times New Roman"/>
+          <w:lang w:val="tr-TR"/>
+        </w:rPr>
+        <w:t xml:space="preserve">] olduğundan yeni dengede CO</w:t>
+      </w:r>
+      <w:r>
+        <w:rPr>
+          <w:rFonts w:ascii="Times New Roman" w:hAnsi="Times New Roman" w:cs="Times New Roman"/>
+          <w:vertAlign w:val="subscript"/>
+          <w:lang w:val="tr-TR"/>
+        </w:rPr>
+        <w:t xml:space="preserve">2</w:t>
+      </w:r>
+      <w:r>
+        <w:rPr>
+          <w:rFonts w:ascii="Times New Roman" w:hAnsi="Times New Roman" w:cs="Times New Roman"/>
+          <w:lang w:val="tr-TR"/>
+        </w:rPr>
+        <w:t xml:space="preserve"> derişimi ve basıncı ilk dengedeki değerine geri döner, ancak kaptaki CO</w:t>
+      </w:r>
+      <w:r>
+        <w:rPr>
+          <w:rFonts w:ascii="Times New Roman" w:hAnsi="Times New Roman" w:cs="Times New Roman"/>
+          <w:vertAlign w:val="subscript"/>
+          <w:lang w:val="tr-TR"/>
+        </w:rPr>
+        <w:t xml:space="preserve">2</w:t>
+      </w:r>
+      <w:r>
+        <w:rPr>
+          <w:rFonts w:ascii="Times New Roman" w:hAnsi="Times New Roman" w:cs="Times New Roman"/>
+          <w:lang w:val="tr-TR"/>
+        </w:rPr>
+        <w:t xml:space="preserve"> mol sayısı artar. Kapalı bir gazoz şişesinde CO</w:t>
       </w:r>
       <w:r>
         <w:rPr>
@@ -3210,6 +3461,142 @@
                 <w:rFonts w:ascii="Times New Roman" w:hAnsi="Times New Roman" w:cs="Times New Roman"/>
                 <w:lang w:val="tr-TR"/>
               </w:rPr>
+              <w:t xml:space="preserve">Sabit hacimde soy gaz eklemek</w:t>
+            </w:r>
+          </w:p>
+        </w:tc>
+        <w:tc>
+          <w:tcPr>
+            <w:tcW w:w="3600" w:type="dxa"/>
+            <w:vAlign w:val="center"/>
+          </w:tcPr>
+          <w:p>
+            <w:pPr>
+              <w:jc w:val="left"/>
+              <w:rPr>
+                <w:rFonts w:ascii="Times New Roman" w:hAnsi="Times New Roman" w:cs="Times New Roman"/>
+                <w:lang w:val="tr-TR"/>
+              </w:rPr>
+            </w:pPr>
+            <w:r>
+              <w:rPr>
+                <w:rFonts w:ascii="Times New Roman" w:hAnsi="Times New Roman" w:cs="Times New Roman"/>
+                <w:lang w:val="tr-TR"/>
+              </w:rPr>
+              <w:t xml:space="preserve">Kaymaz</w:t>
+            </w:r>
+          </w:p>
+        </w:tc>
+        <w:tc>
+          <w:tcPr>
+            <w:tcW w:w="1800" w:type="dxa"/>
+            <w:vAlign w:val="center"/>
+          </w:tcPr>
+          <w:p>
+            <w:pPr>
+              <w:jc w:val="left"/>
+              <w:rPr>
+                <w:rFonts w:ascii="Times New Roman" w:hAnsi="Times New Roman" w:cs="Times New Roman"/>
+                <w:lang w:val="tr-TR"/>
+              </w:rPr>
+            </w:pPr>
+            <w:r>
+              <w:rPr>
+                <w:rFonts w:ascii="Times New Roman" w:hAnsi="Times New Roman" w:cs="Times New Roman"/>
+                <w:lang w:val="tr-TR"/>
+              </w:rPr>
+              <w:t xml:space="preserve">Hayır</w:t>
+            </w:r>
+          </w:p>
+        </w:tc>
+      </w:tr>
+      <w:tr>
+        <w:tc>
+          <w:tcPr>
+            <w:tcW w:w="3600" w:type="dxa"/>
+            <w:vAlign w:val="center"/>
+          </w:tcPr>
+          <w:p>
+            <w:pPr>
+              <w:jc w:val="left"/>
+              <w:rPr>
+                <w:rFonts w:ascii="Times New Roman" w:hAnsi="Times New Roman" w:cs="Times New Roman"/>
+                <w:lang w:val="tr-TR"/>
+              </w:rPr>
+            </w:pPr>
+            <w:r>
+              <w:rPr>
+                <w:rFonts w:ascii="Times New Roman" w:hAnsi="Times New Roman" w:cs="Times New Roman"/>
+                <w:lang w:val="tr-TR"/>
+              </w:rPr>
+              <w:t xml:space="preserve">Sabit basınçta soy gaz eklemek</w:t>
+            </w:r>
+          </w:p>
+        </w:tc>
+        <w:tc>
+          <w:tcPr>
+            <w:tcW w:w="3600" w:type="dxa"/>
+            <w:vAlign w:val="center"/>
+          </w:tcPr>
+          <w:p>
+            <w:pPr>
+              <w:jc w:val="left"/>
+              <w:rPr>
+                <w:rFonts w:ascii="Times New Roman" w:hAnsi="Times New Roman" w:cs="Times New Roman"/>
+                <w:lang w:val="tr-TR"/>
+              </w:rPr>
+            </w:pPr>
+            <w:r>
+              <w:rPr>
+                <w:rFonts w:ascii="Times New Roman" w:hAnsi="Times New Roman" w:cs="Times New Roman"/>
+                <w:lang w:val="tr-TR"/>
+              </w:rPr>
+              <w:t xml:space="preserve">Gaz mol sayısının fazla olduğu yöne</w:t>
+            </w:r>
+          </w:p>
+        </w:tc>
+        <w:tc>
+          <w:tcPr>
+            <w:tcW w:w="1800" w:type="dxa"/>
+            <w:vAlign w:val="center"/>
+          </w:tcPr>
+          <w:p>
+            <w:pPr>
+              <w:jc w:val="left"/>
+              <w:rPr>
+                <w:rFonts w:ascii="Times New Roman" w:hAnsi="Times New Roman" w:cs="Times New Roman"/>
+                <w:lang w:val="tr-TR"/>
+              </w:rPr>
+            </w:pPr>
+            <w:r>
+              <w:rPr>
+                <w:rFonts w:ascii="Times New Roman" w:hAnsi="Times New Roman" w:cs="Times New Roman"/>
+                <w:lang w:val="tr-TR"/>
+              </w:rPr>
+              <w:t xml:space="preserve">Hayır</w:t>
+            </w:r>
+          </w:p>
+        </w:tc>
+      </w:tr>
+      <w:tr>
+        <w:tc>
+          <w:tcPr>
+            <w:tcW w:w="3600" w:type="dxa"/>
+            <w:vAlign w:val="center"/>
+          </w:tcPr>
+          <w:p>
+            <w:pPr>
+              <w:jc w:val="left"/>
+              <w:rPr>
+                <w:rFonts w:ascii="Times New Roman" w:hAnsi="Times New Roman" w:cs="Times New Roman"/>
+                <w:lang w:val="tr-TR"/>
+              </w:rPr>
+            </w:pPr>
+            <w:r>
+              <w:rPr>
+                <w:rFonts w:ascii="Times New Roman" w:hAnsi="Times New Roman" w:cs="Times New Roman"/>
+                <w:lang w:val="tr-TR"/>
+              </w:rPr>
               <w:t xml:space="preserve">Sıcaklığı artırmak</w:t>
             </w:r>
           </w:p>
@@ -3878,280 +4265,6 @@
           <w:lang w:val="tr-TR"/>
         </w:rPr>
       </w:pPr>
-    </w:p>
-    <w:p>
-      <w:pPr>
-        <w:pStyle w:val="ListParagraph"/>
-        <w:ind w:left="1080"/>
-        <w:jc w:val="both"/>
-        <w:rPr>
-          <w:rFonts w:ascii="Times New Roman" w:hAnsi="Times New Roman" w:cs="Times New Roman"/>
-          <w:lang w:val="tr-TR"/>
-        </w:rPr>
-      </w:pPr>
-      <w:r>
-        <w:rPr>
-          <w:noProof/>
-          <w:lang w:val="tr-TR"/>
-        </w:rPr>
-        <mc:AlternateContent>
-          <mc:Choice Requires="wps">
-            <w:drawing>
-              <wp:anchor distT="0" distB="0" distL="114300" distR="114300" simplePos="0" relativeHeight="251659264" behindDoc="0" locked="0" layoutInCell="1" allowOverlap="1">
-                <wp:simplePos x="0" y="0"/>
-                <wp:positionH relativeFrom="column">
-                  <wp:posOffset>498916</wp:posOffset>
-                </wp:positionH>
-                <wp:positionV relativeFrom="paragraph">
-                  <wp:posOffset>170180</wp:posOffset>
-                </wp:positionV>
-                <wp:extent cx="5538486" cy="0"/>
-                <wp:effectExtent l="0" t="12700" r="24130" b="12700"/>
-                <wp:wrapNone/>
-                <wp:docPr id="900005" name="Straight Connector 1"/>
-                <wp:cNvGraphicFramePr/>
-                <a:graphic xmlns:a="http://schemas.openxmlformats.org/drawingml/2006/main">
-                  <a:graphicData uri="http://schemas.microsoft.com/office/word/2010/wordprocessingShape">
-                    <wps:wsp>
-                      <wps:cNvCnPr/>
-                      <wps:spPr>
-                        <a:xfrm flipV="1">
-                          <a:off x="0" y="0"/>
-                          <a:ext cx="5538486" cy="0"/>
-                        </a:xfrm>
-                        <a:prstGeom prst="line">
-                          <a:avLst/>
-                        </a:prstGeom>
-                        <a:ln w="19050">
-                          <a:solidFill>
-                            <a:schemeClr val="tx2">
-                              <a:lumMod val="50000"/>
-                              <a:lumOff val="50000"/>
-                            </a:schemeClr>
-                          </a:solidFill>
-                        </a:ln>
-                      </wps:spPr>
-                      <wps:style>
-                        <a:lnRef idx="1">
-                          <a:schemeClr val="accent1"/>
-                        </a:lnRef>
-                        <a:fillRef idx="0">
-                          <a:schemeClr val="accent1"/>
-                        </a:fillRef>
-                        <a:effectRef idx="0">
-                          <a:schemeClr val="accent1"/>
-                        </a:effectRef>
-                        <a:fontRef idx="minor">
-                          <a:schemeClr val="tx1"/>
-                        </a:fontRef>
-                      </wps:style>
-                      <wps:bodyPr/>
-                    </wps:wsp>
-                  </a:graphicData>
-                </a:graphic>
-                <wp14:sizeRelV relativeFrom="margin">
-                  <wp14:pctHeight>0</wp14:pctHeight>
-                </wp14:sizeRelV>
-              </wp:anchor>
-            </w:drawing>
-          </mc:Choice>
-          <mc:Fallback>
-            <w:pict>
-              <v:line id="Straight Connector 1" o:spid="_x0000_s1026" style="position:absolute;flip:y;z-index:251659264;visibility:visible;mso-wrap-style:square;mso-height-percent:0;mso-wrap-distance-left:9pt;mso-wrap-distance-top:0;mso-wrap-distance-right:9pt;mso-wrap-distance-bottom:0;mso-position-horizontal:absolute;mso-position-horizontal-relative:text;mso-position-vertical:absolute;mso-position-vertical-relative:text;mso-height-percent:0;mso-height-relative:margin" from="39.3pt,13.4pt" to="475.4pt,13.4pt" o:gfxdata="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" strokecolor="#4e95d9 [1631]" strokeweight="1.5pt">
-                <v:stroke joinstyle="miter"/>
-              </v:line>
-            </w:pict>
-          </mc:Fallback>
-        </mc:AlternateContent>
-      </w:r>
-    </w:p>
-    <w:p>
-      <w:pPr>
-        <w:keepNext/>
-        <w:shd w:val="clear" w:color="auto" w:fill="E97132"/>
-        <w:jc w:val="both"/>
-        <w:rPr>
-          <w:rFonts w:ascii="Times New Roman" w:hAnsi="Times New Roman" w:cs="Times New Roman"/>
-          <w:b/>
-          <w:bCs/>
-          <w:lang w:val="tr-TR"/>
-        </w:rPr>
-      </w:pPr>
-      <w:r>
-        <w:rPr>
-          <w:rFonts w:ascii="Times New Roman" w:hAnsi="Times New Roman" w:cs="Times New Roman"/>
-          <w:b/>
-          <w:bCs/>
-          <w:lang w:val="tr-TR"/>
-        </w:rPr>
-        <w:t xml:space="preserve">Bilgi Köşesi 2.1.</w:t>
-      </w:r>
-    </w:p>
-    <w:p>
-      <w:pPr>
-        <w:jc w:val="both"/>
-        <w:rPr>
-          <w:rFonts w:ascii="Times New Roman" w:hAnsi="Times New Roman" w:cs="Times New Roman"/>
-          <w:lang w:val="tr-TR"/>
-        </w:rPr>
-      </w:pPr>
-      <w:r>
-        <w:rPr>
-          <w:rFonts w:ascii="Times New Roman" w:hAnsi="Times New Roman" w:cs="Times New Roman"/>
-          <w:lang w:val="tr-TR"/>
-        </w:rPr>
-        <w:t xml:space="preserve">Tarımda gübre üretiminin temel hammaddesi olan amonyak, endüstride Haber-Bosch yöntemiyle azot ve hidrojen gazlarından üretilir: N</w:t>
-      </w:r>
-      <w:r>
-        <w:rPr>
-          <w:rFonts w:ascii="Times New Roman" w:hAnsi="Times New Roman" w:cs="Times New Roman"/>
-          <w:vertAlign w:val="subscript"/>
-          <w:lang w:val="tr-TR"/>
-        </w:rPr>
-        <w:t xml:space="preserve">2</w:t>
-      </w:r>
-      <w:r>
-        <w:rPr>
-          <w:rFonts w:ascii="Times New Roman" w:hAnsi="Times New Roman" w:cs="Times New Roman"/>
-          <w:lang w:val="tr-TR"/>
-        </w:rPr>
-        <w:t xml:space="preserve">(g) + 3H</w:t>
-      </w:r>
-      <w:r>
-        <w:rPr>
-          <w:rFonts w:ascii="Times New Roman" w:hAnsi="Times New Roman" w:cs="Times New Roman"/>
-          <w:vertAlign w:val="subscript"/>
-          <w:lang w:val="tr-TR"/>
-        </w:rPr>
-        <w:t xml:space="preserve">2</w:t>
-      </w:r>
-      <w:r>
-        <w:rPr>
-          <w:rFonts w:ascii="Times New Roman" w:hAnsi="Times New Roman" w:cs="Times New Roman"/>
-          <w:lang w:val="tr-TR"/>
-        </w:rPr>
-        <w:t xml:space="preserve">(g) ⇌ 2NH</w:t>
-      </w:r>
-      <w:r>
-        <w:rPr>
-          <w:rFonts w:ascii="Times New Roman" w:hAnsi="Times New Roman" w:cs="Times New Roman"/>
-          <w:vertAlign w:val="subscript"/>
-          <w:lang w:val="tr-TR"/>
-        </w:rPr>
-        <w:t xml:space="preserve">3</w:t>
-      </w:r>
-      <w:r>
-        <w:rPr>
-          <w:rFonts w:ascii="Times New Roman" w:hAnsi="Times New Roman" w:cs="Times New Roman"/>
-          <w:lang w:val="tr-TR"/>
-        </w:rPr>
-        <w:t xml:space="preserve">(g)  ΔH° = −92 kJ. Tepkime ekzotermik olduğu için düşük sıcaklık dengeyi amonyak yönüne kaydırır; ancak düşük sıcaklıkta tepkime çok yavaştır. Bu nedenle uygulamada yaklaşık 400-450 °C gibi orta düzey bir sıcaklık seçilir ve demir katalizör kullanılarak dengeye kısa sürede ulaşılması sağlanır. Tepkimede 4 mol gazdan 2 mol gaz oluştuğu için yüksek basınç (yaklaşık 150-250 atm) amonyak verimini artırır. Oluşan amonyak soğutularak sıvılaştırılır ve ortamdan uzaklaştırılır; böylece denge sürekli ürünler yönüne kayar. Bu yöntemde kullanılan hidrojen çoğunlukla doğal gazdan elde edildiği için önemli miktarda sera gazı salınır. Haber-Bosch yönteminin yenilenebilir enerjiyle üretilen yeşil hidrojen kullanılarak nasıl daha sürdürülebilir hâle getirilebileceğini araştırabilirsiniz. Ayrıca sürdürülebilir kalkınma hedefleri çerçevesinde enerji üretiminde kullanılan tepkimelerin denge durumunun enerji verimliliğine etkisini araştırarak verimliliği artırmaya yönelik yenilikçi fikirler geliştirebilirsiniz.</w:t>
-      </w:r>
-    </w:p>
-    <w:tbl>
-      <w:tblPr>
-        <w:tblW w:w="9000" w:type="dxa"/>
-        <w:jc w:val="center"/>
-        <w:tblBorders>
-          <w:top w:val="single" w:sz="8" w:space="0" w:color="7F7F7F"/>
-          <w:left w:val="single" w:sz="8" w:space="0" w:color="7F7F7F"/>
-          <w:bottom w:val="single" w:sz="8" w:space="0" w:color="7F7F7F"/>
-          <w:right w:val="single" w:sz="8" w:space="0" w:color="7F7F7F"/>
-        </w:tblBorders>
-      </w:tblPr>
-      <w:tblGrid>
-        <w:gridCol w:w="9000"/>
-      </w:tblGrid>
-      <w:tr>
-        <w:tc>
-          <w:tcPr>
-            <w:tcW w:w="9000" w:type="dxa"/>
-            <w:shd w:val="clear" w:color="auto" w:fill="EDEDED"/>
-          </w:tcPr>
-          <w:p>
-            <w:pPr>
-              <w:jc w:val="both"/>
-              <w:rPr>
-                <w:rFonts w:ascii="Times New Roman" w:hAnsi="Times New Roman" w:cs="Times New Roman"/>
-                <w:lang w:val="tr-TR"/>
-              </w:rPr>
-            </w:pPr>
-            <w:r>
-              <w:rPr>
-                <w:rFonts w:ascii="Times New Roman" w:hAnsi="Times New Roman" w:cs="Times New Roman"/>
-                <w:lang w:val="tr-TR"/>
-              </w:rPr>
-              <w:t xml:space="preserve">GÖRSEL ALANI (Shutterstock)</w:t>
-            </w:r>
-          </w:p>
-          <w:p>
-            <w:pPr>
-              <w:jc w:val="both"/>
-              <w:rPr>
-                <w:rFonts w:ascii="Times New Roman" w:hAnsi="Times New Roman" w:cs="Times New Roman"/>
-                <w:lang w:val="tr-TR"/>
-              </w:rPr>
-            </w:pPr>
-            <w:r>
-              <w:rPr>
-                <w:rFonts w:ascii="Times New Roman" w:hAnsi="Times New Roman" w:cs="Times New Roman"/>
-                <w:lang w:val="tr-TR"/>
-              </w:rPr>
-              <w:t xml:space="preserve">Tarif: Bir gübre/amonyak üretim tesisinin genel görünümü (reaktör kuleleri, borular); logo görünmeyen.</w:t>
-            </w:r>
-          </w:p>
-          <w:p>
-            <w:pPr>
-              <w:jc w:val="both"/>
-              <w:rPr>
-                <w:rFonts w:ascii="Times New Roman" w:hAnsi="Times New Roman" w:cs="Times New Roman"/>
-                <w:lang w:val="tr-TR"/>
-              </w:rPr>
-            </w:pPr>
-            <w:r>
-              <w:rPr>
-                <w:rFonts w:ascii="Times New Roman" w:hAnsi="Times New Roman" w:cs="Times New Roman"/>
-                <w:lang w:val="tr-TR"/>
-              </w:rPr>
-              <w:t xml:space="preserve">Shutter ID: 2179772243 (fotoğraf) — Ammonia production workshop at petrochemical plant</w:t>
-            </w:r>
-          </w:p>
-        </w:tc>
-      </w:tr>
-    </w:tbl>
-    <w:p>
-      <w:pPr>
-        <w:jc w:val="both"/>
-        <w:rPr>
-          <w:rFonts w:ascii="Times New Roman" w:hAnsi="Times New Roman" w:cs="Times New Roman"/>
-          <w:lang w:val="tr-TR"/>
-        </w:rPr>
-      </w:pPr>
-    </w:p>
-    <w:p>
-      <w:pPr>
-        <w:jc w:val="center"/>
-        <w:rPr>
-          <w:rFonts w:ascii="Times New Roman" w:hAnsi="Times New Roman" w:cs="Times New Roman"/>
-          <w:lang w:val="tr-TR"/>
-        </w:rPr>
-      </w:pPr>
-      <w:r>
-        <w:rPr>
-          <w:rFonts w:ascii="Times New Roman" w:hAnsi="Times New Roman" w:cs="Times New Roman"/>
-          <w:b/>
-          <w:bCs/>
-          <w:lang w:val="tr-TR"/>
-        </w:rPr>
-        <w:t xml:space="preserve">Görsel B:</w:t>
-      </w:r>
-      <w:r>
-        <w:rPr>
-          <w:rFonts w:ascii="Times New Roman" w:hAnsi="Times New Roman" w:cs="Times New Roman"/>
-          <w:lang w:val="tr-TR"/>
-        </w:rPr>
-        <w:t xml:space="preserve"> Amonyak üretim tesisi</w:t>
-      </w:r>
     </w:p>
     <w:p>
       <w:pPr>
@@ -4242,7 +4355,7 @@
     <w:p>
       <w:pPr>
         <w:keepNext/>
-        <w:shd w:val="clear" w:color="auto" w:fill="FFC000"/>
+        <w:shd w:val="clear" w:color="auto" w:fill="E97132"/>
         <w:jc w:val="both"/>
         <w:rPr>
           <w:rFonts w:ascii="Times New Roman" w:hAnsi="Times New Roman" w:cs="Times New Roman"/>
@@ -4258,7 +4371,7 @@
           <w:bCs/>
           <w:lang w:val="tr-TR"/>
         </w:rPr>
-        <w:t xml:space="preserve">Sıra Sizde 2.5.</w:t>
+        <w:t xml:space="preserve">Bilgi Köşesi 2.1.</w:t>
       </w:r>
     </w:p>
     <w:p>
@@ -4274,7 +4387,52 @@
           <w:rFonts w:ascii="Times New Roman" w:hAnsi="Times New Roman" w:cs="Times New Roman"/>
           <w:lang w:val="tr-TR"/>
         </w:rPr>
-        <w:t xml:space="preserve">1. Aşağıdaki tabloda verilen dengelere yapılan etkiler sonucunda dengenin kayma yönünü ve K değerinin değişip değişmediğini belirleyiniz.</w:t>
+        <w:t xml:space="preserve">Tarımda gübre üretiminin temel hammaddesi olan amonyak, endüstride Haber-Bosch yöntemiyle azot ve hidrojen gazlarından üretilir: N</w:t>
+      </w:r>
+      <w:r>
+        <w:rPr>
+          <w:rFonts w:ascii="Times New Roman" w:hAnsi="Times New Roman" w:cs="Times New Roman"/>
+          <w:vertAlign w:val="subscript"/>
+          <w:lang w:val="tr-TR"/>
+        </w:rPr>
+        <w:t xml:space="preserve">2</w:t>
+      </w:r>
+      <w:r>
+        <w:rPr>
+          <w:rFonts w:ascii="Times New Roman" w:hAnsi="Times New Roman" w:cs="Times New Roman"/>
+          <w:lang w:val="tr-TR"/>
+        </w:rPr>
+        <w:t xml:space="preserve">(g) + 3H</w:t>
+      </w:r>
+      <w:r>
+        <w:rPr>
+          <w:rFonts w:ascii="Times New Roman" w:hAnsi="Times New Roman" w:cs="Times New Roman"/>
+          <w:vertAlign w:val="subscript"/>
+          <w:lang w:val="tr-TR"/>
+        </w:rPr>
+        <w:t xml:space="preserve">2</w:t>
+      </w:r>
+      <w:r>
+        <w:rPr>
+          <w:rFonts w:ascii="Times New Roman" w:hAnsi="Times New Roman" w:cs="Times New Roman"/>
+          <w:lang w:val="tr-TR"/>
+        </w:rPr>
+        <w:t xml:space="preserve">(g) ⇌ 2NH</w:t>
+      </w:r>
+      <w:r>
+        <w:rPr>
+          <w:rFonts w:ascii="Times New Roman" w:hAnsi="Times New Roman" w:cs="Times New Roman"/>
+          <w:vertAlign w:val="subscript"/>
+          <w:lang w:val="tr-TR"/>
+        </w:rPr>
+        <w:t xml:space="preserve">3</w:t>
+      </w:r>
+      <w:r>
+        <w:rPr>
+          <w:rFonts w:ascii="Times New Roman" w:hAnsi="Times New Roman" w:cs="Times New Roman"/>
+          <w:lang w:val="tr-TR"/>
+        </w:rPr>
+        <w:t xml:space="preserve">(g)  ΔH° = −92 kJ. Tepkime ekzotermik olduğu için düşük sıcaklık dengeyi amonyak yönüne kaydırır; ancak düşük sıcaklıkta tepkime çok yavaştır. Bu nedenle uygulamada yaklaşık 400-450 °C gibi orta düzey bir sıcaklık seçilir ve demir katalizör kullanılarak dengeye kısa sürede ulaşılması sağlanır. Tepkimede 4 mol gazdan 2 mol gaz oluştuğu için yüksek basınç (yaklaşık 150-250 atm) amonyak verimini artırır. Oluşan amonyak soğutularak sıvılaştırılır ve ortamdan uzaklaştırılır; böylece denge sürekli ürünler yönüne kayar. Bu yöntemde kullanılan hidrojen çoğunlukla doğal gazdan elde edildiği için önemli miktarda sera gazı salınır. Haber-Bosch yönteminin yenilenebilir enerjiyle üretilen yeşil hidrojen kullanılarak nasıl daha sürdürülebilir hâle getirilebileceğini araştırabilirsiniz. Ayrıca sürdürülebilir kalkınma hedefleri çerçevesinde enerji üretiminde kullanılan tepkimelerin denge durumunun enerji verimliliğine etkisini araştırarak verimliliği artırmaya yönelik yenilikçi fikirler geliştirebilirsiniz.</w:t>
       </w:r>
     </w:p>
     <w:tbl>
@@ -4282,958 +4440,68 @@
         <w:tblW w:w="9000" w:type="dxa"/>
         <w:jc w:val="center"/>
         <w:tblBorders>
-          <w:top w:val="single" w:sz="4" w:space="0" w:color="auto"/>
-          <w:left w:val="single" w:sz="4" w:space="0" w:color="auto"/>
-          <w:bottom w:val="single" w:sz="4" w:space="0" w:color="auto"/>
-          <w:right w:val="single" w:sz="4" w:space="0" w:color="auto"/>
-          <w:insideH w:val="single" w:sz="4" w:space="0" w:color="auto"/>
-          <w:insideV w:val="single" w:sz="4" w:space="0" w:color="auto"/>
+          <w:top w:val="single" w:sz="8" w:space="0" w:color="7F7F7F"/>
+          <w:left w:val="single" w:sz="8" w:space="0" w:color="7F7F7F"/>
+          <w:bottom w:val="single" w:sz="8" w:space="0" w:color="7F7F7F"/>
+          <w:right w:val="single" w:sz="8" w:space="0" w:color="7F7F7F"/>
         </w:tblBorders>
-        <w:tblLayout w:type="fixed"/>
-        <w:tblLook w:val="04A0"/>
       </w:tblPr>
       <w:tblGrid>
-        <w:gridCol w:w="3800"/>
-        <w:gridCol w:w="2600"/>
-        <w:gridCol w:w="1700"/>
-        <w:gridCol w:w="900"/>
+        <w:gridCol w:w="9000"/>
       </w:tblGrid>
       <w:tr>
         <w:tc>
           <w:tcPr>
-            <w:tcW w:w="3800" w:type="dxa"/>
-            <w:shd w:val="clear" w:color="auto" w:fill="D9E2F3"/>
-            <w:vAlign w:val="center"/>
+            <w:tcW w:w="9000" w:type="dxa"/>
+            <w:shd w:val="clear" w:color="auto" w:fill="EDEDED"/>
           </w:tcPr>
           <w:p>
             <w:pPr>
-              <w:jc w:val="left"/>
-              <w:rPr>
-                <w:rFonts w:ascii="Times New Roman" w:hAnsi="Times New Roman" w:cs="Times New Roman"/>
-                <w:b/>
-                <w:bCs/>
+              <w:jc w:val="both"/>
+              <w:rPr>
+                <w:rFonts w:ascii="Times New Roman" w:hAnsi="Times New Roman" w:cs="Times New Roman"/>
                 <w:lang w:val="tr-TR"/>
               </w:rPr>
             </w:pPr>
             <w:r>
               <w:rPr>
                 <w:rFonts w:ascii="Times New Roman" w:hAnsi="Times New Roman" w:cs="Times New Roman"/>
-                <w:b/>
-                <w:bCs/>
-                <w:sz w:val="20"/>
-                <w:szCs w:val="20"/>
-                <w:lang w:val="tr-TR"/>
-              </w:rPr>
-              <w:t xml:space="preserve">Denge</w:t>
+                <w:lang w:val="tr-TR"/>
+              </w:rPr>
+              <w:t xml:space="preserve">GÖRSEL ALANI (Shutterstock)</w:t>
             </w:r>
           </w:p>
-        </w:tc>
-        <w:tc>
-          <w:tcPr>
-            <w:tcW w:w="2600" w:type="dxa"/>
-            <w:shd w:val="clear" w:color="auto" w:fill="D9E2F3"/>
-            <w:vAlign w:val="center"/>
-          </w:tcPr>
           <w:p>
             <w:pPr>
-              <w:jc w:val="left"/>
-              <w:rPr>
-                <w:rFonts w:ascii="Times New Roman" w:hAnsi="Times New Roman" w:cs="Times New Roman"/>
-                <w:b/>
-                <w:bCs/>
+              <w:jc w:val="both"/>
+              <w:rPr>
+                <w:rFonts w:ascii="Times New Roman" w:hAnsi="Times New Roman" w:cs="Times New Roman"/>
                 <w:lang w:val="tr-TR"/>
               </w:rPr>
             </w:pPr>
             <w:r>
               <w:rPr>
                 <w:rFonts w:ascii="Times New Roman" w:hAnsi="Times New Roman" w:cs="Times New Roman"/>
-                <w:b/>
-                <w:bCs/>
-                <w:sz w:val="20"/>
-                <w:szCs w:val="20"/>
-                <w:lang w:val="tr-TR"/>
-              </w:rPr>
-              <w:t xml:space="preserve">Etki</w:t>
+                <w:lang w:val="tr-TR"/>
+              </w:rPr>
+              <w:t xml:space="preserve">Tarif: Bir gübre/amonyak üretim tesisinin genel görünümü (reaktör kuleleri, borular); logo görünmeyen.</w:t>
             </w:r>
           </w:p>
-        </w:tc>
-        <w:tc>
-          <w:tcPr>
-            <w:tcW w:w="1700" w:type="dxa"/>
-            <w:shd w:val="clear" w:color="auto" w:fill="D9E2F3"/>
-            <w:vAlign w:val="center"/>
-          </w:tcPr>
           <w:p>
             <w:pPr>
-              <w:jc w:val="left"/>
-              <w:rPr>
-                <w:rFonts w:ascii="Times New Roman" w:hAnsi="Times New Roman" w:cs="Times New Roman"/>
-                <w:b/>
-                <w:bCs/>
+              <w:jc w:val="both"/>
+              <w:rPr>
+                <w:rFonts w:ascii="Times New Roman" w:hAnsi="Times New Roman" w:cs="Times New Roman"/>
                 <w:lang w:val="tr-TR"/>
               </w:rPr>
             </w:pPr>
             <w:r>
               <w:rPr>
                 <w:rFonts w:ascii="Times New Roman" w:hAnsi="Times New Roman" w:cs="Times New Roman"/>
-                <w:b/>
-                <w:bCs/>
-                <w:sz w:val="20"/>
-                <w:szCs w:val="20"/>
-                <w:lang w:val="tr-TR"/>
-              </w:rPr>
-              <w:t xml:space="preserve">Kayma yönü</w:t>
-            </w:r>
-          </w:p>
-        </w:tc>
-        <w:tc>
-          <w:tcPr>
-            <w:tcW w:w="900" w:type="dxa"/>
-            <w:shd w:val="clear" w:color="auto" w:fill="D9E2F3"/>
-            <w:vAlign w:val="center"/>
-          </w:tcPr>
-          <w:p>
-            <w:pPr>
-              <w:jc w:val="left"/>
-              <w:rPr>
-                <w:rFonts w:ascii="Times New Roman" w:hAnsi="Times New Roman" w:cs="Times New Roman"/>
-                <w:b/>
-                <w:bCs/>
-                <w:lang w:val="tr-TR"/>
-              </w:rPr>
-            </w:pPr>
-            <w:r>
-              <w:rPr>
-                <w:rFonts w:ascii="Times New Roman" w:hAnsi="Times New Roman" w:cs="Times New Roman"/>
-                <w:b/>
-                <w:bCs/>
-                <w:sz w:val="20"/>
-                <w:szCs w:val="20"/>
-                <w:lang w:val="tr-TR"/>
-              </w:rPr>
-              <w:t xml:space="preserve">K</w:t>
-            </w:r>
-          </w:p>
-        </w:tc>
-      </w:tr>
-      <w:tr>
-        <w:trPr>
-          <w:trHeight w:val="450"/>
-        </w:trPr>
-        <w:tc>
-          <w:tcPr>
-            <w:tcW w:w="3800" w:type="dxa"/>
-            <w:vAlign w:val="center"/>
-          </w:tcPr>
-          <w:p>
-            <w:pPr>
-              <w:jc w:val="left"/>
-              <w:rPr>
-                <w:rFonts w:ascii="Times New Roman" w:hAnsi="Times New Roman" w:cs="Times New Roman"/>
-                <w:lang w:val="tr-TR"/>
-              </w:rPr>
-            </w:pPr>
-            <w:r>
-              <w:rPr>
-                <w:rFonts w:ascii="Times New Roman" w:hAnsi="Times New Roman" w:cs="Times New Roman"/>
-                <w:sz w:val="20"/>
-                <w:szCs w:val="20"/>
-                <w:lang w:val="tr-TR"/>
-              </w:rPr>
-              <w:t xml:space="preserve">N</w:t>
-            </w:r>
-            <w:r>
-              <w:rPr>
-                <w:rFonts w:ascii="Times New Roman" w:hAnsi="Times New Roman" w:cs="Times New Roman"/>
-                <w:sz w:val="20"/>
-                <w:szCs w:val="20"/>
-                <w:vertAlign w:val="subscript"/>
-                <w:lang w:val="tr-TR"/>
-              </w:rPr>
-              <w:t xml:space="preserve">2</w:t>
-            </w:r>
-            <w:r>
-              <w:rPr>
-                <w:rFonts w:ascii="Times New Roman" w:hAnsi="Times New Roman" w:cs="Times New Roman"/>
-                <w:sz w:val="20"/>
-                <w:szCs w:val="20"/>
-                <w:lang w:val="tr-TR"/>
-              </w:rPr>
-              <w:t xml:space="preserve">(g) + O</w:t>
-            </w:r>
-            <w:r>
-              <w:rPr>
-                <w:rFonts w:ascii="Times New Roman" w:hAnsi="Times New Roman" w:cs="Times New Roman"/>
-                <w:sz w:val="20"/>
-                <w:szCs w:val="20"/>
-                <w:vertAlign w:val="subscript"/>
-                <w:lang w:val="tr-TR"/>
-              </w:rPr>
-              <w:t xml:space="preserve">2</w:t>
-            </w:r>
-            <w:r>
-              <w:rPr>
-                <w:rFonts w:ascii="Times New Roman" w:hAnsi="Times New Roman" w:cs="Times New Roman"/>
-                <w:sz w:val="20"/>
-                <w:szCs w:val="20"/>
-                <w:lang w:val="tr-TR"/>
-              </w:rPr>
-              <w:t xml:space="preserve">(g) ⇌ 2NO(g)  ΔH° &gt; 0</w:t>
-            </w:r>
-          </w:p>
-        </w:tc>
-        <w:tc>
-          <w:tcPr>
-            <w:tcW w:w="2600" w:type="dxa"/>
-            <w:vAlign w:val="center"/>
-          </w:tcPr>
-          <w:p>
-            <w:pPr>
-              <w:jc w:val="left"/>
-              <w:rPr>
-                <w:rFonts w:ascii="Times New Roman" w:hAnsi="Times New Roman" w:cs="Times New Roman"/>
-                <w:lang w:val="tr-TR"/>
-              </w:rPr>
-            </w:pPr>
-            <w:r>
-              <w:rPr>
-                <w:rFonts w:ascii="Times New Roman" w:hAnsi="Times New Roman" w:cs="Times New Roman"/>
-                <w:sz w:val="20"/>
-                <w:szCs w:val="20"/>
-                <w:lang w:val="tr-TR"/>
-              </w:rPr>
-              <w:t xml:space="preserve">Sıcaklığı artırmak</w:t>
-            </w:r>
-          </w:p>
-        </w:tc>
-        <w:tc>
-          <w:tcPr>
-            <w:tcW w:w="1700" w:type="dxa"/>
-            <w:vAlign w:val="center"/>
-          </w:tcPr>
-          <w:p>
-            <w:pPr>
-              <w:jc w:val="left"/>
-              <w:rPr>
-                <w:rFonts w:ascii="Times New Roman" w:hAnsi="Times New Roman" w:cs="Times New Roman"/>
-                <w:lang w:val="tr-TR"/>
-              </w:rPr>
-            </w:pPr>
-          </w:p>
-        </w:tc>
-        <w:tc>
-          <w:tcPr>
-            <w:tcW w:w="900" w:type="dxa"/>
-            <w:vAlign w:val="center"/>
-          </w:tcPr>
-          <w:p>
-            <w:pPr>
-              <w:jc w:val="left"/>
-              <w:rPr>
-                <w:rFonts w:ascii="Times New Roman" w:hAnsi="Times New Roman" w:cs="Times New Roman"/>
-                <w:lang w:val="tr-TR"/>
-              </w:rPr>
-            </w:pPr>
-          </w:p>
-        </w:tc>
-      </w:tr>
-      <w:tr>
-        <w:trPr>
-          <w:trHeight w:val="450"/>
-        </w:trPr>
-        <w:tc>
-          <w:tcPr>
-            <w:tcW w:w="3800" w:type="dxa"/>
-            <w:vAlign w:val="center"/>
-          </w:tcPr>
-          <w:p>
-            <w:pPr>
-              <w:jc w:val="left"/>
-              <w:rPr>
-                <w:rFonts w:ascii="Times New Roman" w:hAnsi="Times New Roman" w:cs="Times New Roman"/>
-                <w:lang w:val="tr-TR"/>
-              </w:rPr>
-            </w:pPr>
-            <w:r>
-              <w:rPr>
-                <w:rFonts w:ascii="Times New Roman" w:hAnsi="Times New Roman" w:cs="Times New Roman"/>
-                <w:sz w:val="20"/>
-                <w:szCs w:val="20"/>
-                <w:lang w:val="tr-TR"/>
-              </w:rPr>
-              <w:t xml:space="preserve">PCl</w:t>
-            </w:r>
-            <w:r>
-              <w:rPr>
-                <w:rFonts w:ascii="Times New Roman" w:hAnsi="Times New Roman" w:cs="Times New Roman"/>
-                <w:sz w:val="20"/>
-                <w:szCs w:val="20"/>
-                <w:vertAlign w:val="subscript"/>
-                <w:lang w:val="tr-TR"/>
-              </w:rPr>
-              <w:t xml:space="preserve">5</w:t>
-            </w:r>
-            <w:r>
-              <w:rPr>
-                <w:rFonts w:ascii="Times New Roman" w:hAnsi="Times New Roman" w:cs="Times New Roman"/>
-                <w:sz w:val="20"/>
-                <w:szCs w:val="20"/>
-                <w:lang w:val="tr-TR"/>
-              </w:rPr>
-              <w:t xml:space="preserve">(g) ⇌ PCl</w:t>
-            </w:r>
-            <w:r>
-              <w:rPr>
-                <w:rFonts w:ascii="Times New Roman" w:hAnsi="Times New Roman" w:cs="Times New Roman"/>
-                <w:sz w:val="20"/>
-                <w:szCs w:val="20"/>
-                <w:vertAlign w:val="subscript"/>
-                <w:lang w:val="tr-TR"/>
-              </w:rPr>
-              <w:t xml:space="preserve">3</w:t>
-            </w:r>
-            <w:r>
-              <w:rPr>
-                <w:rFonts w:ascii="Times New Roman" w:hAnsi="Times New Roman" w:cs="Times New Roman"/>
-                <w:sz w:val="20"/>
-                <w:szCs w:val="20"/>
-                <w:lang w:val="tr-TR"/>
-              </w:rPr>
-              <w:t xml:space="preserve">(g) + Cl</w:t>
-            </w:r>
-            <w:r>
-              <w:rPr>
-                <w:rFonts w:ascii="Times New Roman" w:hAnsi="Times New Roman" w:cs="Times New Roman"/>
-                <w:sz w:val="20"/>
-                <w:szCs w:val="20"/>
-                <w:vertAlign w:val="subscript"/>
-                <w:lang w:val="tr-TR"/>
-              </w:rPr>
-              <w:t xml:space="preserve">2</w:t>
-            </w:r>
-            <w:r>
-              <w:rPr>
-                <w:rFonts w:ascii="Times New Roman" w:hAnsi="Times New Roman" w:cs="Times New Roman"/>
-                <w:sz w:val="20"/>
-                <w:szCs w:val="20"/>
-                <w:lang w:val="tr-TR"/>
-              </w:rPr>
-              <w:t xml:space="preserve">(g)</w:t>
-            </w:r>
-          </w:p>
-        </w:tc>
-        <w:tc>
-          <w:tcPr>
-            <w:tcW w:w="2600" w:type="dxa"/>
-            <w:vAlign w:val="center"/>
-          </w:tcPr>
-          <w:p>
-            <w:pPr>
-              <w:jc w:val="left"/>
-              <w:rPr>
-                <w:rFonts w:ascii="Times New Roman" w:hAnsi="Times New Roman" w:cs="Times New Roman"/>
-                <w:lang w:val="tr-TR"/>
-              </w:rPr>
-            </w:pPr>
-            <w:r>
-              <w:rPr>
-                <w:rFonts w:ascii="Times New Roman" w:hAnsi="Times New Roman" w:cs="Times New Roman"/>
-                <w:sz w:val="20"/>
-                <w:szCs w:val="20"/>
-                <w:lang w:val="tr-TR"/>
-              </w:rPr>
-              <w:t xml:space="preserve">Hacmi büyütmek</w:t>
-            </w:r>
-          </w:p>
-        </w:tc>
-        <w:tc>
-          <w:tcPr>
-            <w:tcW w:w="1700" w:type="dxa"/>
-            <w:vAlign w:val="center"/>
-          </w:tcPr>
-          <w:p>
-            <w:pPr>
-              <w:jc w:val="left"/>
-              <w:rPr>
-                <w:rFonts w:ascii="Times New Roman" w:hAnsi="Times New Roman" w:cs="Times New Roman"/>
-                <w:lang w:val="tr-TR"/>
-              </w:rPr>
-            </w:pPr>
-          </w:p>
-        </w:tc>
-        <w:tc>
-          <w:tcPr>
-            <w:tcW w:w="900" w:type="dxa"/>
-            <w:vAlign w:val="center"/>
-          </w:tcPr>
-          <w:p>
-            <w:pPr>
-              <w:jc w:val="left"/>
-              <w:rPr>
-                <w:rFonts w:ascii="Times New Roman" w:hAnsi="Times New Roman" w:cs="Times New Roman"/>
-                <w:lang w:val="tr-TR"/>
-              </w:rPr>
-            </w:pPr>
-          </w:p>
-        </w:tc>
-      </w:tr>
-      <w:tr>
-        <w:trPr>
-          <w:trHeight w:val="450"/>
-        </w:trPr>
-        <w:tc>
-          <w:tcPr>
-            <w:tcW w:w="3800" w:type="dxa"/>
-            <w:vAlign w:val="center"/>
-          </w:tcPr>
-          <w:p>
-            <w:pPr>
-              <w:jc w:val="left"/>
-              <w:rPr>
-                <w:rFonts w:ascii="Times New Roman" w:hAnsi="Times New Roman" w:cs="Times New Roman"/>
-                <w:lang w:val="tr-TR"/>
-              </w:rPr>
-            </w:pPr>
-            <w:r>
-              <w:rPr>
-                <w:rFonts w:ascii="Times New Roman" w:hAnsi="Times New Roman" w:cs="Times New Roman"/>
-                <w:sz w:val="20"/>
-                <w:szCs w:val="20"/>
-                <w:lang w:val="tr-TR"/>
-              </w:rPr>
-              <w:t xml:space="preserve">H</w:t>
-            </w:r>
-            <w:r>
-              <w:rPr>
-                <w:rFonts w:ascii="Times New Roman" w:hAnsi="Times New Roman" w:cs="Times New Roman"/>
-                <w:sz w:val="20"/>
-                <w:szCs w:val="20"/>
-                <w:vertAlign w:val="subscript"/>
-                <w:lang w:val="tr-TR"/>
-              </w:rPr>
-              <w:t xml:space="preserve">2</w:t>
-            </w:r>
-            <w:r>
-              <w:rPr>
-                <w:rFonts w:ascii="Times New Roman" w:hAnsi="Times New Roman" w:cs="Times New Roman"/>
-                <w:sz w:val="20"/>
-                <w:szCs w:val="20"/>
-                <w:lang w:val="tr-TR"/>
-              </w:rPr>
-              <w:t xml:space="preserve">(g) + I</w:t>
-            </w:r>
-            <w:r>
-              <w:rPr>
-                <w:rFonts w:ascii="Times New Roman" w:hAnsi="Times New Roman" w:cs="Times New Roman"/>
-                <w:sz w:val="20"/>
-                <w:szCs w:val="20"/>
-                <w:vertAlign w:val="subscript"/>
-                <w:lang w:val="tr-TR"/>
-              </w:rPr>
-              <w:t xml:space="preserve">2</w:t>
-            </w:r>
-            <w:r>
-              <w:rPr>
-                <w:rFonts w:ascii="Times New Roman" w:hAnsi="Times New Roman" w:cs="Times New Roman"/>
-                <w:sz w:val="20"/>
-                <w:szCs w:val="20"/>
-                <w:lang w:val="tr-TR"/>
-              </w:rPr>
-              <w:t xml:space="preserve">(g) ⇌ 2HI(g)</w:t>
-            </w:r>
-          </w:p>
-        </w:tc>
-        <w:tc>
-          <w:tcPr>
-            <w:tcW w:w="2600" w:type="dxa"/>
-            <w:vAlign w:val="center"/>
-          </w:tcPr>
-          <w:p>
-            <w:pPr>
-              <w:jc w:val="left"/>
-              <w:rPr>
-                <w:rFonts w:ascii="Times New Roman" w:hAnsi="Times New Roman" w:cs="Times New Roman"/>
-                <w:lang w:val="tr-TR"/>
-              </w:rPr>
-            </w:pPr>
-            <w:r>
-              <w:rPr>
-                <w:rFonts w:ascii="Times New Roman" w:hAnsi="Times New Roman" w:cs="Times New Roman"/>
-                <w:sz w:val="20"/>
-                <w:szCs w:val="20"/>
-                <w:lang w:val="tr-TR"/>
-              </w:rPr>
-              <w:t xml:space="preserve">Basıncı artırmak (hacmi küçültmek)</w:t>
-            </w:r>
-          </w:p>
-        </w:tc>
-        <w:tc>
-          <w:tcPr>
-            <w:tcW w:w="1700" w:type="dxa"/>
-            <w:vAlign w:val="center"/>
-          </w:tcPr>
-          <w:p>
-            <w:pPr>
-              <w:jc w:val="left"/>
-              <w:rPr>
-                <w:rFonts w:ascii="Times New Roman" w:hAnsi="Times New Roman" w:cs="Times New Roman"/>
-                <w:lang w:val="tr-TR"/>
-              </w:rPr>
-            </w:pPr>
-          </w:p>
-        </w:tc>
-        <w:tc>
-          <w:tcPr>
-            <w:tcW w:w="900" w:type="dxa"/>
-            <w:vAlign w:val="center"/>
-          </w:tcPr>
-          <w:p>
-            <w:pPr>
-              <w:jc w:val="left"/>
-              <w:rPr>
-                <w:rFonts w:ascii="Times New Roman" w:hAnsi="Times New Roman" w:cs="Times New Roman"/>
-                <w:lang w:val="tr-TR"/>
-              </w:rPr>
-            </w:pPr>
-          </w:p>
-        </w:tc>
-      </w:tr>
-      <w:tr>
-        <w:trPr>
-          <w:trHeight w:val="450"/>
-        </w:trPr>
-        <w:tc>
-          <w:tcPr>
-            <w:tcW w:w="3800" w:type="dxa"/>
-            <w:vAlign w:val="center"/>
-          </w:tcPr>
-          <w:p>
-            <w:pPr>
-              <w:jc w:val="left"/>
-              <w:rPr>
-                <w:rFonts w:ascii="Times New Roman" w:hAnsi="Times New Roman" w:cs="Times New Roman"/>
-                <w:lang w:val="tr-TR"/>
-              </w:rPr>
-            </w:pPr>
-            <w:r>
-              <w:rPr>
-                <w:rFonts w:ascii="Times New Roman" w:hAnsi="Times New Roman" w:cs="Times New Roman"/>
-                <w:sz w:val="20"/>
-                <w:szCs w:val="20"/>
-                <w:lang w:val="tr-TR"/>
-              </w:rPr>
-              <w:t xml:space="preserve">CaCO</w:t>
-            </w:r>
-            <w:r>
-              <w:rPr>
-                <w:rFonts w:ascii="Times New Roman" w:hAnsi="Times New Roman" w:cs="Times New Roman"/>
-                <w:sz w:val="20"/>
-                <w:szCs w:val="20"/>
-                <w:vertAlign w:val="subscript"/>
-                <w:lang w:val="tr-TR"/>
-              </w:rPr>
-              <w:t xml:space="preserve">3</w:t>
-            </w:r>
-            <w:r>
-              <w:rPr>
-                <w:rFonts w:ascii="Times New Roman" w:hAnsi="Times New Roman" w:cs="Times New Roman"/>
-                <w:sz w:val="20"/>
-                <w:szCs w:val="20"/>
-                <w:lang w:val="tr-TR"/>
-              </w:rPr>
-              <w:t xml:space="preserve">(k) ⇌ CaO(k) + CO</w:t>
-            </w:r>
-            <w:r>
-              <w:rPr>
-                <w:rFonts w:ascii="Times New Roman" w:hAnsi="Times New Roman" w:cs="Times New Roman"/>
-                <w:sz w:val="20"/>
-                <w:szCs w:val="20"/>
-                <w:vertAlign w:val="subscript"/>
-                <w:lang w:val="tr-TR"/>
-              </w:rPr>
-              <w:t xml:space="preserve">2</w:t>
-            </w:r>
-            <w:r>
-              <w:rPr>
-                <w:rFonts w:ascii="Times New Roman" w:hAnsi="Times New Roman" w:cs="Times New Roman"/>
-                <w:sz w:val="20"/>
-                <w:szCs w:val="20"/>
-                <w:lang w:val="tr-TR"/>
-              </w:rPr>
-              <w:t xml:space="preserve">(g)</w:t>
-            </w:r>
-          </w:p>
-        </w:tc>
-        <w:tc>
-          <w:tcPr>
-            <w:tcW w:w="2600" w:type="dxa"/>
-            <w:vAlign w:val="center"/>
-          </w:tcPr>
-          <w:p>
-            <w:pPr>
-              <w:jc w:val="left"/>
-              <w:rPr>
-                <w:rFonts w:ascii="Times New Roman" w:hAnsi="Times New Roman" w:cs="Times New Roman"/>
-                <w:lang w:val="tr-TR"/>
-              </w:rPr>
-            </w:pPr>
-            <w:r>
-              <w:rPr>
-                <w:rFonts w:ascii="Times New Roman" w:hAnsi="Times New Roman" w:cs="Times New Roman"/>
-                <w:sz w:val="20"/>
-                <w:szCs w:val="20"/>
-                <w:lang w:val="tr-TR"/>
-              </w:rPr>
-              <w:t xml:space="preserve">Kaba CaCO</w:t>
-            </w:r>
-            <w:r>
-              <w:rPr>
-                <w:rFonts w:ascii="Times New Roman" w:hAnsi="Times New Roman" w:cs="Times New Roman"/>
-                <w:sz w:val="20"/>
-                <w:szCs w:val="20"/>
-                <w:vertAlign w:val="subscript"/>
-                <w:lang w:val="tr-TR"/>
-              </w:rPr>
-              <w:t xml:space="preserve">3</w:t>
-            </w:r>
-            <w:r>
-              <w:rPr>
-                <w:rFonts w:ascii="Times New Roman" w:hAnsi="Times New Roman" w:cs="Times New Roman"/>
-                <w:sz w:val="20"/>
-                <w:szCs w:val="20"/>
-                <w:lang w:val="tr-TR"/>
-              </w:rPr>
-              <w:t xml:space="preserve">(k) eklemek</w:t>
-            </w:r>
-          </w:p>
-        </w:tc>
-        <w:tc>
-          <w:tcPr>
-            <w:tcW w:w="1700" w:type="dxa"/>
-            <w:vAlign w:val="center"/>
-          </w:tcPr>
-          <w:p>
-            <w:pPr>
-              <w:jc w:val="left"/>
-              <w:rPr>
-                <w:rFonts w:ascii="Times New Roman" w:hAnsi="Times New Roman" w:cs="Times New Roman"/>
-                <w:lang w:val="tr-TR"/>
-              </w:rPr>
-            </w:pPr>
-          </w:p>
-        </w:tc>
-        <w:tc>
-          <w:tcPr>
-            <w:tcW w:w="900" w:type="dxa"/>
-            <w:vAlign w:val="center"/>
-          </w:tcPr>
-          <w:p>
-            <w:pPr>
-              <w:jc w:val="left"/>
-              <w:rPr>
-                <w:rFonts w:ascii="Times New Roman" w:hAnsi="Times New Roman" w:cs="Times New Roman"/>
-                <w:lang w:val="tr-TR"/>
-              </w:rPr>
-            </w:pPr>
-          </w:p>
-        </w:tc>
-      </w:tr>
-      <w:tr>
-        <w:trPr>
-          <w:trHeight w:val="450"/>
-        </w:trPr>
-        <w:tc>
-          <w:tcPr>
-            <w:tcW w:w="3800" w:type="dxa"/>
-            <w:vAlign w:val="center"/>
-          </w:tcPr>
-          <w:p>
-            <w:pPr>
-              <w:jc w:val="left"/>
-              <w:rPr>
-                <w:rFonts w:ascii="Times New Roman" w:hAnsi="Times New Roman" w:cs="Times New Roman"/>
-                <w:lang w:val="tr-TR"/>
-              </w:rPr>
-            </w:pPr>
-            <w:r>
-              <w:rPr>
-                <w:rFonts w:ascii="Times New Roman" w:hAnsi="Times New Roman" w:cs="Times New Roman"/>
-                <w:sz w:val="20"/>
-                <w:szCs w:val="20"/>
-                <w:lang w:val="tr-TR"/>
-              </w:rPr>
-              <w:t xml:space="preserve">Fe</w:t>
-            </w:r>
-            <w:r>
-              <w:rPr>
-                <w:rFonts w:ascii="Times New Roman" w:hAnsi="Times New Roman" w:cs="Times New Roman"/>
-                <w:sz w:val="20"/>
-                <w:szCs w:val="20"/>
-                <w:vertAlign w:val="superscript"/>
-                <w:lang w:val="tr-TR"/>
-              </w:rPr>
-              <w:t xml:space="preserve">3+</w:t>
-            </w:r>
-            <w:r>
-              <w:rPr>
-                <w:rFonts w:ascii="Times New Roman" w:hAnsi="Times New Roman" w:cs="Times New Roman"/>
-                <w:sz w:val="20"/>
-                <w:szCs w:val="20"/>
-                <w:lang w:val="tr-TR"/>
-              </w:rPr>
-              <w:t xml:space="preserve">(suda) + SCN</w:t>
-            </w:r>
-            <w:r>
-              <w:rPr>
-                <w:rFonts w:ascii="Times New Roman" w:hAnsi="Times New Roman" w:cs="Times New Roman"/>
-                <w:sz w:val="20"/>
-                <w:szCs w:val="20"/>
-                <w:vertAlign w:val="superscript"/>
-                <w:lang w:val="tr-TR"/>
-              </w:rPr>
-              <w:t xml:space="preserve">−</w:t>
-            </w:r>
-            <w:r>
-              <w:rPr>
-                <w:rFonts w:ascii="Times New Roman" w:hAnsi="Times New Roman" w:cs="Times New Roman"/>
-                <w:sz w:val="20"/>
-                <w:szCs w:val="20"/>
-                <w:lang w:val="tr-TR"/>
-              </w:rPr>
-              <w:t xml:space="preserve">(suda) ⇌ FeSCN</w:t>
-            </w:r>
-            <w:r>
-              <w:rPr>
-                <w:rFonts w:ascii="Times New Roman" w:hAnsi="Times New Roman" w:cs="Times New Roman"/>
-                <w:sz w:val="20"/>
-                <w:szCs w:val="20"/>
-                <w:vertAlign w:val="superscript"/>
-                <w:lang w:val="tr-TR"/>
-              </w:rPr>
-              <w:t xml:space="preserve">2+</w:t>
-            </w:r>
-            <w:r>
-              <w:rPr>
-                <w:rFonts w:ascii="Times New Roman" w:hAnsi="Times New Roman" w:cs="Times New Roman"/>
-                <w:sz w:val="20"/>
-                <w:szCs w:val="20"/>
-                <w:lang w:val="tr-TR"/>
-              </w:rPr>
-              <w:t xml:space="preserve">(suda)</w:t>
-            </w:r>
-          </w:p>
-        </w:tc>
-        <w:tc>
-          <w:tcPr>
-            <w:tcW w:w="2600" w:type="dxa"/>
-            <w:vAlign w:val="center"/>
-          </w:tcPr>
-          <w:p>
-            <w:pPr>
-              <w:jc w:val="left"/>
-              <w:rPr>
-                <w:rFonts w:ascii="Times New Roman" w:hAnsi="Times New Roman" w:cs="Times New Roman"/>
-                <w:lang w:val="tr-TR"/>
-              </w:rPr>
-            </w:pPr>
-            <w:r>
-              <w:rPr>
-                <w:rFonts w:ascii="Times New Roman" w:hAnsi="Times New Roman" w:cs="Times New Roman"/>
-                <w:sz w:val="20"/>
-                <w:szCs w:val="20"/>
-                <w:lang w:val="tr-TR"/>
-              </w:rPr>
-              <w:t xml:space="preserve">Ortamdan Fe</w:t>
-            </w:r>
-            <w:r>
-              <w:rPr>
-                <w:rFonts w:ascii="Times New Roman" w:hAnsi="Times New Roman" w:cs="Times New Roman"/>
-                <w:sz w:val="20"/>
-                <w:szCs w:val="20"/>
-                <w:vertAlign w:val="superscript"/>
-                <w:lang w:val="tr-TR"/>
-              </w:rPr>
-              <w:t xml:space="preserve">3+</w:t>
-            </w:r>
-            <w:r>
-              <w:rPr>
-                <w:rFonts w:ascii="Times New Roman" w:hAnsi="Times New Roman" w:cs="Times New Roman"/>
-                <w:sz w:val="20"/>
-                <w:szCs w:val="20"/>
-                <w:lang w:val="tr-TR"/>
-              </w:rPr>
-              <w:t xml:space="preserve"> uzaklaştırmak</w:t>
-            </w:r>
-          </w:p>
-        </w:tc>
-        <w:tc>
-          <w:tcPr>
-            <w:tcW w:w="1700" w:type="dxa"/>
-            <w:vAlign w:val="center"/>
-          </w:tcPr>
-          <w:p>
-            <w:pPr>
-              <w:jc w:val="left"/>
-              <w:rPr>
-                <w:rFonts w:ascii="Times New Roman" w:hAnsi="Times New Roman" w:cs="Times New Roman"/>
-                <w:lang w:val="tr-TR"/>
-              </w:rPr>
-            </w:pPr>
-          </w:p>
-        </w:tc>
-        <w:tc>
-          <w:tcPr>
-            <w:tcW w:w="900" w:type="dxa"/>
-            <w:vAlign w:val="center"/>
-          </w:tcPr>
-          <w:p>
-            <w:pPr>
-              <w:jc w:val="left"/>
-              <w:rPr>
-                <w:rFonts w:ascii="Times New Roman" w:hAnsi="Times New Roman" w:cs="Times New Roman"/>
-                <w:lang w:val="tr-TR"/>
-              </w:rPr>
-            </w:pPr>
-          </w:p>
-        </w:tc>
-      </w:tr>
-      <w:tr>
-        <w:trPr>
-          <w:trHeight w:val="450"/>
-        </w:trPr>
-        <w:tc>
-          <w:tcPr>
-            <w:tcW w:w="3800" w:type="dxa"/>
-            <w:vAlign w:val="center"/>
-          </w:tcPr>
-          <w:p>
-            <w:pPr>
-              <w:jc w:val="left"/>
-              <w:rPr>
-                <w:rFonts w:ascii="Times New Roman" w:hAnsi="Times New Roman" w:cs="Times New Roman"/>
-                <w:lang w:val="tr-TR"/>
-              </w:rPr>
-            </w:pPr>
-            <w:r>
-              <w:rPr>
-                <w:rFonts w:ascii="Times New Roman" w:hAnsi="Times New Roman" w:cs="Times New Roman"/>
-                <w:sz w:val="20"/>
-                <w:szCs w:val="20"/>
-                <w:lang w:val="tr-TR"/>
-              </w:rPr>
-              <w:t xml:space="preserve">2SO</w:t>
-            </w:r>
-            <w:r>
-              <w:rPr>
-                <w:rFonts w:ascii="Times New Roman" w:hAnsi="Times New Roman" w:cs="Times New Roman"/>
-                <w:sz w:val="20"/>
-                <w:szCs w:val="20"/>
-                <w:vertAlign w:val="subscript"/>
-                <w:lang w:val="tr-TR"/>
-              </w:rPr>
-              <w:t xml:space="preserve">2</w:t>
-            </w:r>
-            <w:r>
-              <w:rPr>
-                <w:rFonts w:ascii="Times New Roman" w:hAnsi="Times New Roman" w:cs="Times New Roman"/>
-                <w:sz w:val="20"/>
-                <w:szCs w:val="20"/>
-                <w:lang w:val="tr-TR"/>
-              </w:rPr>
-              <w:t xml:space="preserve">(g) + O</w:t>
-            </w:r>
-            <w:r>
-              <w:rPr>
-                <w:rFonts w:ascii="Times New Roman" w:hAnsi="Times New Roman" w:cs="Times New Roman"/>
-                <w:sz w:val="20"/>
-                <w:szCs w:val="20"/>
-                <w:vertAlign w:val="subscript"/>
-                <w:lang w:val="tr-TR"/>
-              </w:rPr>
-              <w:t xml:space="preserve">2</w:t>
-            </w:r>
-            <w:r>
-              <w:rPr>
-                <w:rFonts w:ascii="Times New Roman" w:hAnsi="Times New Roman" w:cs="Times New Roman"/>
-                <w:sz w:val="20"/>
-                <w:szCs w:val="20"/>
-                <w:lang w:val="tr-TR"/>
-              </w:rPr>
-              <w:t xml:space="preserve">(g) ⇌ 2SO</w:t>
-            </w:r>
-            <w:r>
-              <w:rPr>
-                <w:rFonts w:ascii="Times New Roman" w:hAnsi="Times New Roman" w:cs="Times New Roman"/>
-                <w:sz w:val="20"/>
-                <w:szCs w:val="20"/>
-                <w:vertAlign w:val="subscript"/>
-                <w:lang w:val="tr-TR"/>
-              </w:rPr>
-              <w:t xml:space="preserve">3</w:t>
-            </w:r>
-            <w:r>
-              <w:rPr>
-                <w:rFonts w:ascii="Times New Roman" w:hAnsi="Times New Roman" w:cs="Times New Roman"/>
-                <w:sz w:val="20"/>
-                <w:szCs w:val="20"/>
-                <w:lang w:val="tr-TR"/>
-              </w:rPr>
-              <w:t xml:space="preserve">(g)</w:t>
-            </w:r>
-          </w:p>
-        </w:tc>
-        <w:tc>
-          <w:tcPr>
-            <w:tcW w:w="2600" w:type="dxa"/>
-            <w:vAlign w:val="center"/>
-          </w:tcPr>
-          <w:p>
-            <w:pPr>
-              <w:jc w:val="left"/>
-              <w:rPr>
-                <w:rFonts w:ascii="Times New Roman" w:hAnsi="Times New Roman" w:cs="Times New Roman"/>
-                <w:lang w:val="tr-TR"/>
-              </w:rPr>
-            </w:pPr>
-            <w:r>
-              <w:rPr>
-                <w:rFonts w:ascii="Times New Roman" w:hAnsi="Times New Roman" w:cs="Times New Roman"/>
-                <w:sz w:val="20"/>
-                <w:szCs w:val="20"/>
-                <w:lang w:val="tr-TR"/>
-              </w:rPr>
-              <w:t xml:space="preserve">Katalizör eklemek</w:t>
-            </w:r>
-          </w:p>
-        </w:tc>
-        <w:tc>
-          <w:tcPr>
-            <w:tcW w:w="1700" w:type="dxa"/>
-            <w:vAlign w:val="center"/>
-          </w:tcPr>
-          <w:p>
-            <w:pPr>
-              <w:jc w:val="left"/>
-              <w:rPr>
-                <w:rFonts w:ascii="Times New Roman" w:hAnsi="Times New Roman" w:cs="Times New Roman"/>
-                <w:lang w:val="tr-TR"/>
-              </w:rPr>
-            </w:pPr>
-          </w:p>
-        </w:tc>
-        <w:tc>
-          <w:tcPr>
-            <w:tcW w:w="900" w:type="dxa"/>
-            <w:vAlign w:val="center"/>
-          </w:tcPr>
-          <w:p>
-            <w:pPr>
-              <w:jc w:val="left"/>
-              <w:rPr>
-                <w:rFonts w:ascii="Times New Roman" w:hAnsi="Times New Roman" w:cs="Times New Roman"/>
-                <w:lang w:val="tr-TR"/>
-              </w:rPr>
-            </w:pPr>
+                <w:lang w:val="tr-TR"/>
+              </w:rPr>
+              <w:t xml:space="preserve">Shutter ID: 2179772243 (fotoğraf) — Ammonia production workshop at petrochemical plant</w:t>
+            </w:r>
           </w:p>
         </w:tc>
       </w:tr>
@@ -5249,147 +4517,27 @@
     </w:p>
     <w:p>
       <w:pPr>
-        <w:jc w:val="both"/>
-        <w:rPr>
-          <w:rFonts w:ascii="Times New Roman" w:hAnsi="Times New Roman" w:cs="Times New Roman"/>
-          <w:lang w:val="tr-TR"/>
-        </w:rPr>
-      </w:pPr>
-      <w:r>
-        <w:rPr>
-          <w:rFonts w:ascii="Times New Roman" w:hAnsi="Times New Roman" w:cs="Times New Roman"/>
-          <w:lang w:val="tr-TR"/>
-        </w:rPr>
-        <w:t xml:space="preserve">2. Gazozun buzdolabında saklanmasının nedenini ve kapağı açık bırakılan gazozun sıcak bir ortamda soğuk ortama göre daha çabuk gazını kaybetmesini CO</w:t>
-      </w:r>
-      <w:r>
-        <w:rPr>
-          <w:rFonts w:ascii="Times New Roman" w:hAnsi="Times New Roman" w:cs="Times New Roman"/>
-          <w:vertAlign w:val="subscript"/>
-          <w:lang w:val="tr-TR"/>
-        </w:rPr>
-        <w:t xml:space="preserve">2</w:t>
-      </w:r>
-      <w:r>
-        <w:rPr>
-          <w:rFonts w:ascii="Times New Roman" w:hAnsi="Times New Roman" w:cs="Times New Roman"/>
-          <w:lang w:val="tr-TR"/>
-        </w:rPr>
-        <w:t xml:space="preserve">(g) ⇌ CO</w:t>
-      </w:r>
-      <w:r>
-        <w:rPr>
-          <w:rFonts w:ascii="Times New Roman" w:hAnsi="Times New Roman" w:cs="Times New Roman"/>
-          <w:vertAlign w:val="subscript"/>
-          <w:lang w:val="tr-TR"/>
-        </w:rPr>
-        <w:t xml:space="preserve">2</w:t>
-      </w:r>
-      <w:r>
-        <w:rPr>
-          <w:rFonts w:ascii="Times New Roman" w:hAnsi="Times New Roman" w:cs="Times New Roman"/>
-          <w:lang w:val="tr-TR"/>
-        </w:rPr>
-        <w:t xml:space="preserve">(suda) dengesi ve Le Chatelier ilkesi ile açıklayınız. (CO</w:t>
-      </w:r>
-      <w:r>
-        <w:rPr>
-          <w:rFonts w:ascii="Times New Roman" w:hAnsi="Times New Roman" w:cs="Times New Roman"/>
-          <w:vertAlign w:val="subscript"/>
-          <w:lang w:val="tr-TR"/>
-        </w:rPr>
-        <w:t xml:space="preserve">2</w:t>
-      </w:r>
-      <w:r>
-        <w:rPr>
-          <w:rFonts w:ascii="Times New Roman" w:hAnsi="Times New Roman" w:cs="Times New Roman"/>
-          <w:lang w:val="tr-TR"/>
-        </w:rPr>
-        <w:t xml:space="preserve">’nin suda çözünmesi ekzotermiktir.)</w:t>
-      </w:r>
-    </w:p>
-    <w:p>
-      <w:pPr>
-        <w:ind w:left="720"/>
-        <w:jc w:val="both"/>
-        <w:rPr>
-          <w:rFonts w:ascii="Times New Roman" w:hAnsi="Times New Roman" w:cs="Times New Roman"/>
-          <w:lang w:val="tr-TR"/>
-        </w:rPr>
-      </w:pPr>
-      <w:r>
-        <w:rPr>
-          <w:rFonts w:ascii="Times New Roman" w:hAnsi="Times New Roman" w:cs="Times New Roman"/>
-          <w:lang w:val="tr-TR"/>
-        </w:rPr>
-        <w:t xml:space="preserve">……………………………………………………………………………………………</w:t>
-      </w:r>
-    </w:p>
-    <w:p>
-      <w:pPr>
-        <w:ind w:left="720"/>
-        <w:jc w:val="both"/>
-        <w:rPr>
-          <w:rFonts w:ascii="Times New Roman" w:hAnsi="Times New Roman" w:cs="Times New Roman"/>
-          <w:lang w:val="tr-TR"/>
-        </w:rPr>
-      </w:pPr>
-      <w:r>
-        <w:rPr>
-          <w:rFonts w:ascii="Times New Roman" w:hAnsi="Times New Roman" w:cs="Times New Roman"/>
-          <w:lang w:val="tr-TR"/>
-        </w:rPr>
-        <w:t xml:space="preserve">……………………………………………………………………………………………</w:t>
-      </w:r>
-    </w:p>
-    <w:p>
-      <w:pPr>
-        <w:jc w:val="both"/>
-        <w:rPr>
-          <w:rFonts w:ascii="Times New Roman" w:hAnsi="Times New Roman" w:cs="Times New Roman"/>
-          <w:lang w:val="tr-TR"/>
-        </w:rPr>
-      </w:pPr>
-      <w:r>
-        <w:rPr>
-          <w:rFonts w:ascii="Times New Roman" w:hAnsi="Times New Roman" w:cs="Times New Roman"/>
-          <w:lang w:val="tr-TR"/>
-        </w:rPr>
-        <w:t xml:space="preserve">3. Yaz aylarında balık çiftliklerinde havuzlara neden hava pompalandığını açıklayınız.</w:t>
-      </w:r>
-    </w:p>
-    <w:p>
-      <w:pPr>
-        <w:ind w:left="720"/>
-        <w:jc w:val="both"/>
-        <w:rPr>
-          <w:rFonts w:ascii="Times New Roman" w:hAnsi="Times New Roman" w:cs="Times New Roman"/>
-          <w:lang w:val="tr-TR"/>
-        </w:rPr>
-      </w:pPr>
-      <w:r>
-        <w:rPr>
-          <w:rFonts w:ascii="Times New Roman" w:hAnsi="Times New Roman" w:cs="Times New Roman"/>
-          <w:lang w:val="tr-TR"/>
-        </w:rPr>
-        <w:t xml:space="preserve">……………………………………………………………………………………………</w:t>
-      </w:r>
-    </w:p>
-    <w:p>
-      <w:pPr>
-        <w:ind w:left="720"/>
-        <w:jc w:val="both"/>
-        <w:rPr>
-          <w:rFonts w:ascii="Times New Roman" w:hAnsi="Times New Roman" w:cs="Times New Roman"/>
-          <w:lang w:val="tr-TR"/>
-        </w:rPr>
-      </w:pPr>
-      <w:r>
-        <w:rPr>
-          <w:rFonts w:ascii="Times New Roman" w:hAnsi="Times New Roman" w:cs="Times New Roman"/>
-          <w:lang w:val="tr-TR"/>
-        </w:rPr>
-        <w:t xml:space="preserve">……………………………………………………………………………………………</w:t>
+        <w:jc w:val="center"/>
+        <w:rPr>
+          <w:rFonts w:ascii="Times New Roman" w:hAnsi="Times New Roman" w:cs="Times New Roman"/>
+          <w:lang w:val="tr-TR"/>
+        </w:rPr>
+      </w:pPr>
+      <w:r>
+        <w:rPr>
+          <w:rFonts w:ascii="Times New Roman" w:hAnsi="Times New Roman" w:cs="Times New Roman"/>
+          <w:b/>
+          <w:bCs/>
+          <w:lang w:val="tr-TR"/>
+        </w:rPr>
+        <w:t xml:space="preserve">Görsel B:</w:t>
+      </w:r>
+      <w:r>
+        <w:rPr>
+          <w:rFonts w:ascii="Times New Roman" w:hAnsi="Times New Roman" w:cs="Times New Roman"/>
+          <w:lang w:val="tr-TR"/>
+        </w:rPr>
+        <w:t xml:space="preserve"> Amonyak üretim tesisi</w:t>
       </w:r>
     </w:p>
     <w:p>
@@ -5480,6 +4628,1646 @@
     </w:p>
     <w:p>
       <w:pPr>
+        <w:keepNext/>
+        <w:shd w:val="clear" w:color="auto" w:fill="FFC000"/>
+        <w:jc w:val="both"/>
+        <w:rPr>
+          <w:rFonts w:ascii="Times New Roman" w:hAnsi="Times New Roman" w:cs="Times New Roman"/>
+          <w:b/>
+          <w:bCs/>
+          <w:lang w:val="tr-TR"/>
+        </w:rPr>
+      </w:pPr>
+      <w:r>
+        <w:rPr>
+          <w:rFonts w:ascii="Times New Roman" w:hAnsi="Times New Roman" w:cs="Times New Roman"/>
+          <w:b/>
+          <w:bCs/>
+          <w:lang w:val="tr-TR"/>
+        </w:rPr>
+        <w:t xml:space="preserve">Sıra Sizde 2.5.</w:t>
+      </w:r>
+    </w:p>
+    <w:p>
+      <w:pPr>
+        <w:jc w:val="both"/>
+        <w:rPr>
+          <w:rFonts w:ascii="Times New Roman" w:hAnsi="Times New Roman" w:cs="Times New Roman"/>
+          <w:lang w:val="tr-TR"/>
+        </w:rPr>
+      </w:pPr>
+      <w:r>
+        <w:rPr>
+          <w:rFonts w:ascii="Times New Roman" w:hAnsi="Times New Roman" w:cs="Times New Roman"/>
+          <w:lang w:val="tr-TR"/>
+        </w:rPr>
+        <w:t xml:space="preserve">1. Aşağıdaki tabloda verilen dengelere yapılan etkiler sonucunda dengenin kayma yönünü ve K değerinin değişip değişmediğini belirleyiniz.</w:t>
+      </w:r>
+    </w:p>
+    <w:tbl>
+      <w:tblPr>
+        <w:tblW w:w="9000" w:type="dxa"/>
+        <w:jc w:val="center"/>
+        <w:tblBorders>
+          <w:top w:val="single" w:sz="4" w:space="0" w:color="auto"/>
+          <w:left w:val="single" w:sz="4" w:space="0" w:color="auto"/>
+          <w:bottom w:val="single" w:sz="4" w:space="0" w:color="auto"/>
+          <w:right w:val="single" w:sz="4" w:space="0" w:color="auto"/>
+          <w:insideH w:val="single" w:sz="4" w:space="0" w:color="auto"/>
+          <w:insideV w:val="single" w:sz="4" w:space="0" w:color="auto"/>
+        </w:tblBorders>
+        <w:tblLayout w:type="fixed"/>
+        <w:tblLook w:val="04A0"/>
+      </w:tblPr>
+      <w:tblGrid>
+        <w:gridCol w:w="3800"/>
+        <w:gridCol w:w="2600"/>
+        <w:gridCol w:w="1700"/>
+        <w:gridCol w:w="900"/>
+      </w:tblGrid>
+      <w:tr>
+        <w:tc>
+          <w:tcPr>
+            <w:tcW w:w="3800" w:type="dxa"/>
+            <w:shd w:val="clear" w:color="auto" w:fill="D9E2F3"/>
+            <w:vAlign w:val="center"/>
+          </w:tcPr>
+          <w:p>
+            <w:pPr>
+              <w:jc w:val="left"/>
+              <w:rPr>
+                <w:rFonts w:ascii="Times New Roman" w:hAnsi="Times New Roman" w:cs="Times New Roman"/>
+                <w:b/>
+                <w:bCs/>
+                <w:lang w:val="tr-TR"/>
+              </w:rPr>
+            </w:pPr>
+            <w:r>
+              <w:rPr>
+                <w:rFonts w:ascii="Times New Roman" w:hAnsi="Times New Roman" w:cs="Times New Roman"/>
+                <w:b/>
+                <w:bCs/>
+                <w:sz w:val="20"/>
+                <w:szCs w:val="20"/>
+                <w:lang w:val="tr-TR"/>
+              </w:rPr>
+              <w:t xml:space="preserve">Denge</w:t>
+            </w:r>
+          </w:p>
+        </w:tc>
+        <w:tc>
+          <w:tcPr>
+            <w:tcW w:w="2600" w:type="dxa"/>
+            <w:shd w:val="clear" w:color="auto" w:fill="D9E2F3"/>
+            <w:vAlign w:val="center"/>
+          </w:tcPr>
+          <w:p>
+            <w:pPr>
+              <w:jc w:val="left"/>
+              <w:rPr>
+                <w:rFonts w:ascii="Times New Roman" w:hAnsi="Times New Roman" w:cs="Times New Roman"/>
+                <w:b/>
+                <w:bCs/>
+                <w:lang w:val="tr-TR"/>
+              </w:rPr>
+            </w:pPr>
+            <w:r>
+              <w:rPr>
+                <w:rFonts w:ascii="Times New Roman" w:hAnsi="Times New Roman" w:cs="Times New Roman"/>
+                <w:b/>
+                <w:bCs/>
+                <w:sz w:val="20"/>
+                <w:szCs w:val="20"/>
+                <w:lang w:val="tr-TR"/>
+              </w:rPr>
+              <w:t xml:space="preserve">Etki</w:t>
+            </w:r>
+          </w:p>
+        </w:tc>
+        <w:tc>
+          <w:tcPr>
+            <w:tcW w:w="1700" w:type="dxa"/>
+            <w:shd w:val="clear" w:color="auto" w:fill="D9E2F3"/>
+            <w:vAlign w:val="center"/>
+          </w:tcPr>
+          <w:p>
+            <w:pPr>
+              <w:jc w:val="left"/>
+              <w:rPr>
+                <w:rFonts w:ascii="Times New Roman" w:hAnsi="Times New Roman" w:cs="Times New Roman"/>
+                <w:b/>
+                <w:bCs/>
+                <w:lang w:val="tr-TR"/>
+              </w:rPr>
+            </w:pPr>
+            <w:r>
+              <w:rPr>
+                <w:rFonts w:ascii="Times New Roman" w:hAnsi="Times New Roman" w:cs="Times New Roman"/>
+                <w:b/>
+                <w:bCs/>
+                <w:sz w:val="20"/>
+                <w:szCs w:val="20"/>
+                <w:lang w:val="tr-TR"/>
+              </w:rPr>
+              <w:t xml:space="preserve">Kayma yönü</w:t>
+            </w:r>
+          </w:p>
+        </w:tc>
+        <w:tc>
+          <w:tcPr>
+            <w:tcW w:w="900" w:type="dxa"/>
+            <w:shd w:val="clear" w:color="auto" w:fill="D9E2F3"/>
+            <w:vAlign w:val="center"/>
+          </w:tcPr>
+          <w:p>
+            <w:pPr>
+              <w:jc w:val="left"/>
+              <w:rPr>
+                <w:rFonts w:ascii="Times New Roman" w:hAnsi="Times New Roman" w:cs="Times New Roman"/>
+                <w:b/>
+                <w:bCs/>
+                <w:lang w:val="tr-TR"/>
+              </w:rPr>
+            </w:pPr>
+            <w:r>
+              <w:rPr>
+                <w:rFonts w:ascii="Times New Roman" w:hAnsi="Times New Roman" w:cs="Times New Roman"/>
+                <w:b/>
+                <w:bCs/>
+                <w:sz w:val="20"/>
+                <w:szCs w:val="20"/>
+                <w:lang w:val="tr-TR"/>
+              </w:rPr>
+              <w:t xml:space="preserve">K</w:t>
+            </w:r>
+          </w:p>
+        </w:tc>
+      </w:tr>
+      <w:tr>
+        <w:trPr>
+          <w:trHeight w:val="450"/>
+        </w:trPr>
+        <w:tc>
+          <w:tcPr>
+            <w:tcW w:w="3800" w:type="dxa"/>
+            <w:vAlign w:val="center"/>
+          </w:tcPr>
+          <w:p>
+            <w:pPr>
+              <w:jc w:val="left"/>
+              <w:rPr>
+                <w:rFonts w:ascii="Times New Roman" w:hAnsi="Times New Roman" w:cs="Times New Roman"/>
+                <w:lang w:val="tr-TR"/>
+              </w:rPr>
+            </w:pPr>
+            <w:r>
+              <w:rPr>
+                <w:rFonts w:ascii="Times New Roman" w:hAnsi="Times New Roman" w:cs="Times New Roman"/>
+                <w:sz w:val="20"/>
+                <w:szCs w:val="20"/>
+                <w:lang w:val="tr-TR"/>
+              </w:rPr>
+              <w:t xml:space="preserve">N</w:t>
+            </w:r>
+            <w:r>
+              <w:rPr>
+                <w:rFonts w:ascii="Times New Roman" w:hAnsi="Times New Roman" w:cs="Times New Roman"/>
+                <w:sz w:val="20"/>
+                <w:szCs w:val="20"/>
+                <w:vertAlign w:val="subscript"/>
+                <w:lang w:val="tr-TR"/>
+              </w:rPr>
+              <w:t xml:space="preserve">2</w:t>
+            </w:r>
+            <w:r>
+              <w:rPr>
+                <w:rFonts w:ascii="Times New Roman" w:hAnsi="Times New Roman" w:cs="Times New Roman"/>
+                <w:sz w:val="20"/>
+                <w:szCs w:val="20"/>
+                <w:lang w:val="tr-TR"/>
+              </w:rPr>
+              <w:t xml:space="preserve">(g) + O</w:t>
+            </w:r>
+            <w:r>
+              <w:rPr>
+                <w:rFonts w:ascii="Times New Roman" w:hAnsi="Times New Roman" w:cs="Times New Roman"/>
+                <w:sz w:val="20"/>
+                <w:szCs w:val="20"/>
+                <w:vertAlign w:val="subscript"/>
+                <w:lang w:val="tr-TR"/>
+              </w:rPr>
+              <w:t xml:space="preserve">2</w:t>
+            </w:r>
+            <w:r>
+              <w:rPr>
+                <w:rFonts w:ascii="Times New Roman" w:hAnsi="Times New Roman" w:cs="Times New Roman"/>
+                <w:sz w:val="20"/>
+                <w:szCs w:val="20"/>
+                <w:lang w:val="tr-TR"/>
+              </w:rPr>
+              <w:t xml:space="preserve">(g) ⇌ 2NO(g)  ΔH° &gt; 0</w:t>
+            </w:r>
+          </w:p>
+        </w:tc>
+        <w:tc>
+          <w:tcPr>
+            <w:tcW w:w="2600" w:type="dxa"/>
+            <w:vAlign w:val="center"/>
+          </w:tcPr>
+          <w:p>
+            <w:pPr>
+              <w:jc w:val="left"/>
+              <w:rPr>
+                <w:rFonts w:ascii="Times New Roman" w:hAnsi="Times New Roman" w:cs="Times New Roman"/>
+                <w:lang w:val="tr-TR"/>
+              </w:rPr>
+            </w:pPr>
+            <w:r>
+              <w:rPr>
+                <w:rFonts w:ascii="Times New Roman" w:hAnsi="Times New Roman" w:cs="Times New Roman"/>
+                <w:sz w:val="20"/>
+                <w:szCs w:val="20"/>
+                <w:lang w:val="tr-TR"/>
+              </w:rPr>
+              <w:t xml:space="preserve">Sıcaklığı artırmak</w:t>
+            </w:r>
+          </w:p>
+        </w:tc>
+        <w:tc>
+          <w:tcPr>
+            <w:tcW w:w="1700" w:type="dxa"/>
+            <w:vAlign w:val="center"/>
+          </w:tcPr>
+          <w:p>
+            <w:pPr>
+              <w:jc w:val="left"/>
+              <w:rPr>
+                <w:rFonts w:ascii="Times New Roman" w:hAnsi="Times New Roman" w:cs="Times New Roman"/>
+                <w:lang w:val="tr-TR"/>
+              </w:rPr>
+            </w:pPr>
+          </w:p>
+        </w:tc>
+        <w:tc>
+          <w:tcPr>
+            <w:tcW w:w="900" w:type="dxa"/>
+            <w:vAlign w:val="center"/>
+          </w:tcPr>
+          <w:p>
+            <w:pPr>
+              <w:jc w:val="left"/>
+              <w:rPr>
+                <w:rFonts w:ascii="Times New Roman" w:hAnsi="Times New Roman" w:cs="Times New Roman"/>
+                <w:lang w:val="tr-TR"/>
+              </w:rPr>
+            </w:pPr>
+          </w:p>
+        </w:tc>
+      </w:tr>
+      <w:tr>
+        <w:trPr>
+          <w:trHeight w:val="450"/>
+        </w:trPr>
+        <w:tc>
+          <w:tcPr>
+            <w:tcW w:w="3800" w:type="dxa"/>
+            <w:vAlign w:val="center"/>
+          </w:tcPr>
+          <w:p>
+            <w:pPr>
+              <w:jc w:val="left"/>
+              <w:rPr>
+                <w:rFonts w:ascii="Times New Roman" w:hAnsi="Times New Roman" w:cs="Times New Roman"/>
+                <w:lang w:val="tr-TR"/>
+              </w:rPr>
+            </w:pPr>
+            <w:r>
+              <w:rPr>
+                <w:rFonts w:ascii="Times New Roman" w:hAnsi="Times New Roman" w:cs="Times New Roman"/>
+                <w:sz w:val="20"/>
+                <w:szCs w:val="20"/>
+                <w:lang w:val="tr-TR"/>
+              </w:rPr>
+              <w:t xml:space="preserve">PCl</w:t>
+            </w:r>
+            <w:r>
+              <w:rPr>
+                <w:rFonts w:ascii="Times New Roman" w:hAnsi="Times New Roman" w:cs="Times New Roman"/>
+                <w:sz w:val="20"/>
+                <w:szCs w:val="20"/>
+                <w:vertAlign w:val="subscript"/>
+                <w:lang w:val="tr-TR"/>
+              </w:rPr>
+              <w:t xml:space="preserve">5</w:t>
+            </w:r>
+            <w:r>
+              <w:rPr>
+                <w:rFonts w:ascii="Times New Roman" w:hAnsi="Times New Roman" w:cs="Times New Roman"/>
+                <w:sz w:val="20"/>
+                <w:szCs w:val="20"/>
+                <w:lang w:val="tr-TR"/>
+              </w:rPr>
+              <w:t xml:space="preserve">(g) ⇌ PCl</w:t>
+            </w:r>
+            <w:r>
+              <w:rPr>
+                <w:rFonts w:ascii="Times New Roman" w:hAnsi="Times New Roman" w:cs="Times New Roman"/>
+                <w:sz w:val="20"/>
+                <w:szCs w:val="20"/>
+                <w:vertAlign w:val="subscript"/>
+                <w:lang w:val="tr-TR"/>
+              </w:rPr>
+              <w:t xml:space="preserve">3</w:t>
+            </w:r>
+            <w:r>
+              <w:rPr>
+                <w:rFonts w:ascii="Times New Roman" w:hAnsi="Times New Roman" w:cs="Times New Roman"/>
+                <w:sz w:val="20"/>
+                <w:szCs w:val="20"/>
+                <w:lang w:val="tr-TR"/>
+              </w:rPr>
+              <w:t xml:space="preserve">(g) + Cl</w:t>
+            </w:r>
+            <w:r>
+              <w:rPr>
+                <w:rFonts w:ascii="Times New Roman" w:hAnsi="Times New Roman" w:cs="Times New Roman"/>
+                <w:sz w:val="20"/>
+                <w:szCs w:val="20"/>
+                <w:vertAlign w:val="subscript"/>
+                <w:lang w:val="tr-TR"/>
+              </w:rPr>
+              <w:t xml:space="preserve">2</w:t>
+            </w:r>
+            <w:r>
+              <w:rPr>
+                <w:rFonts w:ascii="Times New Roman" w:hAnsi="Times New Roman" w:cs="Times New Roman"/>
+                <w:sz w:val="20"/>
+                <w:szCs w:val="20"/>
+                <w:lang w:val="tr-TR"/>
+              </w:rPr>
+              <w:t xml:space="preserve">(g)</w:t>
+            </w:r>
+          </w:p>
+        </w:tc>
+        <w:tc>
+          <w:tcPr>
+            <w:tcW w:w="2600" w:type="dxa"/>
+            <w:vAlign w:val="center"/>
+          </w:tcPr>
+          <w:p>
+            <w:pPr>
+              <w:jc w:val="left"/>
+              <w:rPr>
+                <w:rFonts w:ascii="Times New Roman" w:hAnsi="Times New Roman" w:cs="Times New Roman"/>
+                <w:lang w:val="tr-TR"/>
+              </w:rPr>
+            </w:pPr>
+            <w:r>
+              <w:rPr>
+                <w:rFonts w:ascii="Times New Roman" w:hAnsi="Times New Roman" w:cs="Times New Roman"/>
+                <w:sz w:val="20"/>
+                <w:szCs w:val="20"/>
+                <w:lang w:val="tr-TR"/>
+              </w:rPr>
+              <w:t xml:space="preserve">Hacmi büyütmek</w:t>
+            </w:r>
+          </w:p>
+        </w:tc>
+        <w:tc>
+          <w:tcPr>
+            <w:tcW w:w="1700" w:type="dxa"/>
+            <w:vAlign w:val="center"/>
+          </w:tcPr>
+          <w:p>
+            <w:pPr>
+              <w:jc w:val="left"/>
+              <w:rPr>
+                <w:rFonts w:ascii="Times New Roman" w:hAnsi="Times New Roman" w:cs="Times New Roman"/>
+                <w:lang w:val="tr-TR"/>
+              </w:rPr>
+            </w:pPr>
+          </w:p>
+        </w:tc>
+        <w:tc>
+          <w:tcPr>
+            <w:tcW w:w="900" w:type="dxa"/>
+            <w:vAlign w:val="center"/>
+          </w:tcPr>
+          <w:p>
+            <w:pPr>
+              <w:jc w:val="left"/>
+              <w:rPr>
+                <w:rFonts w:ascii="Times New Roman" w:hAnsi="Times New Roman" w:cs="Times New Roman"/>
+                <w:lang w:val="tr-TR"/>
+              </w:rPr>
+            </w:pPr>
+          </w:p>
+        </w:tc>
+      </w:tr>
+      <w:tr>
+        <w:trPr>
+          <w:trHeight w:val="450"/>
+        </w:trPr>
+        <w:tc>
+          <w:tcPr>
+            <w:tcW w:w="3800" w:type="dxa"/>
+            <w:vAlign w:val="center"/>
+          </w:tcPr>
+          <w:p>
+            <w:pPr>
+              <w:jc w:val="left"/>
+              <w:rPr>
+                <w:rFonts w:ascii="Times New Roman" w:hAnsi="Times New Roman" w:cs="Times New Roman"/>
+                <w:lang w:val="tr-TR"/>
+              </w:rPr>
+            </w:pPr>
+            <w:r>
+              <w:rPr>
+                <w:rFonts w:ascii="Times New Roman" w:hAnsi="Times New Roman" w:cs="Times New Roman"/>
+                <w:sz w:val="20"/>
+                <w:szCs w:val="20"/>
+                <w:lang w:val="tr-TR"/>
+              </w:rPr>
+              <w:t xml:space="preserve">H</w:t>
+            </w:r>
+            <w:r>
+              <w:rPr>
+                <w:rFonts w:ascii="Times New Roman" w:hAnsi="Times New Roman" w:cs="Times New Roman"/>
+                <w:sz w:val="20"/>
+                <w:szCs w:val="20"/>
+                <w:vertAlign w:val="subscript"/>
+                <w:lang w:val="tr-TR"/>
+              </w:rPr>
+              <w:t xml:space="preserve">2</w:t>
+            </w:r>
+            <w:r>
+              <w:rPr>
+                <w:rFonts w:ascii="Times New Roman" w:hAnsi="Times New Roman" w:cs="Times New Roman"/>
+                <w:sz w:val="20"/>
+                <w:szCs w:val="20"/>
+                <w:lang w:val="tr-TR"/>
+              </w:rPr>
+              <w:t xml:space="preserve">(g) + I</w:t>
+            </w:r>
+            <w:r>
+              <w:rPr>
+                <w:rFonts w:ascii="Times New Roman" w:hAnsi="Times New Roman" w:cs="Times New Roman"/>
+                <w:sz w:val="20"/>
+                <w:szCs w:val="20"/>
+                <w:vertAlign w:val="subscript"/>
+                <w:lang w:val="tr-TR"/>
+              </w:rPr>
+              <w:t xml:space="preserve">2</w:t>
+            </w:r>
+            <w:r>
+              <w:rPr>
+                <w:rFonts w:ascii="Times New Roman" w:hAnsi="Times New Roman" w:cs="Times New Roman"/>
+                <w:sz w:val="20"/>
+                <w:szCs w:val="20"/>
+                <w:lang w:val="tr-TR"/>
+              </w:rPr>
+              <w:t xml:space="preserve">(g) ⇌ 2HI(g)</w:t>
+            </w:r>
+          </w:p>
+        </w:tc>
+        <w:tc>
+          <w:tcPr>
+            <w:tcW w:w="2600" w:type="dxa"/>
+            <w:vAlign w:val="center"/>
+          </w:tcPr>
+          <w:p>
+            <w:pPr>
+              <w:jc w:val="left"/>
+              <w:rPr>
+                <w:rFonts w:ascii="Times New Roman" w:hAnsi="Times New Roman" w:cs="Times New Roman"/>
+                <w:lang w:val="tr-TR"/>
+              </w:rPr>
+            </w:pPr>
+            <w:r>
+              <w:rPr>
+                <w:rFonts w:ascii="Times New Roman" w:hAnsi="Times New Roman" w:cs="Times New Roman"/>
+                <w:sz w:val="20"/>
+                <w:szCs w:val="20"/>
+                <w:lang w:val="tr-TR"/>
+              </w:rPr>
+              <w:t xml:space="preserve">Basıncı artırmak (hacmi küçültmek)</w:t>
+            </w:r>
+          </w:p>
+        </w:tc>
+        <w:tc>
+          <w:tcPr>
+            <w:tcW w:w="1700" w:type="dxa"/>
+            <w:vAlign w:val="center"/>
+          </w:tcPr>
+          <w:p>
+            <w:pPr>
+              <w:jc w:val="left"/>
+              <w:rPr>
+                <w:rFonts w:ascii="Times New Roman" w:hAnsi="Times New Roman" w:cs="Times New Roman"/>
+                <w:lang w:val="tr-TR"/>
+              </w:rPr>
+            </w:pPr>
+          </w:p>
+        </w:tc>
+        <w:tc>
+          <w:tcPr>
+            <w:tcW w:w="900" w:type="dxa"/>
+            <w:vAlign w:val="center"/>
+          </w:tcPr>
+          <w:p>
+            <w:pPr>
+              <w:jc w:val="left"/>
+              <w:rPr>
+                <w:rFonts w:ascii="Times New Roman" w:hAnsi="Times New Roman" w:cs="Times New Roman"/>
+                <w:lang w:val="tr-TR"/>
+              </w:rPr>
+            </w:pPr>
+          </w:p>
+        </w:tc>
+      </w:tr>
+      <w:tr>
+        <w:trPr>
+          <w:trHeight w:val="450"/>
+        </w:trPr>
+        <w:tc>
+          <w:tcPr>
+            <w:tcW w:w="3800" w:type="dxa"/>
+            <w:vAlign w:val="center"/>
+          </w:tcPr>
+          <w:p>
+            <w:pPr>
+              <w:jc w:val="left"/>
+              <w:rPr>
+                <w:rFonts w:ascii="Times New Roman" w:hAnsi="Times New Roman" w:cs="Times New Roman"/>
+                <w:lang w:val="tr-TR"/>
+              </w:rPr>
+            </w:pPr>
+            <w:r>
+              <w:rPr>
+                <w:rFonts w:ascii="Times New Roman" w:hAnsi="Times New Roman" w:cs="Times New Roman"/>
+                <w:sz w:val="20"/>
+                <w:szCs w:val="20"/>
+                <w:lang w:val="tr-TR"/>
+              </w:rPr>
+              <w:t xml:space="preserve">CaCO</w:t>
+            </w:r>
+            <w:r>
+              <w:rPr>
+                <w:rFonts w:ascii="Times New Roman" w:hAnsi="Times New Roman" w:cs="Times New Roman"/>
+                <w:sz w:val="20"/>
+                <w:szCs w:val="20"/>
+                <w:vertAlign w:val="subscript"/>
+                <w:lang w:val="tr-TR"/>
+              </w:rPr>
+              <w:t xml:space="preserve">3</w:t>
+            </w:r>
+            <w:r>
+              <w:rPr>
+                <w:rFonts w:ascii="Times New Roman" w:hAnsi="Times New Roman" w:cs="Times New Roman"/>
+                <w:sz w:val="20"/>
+                <w:szCs w:val="20"/>
+                <w:lang w:val="tr-TR"/>
+              </w:rPr>
+              <w:t xml:space="preserve">(k) ⇌ CaO(k) + CO</w:t>
+            </w:r>
+            <w:r>
+              <w:rPr>
+                <w:rFonts w:ascii="Times New Roman" w:hAnsi="Times New Roman" w:cs="Times New Roman"/>
+                <w:sz w:val="20"/>
+                <w:szCs w:val="20"/>
+                <w:vertAlign w:val="subscript"/>
+                <w:lang w:val="tr-TR"/>
+              </w:rPr>
+              <w:t xml:space="preserve">2</w:t>
+            </w:r>
+            <w:r>
+              <w:rPr>
+                <w:rFonts w:ascii="Times New Roman" w:hAnsi="Times New Roman" w:cs="Times New Roman"/>
+                <w:sz w:val="20"/>
+                <w:szCs w:val="20"/>
+                <w:lang w:val="tr-TR"/>
+              </w:rPr>
+              <w:t xml:space="preserve">(g)</w:t>
+            </w:r>
+          </w:p>
+        </w:tc>
+        <w:tc>
+          <w:tcPr>
+            <w:tcW w:w="2600" w:type="dxa"/>
+            <w:vAlign w:val="center"/>
+          </w:tcPr>
+          <w:p>
+            <w:pPr>
+              <w:jc w:val="left"/>
+              <w:rPr>
+                <w:rFonts w:ascii="Times New Roman" w:hAnsi="Times New Roman" w:cs="Times New Roman"/>
+                <w:lang w:val="tr-TR"/>
+              </w:rPr>
+            </w:pPr>
+            <w:r>
+              <w:rPr>
+                <w:rFonts w:ascii="Times New Roman" w:hAnsi="Times New Roman" w:cs="Times New Roman"/>
+                <w:sz w:val="20"/>
+                <w:szCs w:val="20"/>
+                <w:lang w:val="tr-TR"/>
+              </w:rPr>
+              <w:t xml:space="preserve">Kaba CaCO</w:t>
+            </w:r>
+            <w:r>
+              <w:rPr>
+                <w:rFonts w:ascii="Times New Roman" w:hAnsi="Times New Roman" w:cs="Times New Roman"/>
+                <w:sz w:val="20"/>
+                <w:szCs w:val="20"/>
+                <w:vertAlign w:val="subscript"/>
+                <w:lang w:val="tr-TR"/>
+              </w:rPr>
+              <w:t xml:space="preserve">3</w:t>
+            </w:r>
+            <w:r>
+              <w:rPr>
+                <w:rFonts w:ascii="Times New Roman" w:hAnsi="Times New Roman" w:cs="Times New Roman"/>
+                <w:sz w:val="20"/>
+                <w:szCs w:val="20"/>
+                <w:lang w:val="tr-TR"/>
+              </w:rPr>
+              <w:t xml:space="preserve">(k) eklemek</w:t>
+            </w:r>
+          </w:p>
+        </w:tc>
+        <w:tc>
+          <w:tcPr>
+            <w:tcW w:w="1700" w:type="dxa"/>
+            <w:vAlign w:val="center"/>
+          </w:tcPr>
+          <w:p>
+            <w:pPr>
+              <w:jc w:val="left"/>
+              <w:rPr>
+                <w:rFonts w:ascii="Times New Roman" w:hAnsi="Times New Roman" w:cs="Times New Roman"/>
+                <w:lang w:val="tr-TR"/>
+              </w:rPr>
+            </w:pPr>
+          </w:p>
+        </w:tc>
+        <w:tc>
+          <w:tcPr>
+            <w:tcW w:w="900" w:type="dxa"/>
+            <w:vAlign w:val="center"/>
+          </w:tcPr>
+          <w:p>
+            <w:pPr>
+              <w:jc w:val="left"/>
+              <w:rPr>
+                <w:rFonts w:ascii="Times New Roman" w:hAnsi="Times New Roman" w:cs="Times New Roman"/>
+                <w:lang w:val="tr-TR"/>
+              </w:rPr>
+            </w:pPr>
+          </w:p>
+        </w:tc>
+      </w:tr>
+      <w:tr>
+        <w:trPr>
+          <w:trHeight w:val="450"/>
+        </w:trPr>
+        <w:tc>
+          <w:tcPr>
+            <w:tcW w:w="3800" w:type="dxa"/>
+            <w:vAlign w:val="center"/>
+          </w:tcPr>
+          <w:p>
+            <w:pPr>
+              <w:jc w:val="left"/>
+              <w:rPr>
+                <w:rFonts w:ascii="Times New Roman" w:hAnsi="Times New Roman" w:cs="Times New Roman"/>
+                <w:lang w:val="tr-TR"/>
+              </w:rPr>
+            </w:pPr>
+            <w:r>
+              <w:rPr>
+                <w:rFonts w:ascii="Times New Roman" w:hAnsi="Times New Roman" w:cs="Times New Roman"/>
+                <w:sz w:val="20"/>
+                <w:szCs w:val="20"/>
+                <w:lang w:val="tr-TR"/>
+              </w:rPr>
+              <w:t xml:space="preserve">Fe</w:t>
+            </w:r>
+            <w:r>
+              <w:rPr>
+                <w:rFonts w:ascii="Times New Roman" w:hAnsi="Times New Roman" w:cs="Times New Roman"/>
+                <w:sz w:val="20"/>
+                <w:szCs w:val="20"/>
+                <w:vertAlign w:val="superscript"/>
+                <w:lang w:val="tr-TR"/>
+              </w:rPr>
+              <w:t xml:space="preserve">3+</w:t>
+            </w:r>
+            <w:r>
+              <w:rPr>
+                <w:rFonts w:ascii="Times New Roman" w:hAnsi="Times New Roman" w:cs="Times New Roman"/>
+                <w:sz w:val="20"/>
+                <w:szCs w:val="20"/>
+                <w:lang w:val="tr-TR"/>
+              </w:rPr>
+              <w:t xml:space="preserve">(suda) + SCN</w:t>
+            </w:r>
+            <w:r>
+              <w:rPr>
+                <w:rFonts w:ascii="Times New Roman" w:hAnsi="Times New Roman" w:cs="Times New Roman"/>
+                <w:sz w:val="20"/>
+                <w:szCs w:val="20"/>
+                <w:vertAlign w:val="superscript"/>
+                <w:lang w:val="tr-TR"/>
+              </w:rPr>
+              <w:t xml:space="preserve">−</w:t>
+            </w:r>
+            <w:r>
+              <w:rPr>
+                <w:rFonts w:ascii="Times New Roman" w:hAnsi="Times New Roman" w:cs="Times New Roman"/>
+                <w:sz w:val="20"/>
+                <w:szCs w:val="20"/>
+                <w:lang w:val="tr-TR"/>
+              </w:rPr>
+              <w:t xml:space="preserve">(suda) ⇌ FeSCN</w:t>
+            </w:r>
+            <w:r>
+              <w:rPr>
+                <w:rFonts w:ascii="Times New Roman" w:hAnsi="Times New Roman" w:cs="Times New Roman"/>
+                <w:sz w:val="20"/>
+                <w:szCs w:val="20"/>
+                <w:vertAlign w:val="superscript"/>
+                <w:lang w:val="tr-TR"/>
+              </w:rPr>
+              <w:t xml:space="preserve">2+</w:t>
+            </w:r>
+            <w:r>
+              <w:rPr>
+                <w:rFonts w:ascii="Times New Roman" w:hAnsi="Times New Roman" w:cs="Times New Roman"/>
+                <w:sz w:val="20"/>
+                <w:szCs w:val="20"/>
+                <w:lang w:val="tr-TR"/>
+              </w:rPr>
+              <w:t xml:space="preserve">(suda)</w:t>
+            </w:r>
+          </w:p>
+        </w:tc>
+        <w:tc>
+          <w:tcPr>
+            <w:tcW w:w="2600" w:type="dxa"/>
+            <w:vAlign w:val="center"/>
+          </w:tcPr>
+          <w:p>
+            <w:pPr>
+              <w:jc w:val="left"/>
+              <w:rPr>
+                <w:rFonts w:ascii="Times New Roman" w:hAnsi="Times New Roman" w:cs="Times New Roman"/>
+                <w:lang w:val="tr-TR"/>
+              </w:rPr>
+            </w:pPr>
+            <w:r>
+              <w:rPr>
+                <w:rFonts w:ascii="Times New Roman" w:hAnsi="Times New Roman" w:cs="Times New Roman"/>
+                <w:sz w:val="20"/>
+                <w:szCs w:val="20"/>
+                <w:lang w:val="tr-TR"/>
+              </w:rPr>
+              <w:t xml:space="preserve">Ortamdan Fe</w:t>
+            </w:r>
+            <w:r>
+              <w:rPr>
+                <w:rFonts w:ascii="Times New Roman" w:hAnsi="Times New Roman" w:cs="Times New Roman"/>
+                <w:sz w:val="20"/>
+                <w:szCs w:val="20"/>
+                <w:vertAlign w:val="superscript"/>
+                <w:lang w:val="tr-TR"/>
+              </w:rPr>
+              <w:t xml:space="preserve">3+</w:t>
+            </w:r>
+            <w:r>
+              <w:rPr>
+                <w:rFonts w:ascii="Times New Roman" w:hAnsi="Times New Roman" w:cs="Times New Roman"/>
+                <w:sz w:val="20"/>
+                <w:szCs w:val="20"/>
+                <w:lang w:val="tr-TR"/>
+              </w:rPr>
+              <w:t xml:space="preserve"> uzaklaştırmak</w:t>
+            </w:r>
+          </w:p>
+        </w:tc>
+        <w:tc>
+          <w:tcPr>
+            <w:tcW w:w="1700" w:type="dxa"/>
+            <w:vAlign w:val="center"/>
+          </w:tcPr>
+          <w:p>
+            <w:pPr>
+              <w:jc w:val="left"/>
+              <w:rPr>
+                <w:rFonts w:ascii="Times New Roman" w:hAnsi="Times New Roman" w:cs="Times New Roman"/>
+                <w:lang w:val="tr-TR"/>
+              </w:rPr>
+            </w:pPr>
+          </w:p>
+        </w:tc>
+        <w:tc>
+          <w:tcPr>
+            <w:tcW w:w="900" w:type="dxa"/>
+            <w:vAlign w:val="center"/>
+          </w:tcPr>
+          <w:p>
+            <w:pPr>
+              <w:jc w:val="left"/>
+              <w:rPr>
+                <w:rFonts w:ascii="Times New Roman" w:hAnsi="Times New Roman" w:cs="Times New Roman"/>
+                <w:lang w:val="tr-TR"/>
+              </w:rPr>
+            </w:pPr>
+          </w:p>
+        </w:tc>
+      </w:tr>
+      <w:tr>
+        <w:trPr>
+          <w:trHeight w:val="450"/>
+        </w:trPr>
+        <w:tc>
+          <w:tcPr>
+            <w:tcW w:w="3800" w:type="dxa"/>
+            <w:vAlign w:val="center"/>
+          </w:tcPr>
+          <w:p>
+            <w:pPr>
+              <w:jc w:val="left"/>
+              <w:rPr>
+                <w:rFonts w:ascii="Times New Roman" w:hAnsi="Times New Roman" w:cs="Times New Roman"/>
+                <w:lang w:val="tr-TR"/>
+              </w:rPr>
+            </w:pPr>
+            <w:r>
+              <w:rPr>
+                <w:rFonts w:ascii="Times New Roman" w:hAnsi="Times New Roman" w:cs="Times New Roman"/>
+                <w:sz w:val="20"/>
+                <w:szCs w:val="20"/>
+                <w:lang w:val="tr-TR"/>
+              </w:rPr>
+              <w:t xml:space="preserve">2SO</w:t>
+            </w:r>
+            <w:r>
+              <w:rPr>
+                <w:rFonts w:ascii="Times New Roman" w:hAnsi="Times New Roman" w:cs="Times New Roman"/>
+                <w:sz w:val="20"/>
+                <w:szCs w:val="20"/>
+                <w:vertAlign w:val="subscript"/>
+                <w:lang w:val="tr-TR"/>
+              </w:rPr>
+              <w:t xml:space="preserve">2</w:t>
+            </w:r>
+            <w:r>
+              <w:rPr>
+                <w:rFonts w:ascii="Times New Roman" w:hAnsi="Times New Roman" w:cs="Times New Roman"/>
+                <w:sz w:val="20"/>
+                <w:szCs w:val="20"/>
+                <w:lang w:val="tr-TR"/>
+              </w:rPr>
+              <w:t xml:space="preserve">(g) + O</w:t>
+            </w:r>
+            <w:r>
+              <w:rPr>
+                <w:rFonts w:ascii="Times New Roman" w:hAnsi="Times New Roman" w:cs="Times New Roman"/>
+                <w:sz w:val="20"/>
+                <w:szCs w:val="20"/>
+                <w:vertAlign w:val="subscript"/>
+                <w:lang w:val="tr-TR"/>
+              </w:rPr>
+              <w:t xml:space="preserve">2</w:t>
+            </w:r>
+            <w:r>
+              <w:rPr>
+                <w:rFonts w:ascii="Times New Roman" w:hAnsi="Times New Roman" w:cs="Times New Roman"/>
+                <w:sz w:val="20"/>
+                <w:szCs w:val="20"/>
+                <w:lang w:val="tr-TR"/>
+              </w:rPr>
+              <w:t xml:space="preserve">(g) ⇌ 2SO</w:t>
+            </w:r>
+            <w:r>
+              <w:rPr>
+                <w:rFonts w:ascii="Times New Roman" w:hAnsi="Times New Roman" w:cs="Times New Roman"/>
+                <w:sz w:val="20"/>
+                <w:szCs w:val="20"/>
+                <w:vertAlign w:val="subscript"/>
+                <w:lang w:val="tr-TR"/>
+              </w:rPr>
+              <w:t xml:space="preserve">3</w:t>
+            </w:r>
+            <w:r>
+              <w:rPr>
+                <w:rFonts w:ascii="Times New Roman" w:hAnsi="Times New Roman" w:cs="Times New Roman"/>
+                <w:sz w:val="20"/>
+                <w:szCs w:val="20"/>
+                <w:lang w:val="tr-TR"/>
+              </w:rPr>
+              <w:t xml:space="preserve">(g)</w:t>
+            </w:r>
+          </w:p>
+        </w:tc>
+        <w:tc>
+          <w:tcPr>
+            <w:tcW w:w="2600" w:type="dxa"/>
+            <w:vAlign w:val="center"/>
+          </w:tcPr>
+          <w:p>
+            <w:pPr>
+              <w:jc w:val="left"/>
+              <w:rPr>
+                <w:rFonts w:ascii="Times New Roman" w:hAnsi="Times New Roman" w:cs="Times New Roman"/>
+                <w:lang w:val="tr-TR"/>
+              </w:rPr>
+            </w:pPr>
+            <w:r>
+              <w:rPr>
+                <w:rFonts w:ascii="Times New Roman" w:hAnsi="Times New Roman" w:cs="Times New Roman"/>
+                <w:sz w:val="20"/>
+                <w:szCs w:val="20"/>
+                <w:lang w:val="tr-TR"/>
+              </w:rPr>
+              <w:t xml:space="preserve">Katalizör eklemek</w:t>
+            </w:r>
+          </w:p>
+        </w:tc>
+        <w:tc>
+          <w:tcPr>
+            <w:tcW w:w="1700" w:type="dxa"/>
+            <w:vAlign w:val="center"/>
+          </w:tcPr>
+          <w:p>
+            <w:pPr>
+              <w:jc w:val="left"/>
+              <w:rPr>
+                <w:rFonts w:ascii="Times New Roman" w:hAnsi="Times New Roman" w:cs="Times New Roman"/>
+                <w:lang w:val="tr-TR"/>
+              </w:rPr>
+            </w:pPr>
+          </w:p>
+        </w:tc>
+        <w:tc>
+          <w:tcPr>
+            <w:tcW w:w="900" w:type="dxa"/>
+            <w:vAlign w:val="center"/>
+          </w:tcPr>
+          <w:p>
+            <w:pPr>
+              <w:jc w:val="left"/>
+              <w:rPr>
+                <w:rFonts w:ascii="Times New Roman" w:hAnsi="Times New Roman" w:cs="Times New Roman"/>
+                <w:lang w:val="tr-TR"/>
+              </w:rPr>
+            </w:pPr>
+          </w:p>
+        </w:tc>
+      </w:tr>
+      <w:tr>
+        <w:trPr>
+          <w:trHeight w:val="450"/>
+        </w:trPr>
+        <w:tc>
+          <w:tcPr>
+            <w:tcW w:w="3800" w:type="dxa"/>
+            <w:vAlign w:val="center"/>
+          </w:tcPr>
+          <w:p>
+            <w:pPr>
+              <w:jc w:val="left"/>
+              <w:rPr>
+                <w:rFonts w:ascii="Times New Roman" w:hAnsi="Times New Roman" w:cs="Times New Roman"/>
+                <w:lang w:val="tr-TR"/>
+              </w:rPr>
+            </w:pPr>
+            <w:r>
+              <w:rPr>
+                <w:rFonts w:ascii="Times New Roman" w:hAnsi="Times New Roman" w:cs="Times New Roman"/>
+                <w:sz w:val="20"/>
+                <w:szCs w:val="20"/>
+                <w:lang w:val="tr-TR"/>
+              </w:rPr>
+              <w:t xml:space="preserve">PCl</w:t>
+            </w:r>
+            <w:r>
+              <w:rPr>
+                <w:rFonts w:ascii="Times New Roman" w:hAnsi="Times New Roman" w:cs="Times New Roman"/>
+                <w:sz w:val="20"/>
+                <w:szCs w:val="20"/>
+                <w:vertAlign w:val="subscript"/>
+                <w:lang w:val="tr-TR"/>
+              </w:rPr>
+              <w:t xml:space="preserve">5</w:t>
+            </w:r>
+            <w:r>
+              <w:rPr>
+                <w:rFonts w:ascii="Times New Roman" w:hAnsi="Times New Roman" w:cs="Times New Roman"/>
+                <w:sz w:val="20"/>
+                <w:szCs w:val="20"/>
+                <w:lang w:val="tr-TR"/>
+              </w:rPr>
+              <w:t xml:space="preserve">(g) ⇌ PCl</w:t>
+            </w:r>
+            <w:r>
+              <w:rPr>
+                <w:rFonts w:ascii="Times New Roman" w:hAnsi="Times New Roman" w:cs="Times New Roman"/>
+                <w:sz w:val="20"/>
+                <w:szCs w:val="20"/>
+                <w:vertAlign w:val="subscript"/>
+                <w:lang w:val="tr-TR"/>
+              </w:rPr>
+              <w:t xml:space="preserve">3</w:t>
+            </w:r>
+            <w:r>
+              <w:rPr>
+                <w:rFonts w:ascii="Times New Roman" w:hAnsi="Times New Roman" w:cs="Times New Roman"/>
+                <w:sz w:val="20"/>
+                <w:szCs w:val="20"/>
+                <w:lang w:val="tr-TR"/>
+              </w:rPr>
+              <w:t xml:space="preserve">(g) + Cl</w:t>
+            </w:r>
+            <w:r>
+              <w:rPr>
+                <w:rFonts w:ascii="Times New Roman" w:hAnsi="Times New Roman" w:cs="Times New Roman"/>
+                <w:sz w:val="20"/>
+                <w:szCs w:val="20"/>
+                <w:vertAlign w:val="subscript"/>
+                <w:lang w:val="tr-TR"/>
+              </w:rPr>
+              <w:t xml:space="preserve">2</w:t>
+            </w:r>
+            <w:r>
+              <w:rPr>
+                <w:rFonts w:ascii="Times New Roman" w:hAnsi="Times New Roman" w:cs="Times New Roman"/>
+                <w:sz w:val="20"/>
+                <w:szCs w:val="20"/>
+                <w:lang w:val="tr-TR"/>
+              </w:rPr>
+              <w:t xml:space="preserve">(g)</w:t>
+            </w:r>
+          </w:p>
+        </w:tc>
+        <w:tc>
+          <w:tcPr>
+            <w:tcW w:w="2600" w:type="dxa"/>
+            <w:vAlign w:val="center"/>
+          </w:tcPr>
+          <w:p>
+            <w:pPr>
+              <w:jc w:val="left"/>
+              <w:rPr>
+                <w:rFonts w:ascii="Times New Roman" w:hAnsi="Times New Roman" w:cs="Times New Roman"/>
+                <w:lang w:val="tr-TR"/>
+              </w:rPr>
+            </w:pPr>
+            <w:r>
+              <w:rPr>
+                <w:rFonts w:ascii="Times New Roman" w:hAnsi="Times New Roman" w:cs="Times New Roman"/>
+                <w:sz w:val="20"/>
+                <w:szCs w:val="20"/>
+                <w:lang w:val="tr-TR"/>
+              </w:rPr>
+              <w:t xml:space="preserve">Sabit hacimde Ar eklemek</w:t>
+            </w:r>
+          </w:p>
+        </w:tc>
+        <w:tc>
+          <w:tcPr>
+            <w:tcW w:w="1700" w:type="dxa"/>
+            <w:vAlign w:val="center"/>
+          </w:tcPr>
+          <w:p>
+            <w:pPr>
+              <w:jc w:val="left"/>
+              <w:rPr>
+                <w:rFonts w:ascii="Times New Roman" w:hAnsi="Times New Roman" w:cs="Times New Roman"/>
+                <w:lang w:val="tr-TR"/>
+              </w:rPr>
+            </w:pPr>
+          </w:p>
+        </w:tc>
+        <w:tc>
+          <w:tcPr>
+            <w:tcW w:w="900" w:type="dxa"/>
+            <w:vAlign w:val="center"/>
+          </w:tcPr>
+          <w:p>
+            <w:pPr>
+              <w:jc w:val="left"/>
+              <w:rPr>
+                <w:rFonts w:ascii="Times New Roman" w:hAnsi="Times New Roman" w:cs="Times New Roman"/>
+                <w:lang w:val="tr-TR"/>
+              </w:rPr>
+            </w:pPr>
+          </w:p>
+        </w:tc>
+      </w:tr>
+      <w:tr>
+        <w:trPr>
+          <w:trHeight w:val="450"/>
+        </w:trPr>
+        <w:tc>
+          <w:tcPr>
+            <w:tcW w:w="3800" w:type="dxa"/>
+            <w:vAlign w:val="center"/>
+          </w:tcPr>
+          <w:p>
+            <w:pPr>
+              <w:jc w:val="left"/>
+              <w:rPr>
+                <w:rFonts w:ascii="Times New Roman" w:hAnsi="Times New Roman" w:cs="Times New Roman"/>
+                <w:lang w:val="tr-TR"/>
+              </w:rPr>
+            </w:pPr>
+            <w:r>
+              <w:rPr>
+                <w:rFonts w:ascii="Times New Roman" w:hAnsi="Times New Roman" w:cs="Times New Roman"/>
+                <w:sz w:val="20"/>
+                <w:szCs w:val="20"/>
+                <w:lang w:val="tr-TR"/>
+              </w:rPr>
+              <w:t xml:space="preserve">2SO</w:t>
+            </w:r>
+            <w:r>
+              <w:rPr>
+                <w:rFonts w:ascii="Times New Roman" w:hAnsi="Times New Roman" w:cs="Times New Roman"/>
+                <w:sz w:val="20"/>
+                <w:szCs w:val="20"/>
+                <w:vertAlign w:val="subscript"/>
+                <w:lang w:val="tr-TR"/>
+              </w:rPr>
+              <w:t xml:space="preserve">2</w:t>
+            </w:r>
+            <w:r>
+              <w:rPr>
+                <w:rFonts w:ascii="Times New Roman" w:hAnsi="Times New Roman" w:cs="Times New Roman"/>
+                <w:sz w:val="20"/>
+                <w:szCs w:val="20"/>
+                <w:lang w:val="tr-TR"/>
+              </w:rPr>
+              <w:t xml:space="preserve">(g) + O</w:t>
+            </w:r>
+            <w:r>
+              <w:rPr>
+                <w:rFonts w:ascii="Times New Roman" w:hAnsi="Times New Roman" w:cs="Times New Roman"/>
+                <w:sz w:val="20"/>
+                <w:szCs w:val="20"/>
+                <w:vertAlign w:val="subscript"/>
+                <w:lang w:val="tr-TR"/>
+              </w:rPr>
+              <w:t xml:space="preserve">2</w:t>
+            </w:r>
+            <w:r>
+              <w:rPr>
+                <w:rFonts w:ascii="Times New Roman" w:hAnsi="Times New Roman" w:cs="Times New Roman"/>
+                <w:sz w:val="20"/>
+                <w:szCs w:val="20"/>
+                <w:lang w:val="tr-TR"/>
+              </w:rPr>
+              <w:t xml:space="preserve">(g) ⇌ 2SO</w:t>
+            </w:r>
+            <w:r>
+              <w:rPr>
+                <w:rFonts w:ascii="Times New Roman" w:hAnsi="Times New Roman" w:cs="Times New Roman"/>
+                <w:sz w:val="20"/>
+                <w:szCs w:val="20"/>
+                <w:vertAlign w:val="subscript"/>
+                <w:lang w:val="tr-TR"/>
+              </w:rPr>
+              <w:t xml:space="preserve">3</w:t>
+            </w:r>
+            <w:r>
+              <w:rPr>
+                <w:rFonts w:ascii="Times New Roman" w:hAnsi="Times New Roman" w:cs="Times New Roman"/>
+                <w:sz w:val="20"/>
+                <w:szCs w:val="20"/>
+                <w:lang w:val="tr-TR"/>
+              </w:rPr>
+              <w:t xml:space="preserve">(g)</w:t>
+            </w:r>
+          </w:p>
+        </w:tc>
+        <w:tc>
+          <w:tcPr>
+            <w:tcW w:w="2600" w:type="dxa"/>
+            <w:vAlign w:val="center"/>
+          </w:tcPr>
+          <w:p>
+            <w:pPr>
+              <w:jc w:val="left"/>
+              <w:rPr>
+                <w:rFonts w:ascii="Times New Roman" w:hAnsi="Times New Roman" w:cs="Times New Roman"/>
+                <w:lang w:val="tr-TR"/>
+              </w:rPr>
+            </w:pPr>
+            <w:r>
+              <w:rPr>
+                <w:rFonts w:ascii="Times New Roman" w:hAnsi="Times New Roman" w:cs="Times New Roman"/>
+                <w:sz w:val="20"/>
+                <w:szCs w:val="20"/>
+                <w:lang w:val="tr-TR"/>
+              </w:rPr>
+              <w:t xml:space="preserve">Sabit basınçta Ar eklemek</w:t>
+            </w:r>
+          </w:p>
+        </w:tc>
+        <w:tc>
+          <w:tcPr>
+            <w:tcW w:w="1700" w:type="dxa"/>
+            <w:vAlign w:val="center"/>
+          </w:tcPr>
+          <w:p>
+            <w:pPr>
+              <w:jc w:val="left"/>
+              <w:rPr>
+                <w:rFonts w:ascii="Times New Roman" w:hAnsi="Times New Roman" w:cs="Times New Roman"/>
+                <w:lang w:val="tr-TR"/>
+              </w:rPr>
+            </w:pPr>
+          </w:p>
+        </w:tc>
+        <w:tc>
+          <w:tcPr>
+            <w:tcW w:w="900" w:type="dxa"/>
+            <w:vAlign w:val="center"/>
+          </w:tcPr>
+          <w:p>
+            <w:pPr>
+              <w:jc w:val="left"/>
+              <w:rPr>
+                <w:rFonts w:ascii="Times New Roman" w:hAnsi="Times New Roman" w:cs="Times New Roman"/>
+                <w:lang w:val="tr-TR"/>
+              </w:rPr>
+            </w:pPr>
+          </w:p>
+        </w:tc>
+      </w:tr>
+      <w:tr>
+        <w:trPr>
+          <w:trHeight w:val="450"/>
+        </w:trPr>
+        <w:tc>
+          <w:tcPr>
+            <w:tcW w:w="3800" w:type="dxa"/>
+            <w:vAlign w:val="center"/>
+          </w:tcPr>
+          <w:p>
+            <w:pPr>
+              <w:jc w:val="left"/>
+              <w:rPr>
+                <w:rFonts w:ascii="Times New Roman" w:hAnsi="Times New Roman" w:cs="Times New Roman"/>
+                <w:lang w:val="tr-TR"/>
+              </w:rPr>
+            </w:pPr>
+            <w:r>
+              <w:rPr>
+                <w:rFonts w:ascii="Times New Roman" w:hAnsi="Times New Roman" w:cs="Times New Roman"/>
+                <w:sz w:val="20"/>
+                <w:szCs w:val="20"/>
+                <w:lang w:val="tr-TR"/>
+              </w:rPr>
+              <w:t xml:space="preserve">MgCO</w:t>
+            </w:r>
+            <w:r>
+              <w:rPr>
+                <w:rFonts w:ascii="Times New Roman" w:hAnsi="Times New Roman" w:cs="Times New Roman"/>
+                <w:sz w:val="20"/>
+                <w:szCs w:val="20"/>
+                <w:vertAlign w:val="subscript"/>
+                <w:lang w:val="tr-TR"/>
+              </w:rPr>
+              <w:t xml:space="preserve">3</w:t>
+            </w:r>
+            <w:r>
+              <w:rPr>
+                <w:rFonts w:ascii="Times New Roman" w:hAnsi="Times New Roman" w:cs="Times New Roman"/>
+                <w:sz w:val="20"/>
+                <w:szCs w:val="20"/>
+                <w:lang w:val="tr-TR"/>
+              </w:rPr>
+              <w:t xml:space="preserve">(k) ⇌ MgO(k) + CO</w:t>
+            </w:r>
+            <w:r>
+              <w:rPr>
+                <w:rFonts w:ascii="Times New Roman" w:hAnsi="Times New Roman" w:cs="Times New Roman"/>
+                <w:sz w:val="20"/>
+                <w:szCs w:val="20"/>
+                <w:vertAlign w:val="subscript"/>
+                <w:lang w:val="tr-TR"/>
+              </w:rPr>
+              <w:t xml:space="preserve">2</w:t>
+            </w:r>
+            <w:r>
+              <w:rPr>
+                <w:rFonts w:ascii="Times New Roman" w:hAnsi="Times New Roman" w:cs="Times New Roman"/>
+                <w:sz w:val="20"/>
+                <w:szCs w:val="20"/>
+                <w:lang w:val="tr-TR"/>
+              </w:rPr>
+              <w:t xml:space="preserve">(g)</w:t>
+            </w:r>
+          </w:p>
+        </w:tc>
+        <w:tc>
+          <w:tcPr>
+            <w:tcW w:w="2600" w:type="dxa"/>
+            <w:vAlign w:val="center"/>
+          </w:tcPr>
+          <w:p>
+            <w:pPr>
+              <w:jc w:val="left"/>
+              <w:rPr>
+                <w:rFonts w:ascii="Times New Roman" w:hAnsi="Times New Roman" w:cs="Times New Roman"/>
+                <w:lang w:val="tr-TR"/>
+              </w:rPr>
+            </w:pPr>
+            <w:r>
+              <w:rPr>
+                <w:rFonts w:ascii="Times New Roman" w:hAnsi="Times New Roman" w:cs="Times New Roman"/>
+                <w:sz w:val="20"/>
+                <w:szCs w:val="20"/>
+                <w:lang w:val="tr-TR"/>
+              </w:rPr>
+              <w:t xml:space="preserve">Hacmi büyütmek</w:t>
+            </w:r>
+          </w:p>
+        </w:tc>
+        <w:tc>
+          <w:tcPr>
+            <w:tcW w:w="1700" w:type="dxa"/>
+            <w:vAlign w:val="center"/>
+          </w:tcPr>
+          <w:p>
+            <w:pPr>
+              <w:jc w:val="left"/>
+              <w:rPr>
+                <w:rFonts w:ascii="Times New Roman" w:hAnsi="Times New Roman" w:cs="Times New Roman"/>
+                <w:lang w:val="tr-TR"/>
+              </w:rPr>
+            </w:pPr>
+          </w:p>
+        </w:tc>
+        <w:tc>
+          <w:tcPr>
+            <w:tcW w:w="900" w:type="dxa"/>
+            <w:vAlign w:val="center"/>
+          </w:tcPr>
+          <w:p>
+            <w:pPr>
+              <w:jc w:val="left"/>
+              <w:rPr>
+                <w:rFonts w:ascii="Times New Roman" w:hAnsi="Times New Roman" w:cs="Times New Roman"/>
+                <w:lang w:val="tr-TR"/>
+              </w:rPr>
+            </w:pPr>
+          </w:p>
+        </w:tc>
+      </w:tr>
+    </w:tbl>
+    <w:p>
+      <w:pPr>
+        <w:jc w:val="both"/>
+        <w:rPr>
+          <w:rFonts w:ascii="Times New Roman" w:hAnsi="Times New Roman" w:cs="Times New Roman"/>
+          <w:lang w:val="tr-TR"/>
+        </w:rPr>
+      </w:pPr>
+    </w:p>
+    <w:p>
+      <w:pPr>
+        <w:jc w:val="both"/>
+        <w:rPr>
+          <w:rFonts w:ascii="Times New Roman" w:hAnsi="Times New Roman" w:cs="Times New Roman"/>
+          <w:lang w:val="tr-TR"/>
+        </w:rPr>
+      </w:pPr>
+      <w:r>
+        <w:rPr>
+          <w:rFonts w:ascii="Times New Roman" w:hAnsi="Times New Roman" w:cs="Times New Roman"/>
+          <w:lang w:val="tr-TR"/>
+        </w:rPr>
+        <w:t xml:space="preserve">2. Gazozun buzdolabında saklanmasının nedenini ve kapağı açık bırakılan gazozun sıcak bir ortamda soğuk ortama göre daha çabuk gazını kaybetmesini CO</w:t>
+      </w:r>
+      <w:r>
+        <w:rPr>
+          <w:rFonts w:ascii="Times New Roman" w:hAnsi="Times New Roman" w:cs="Times New Roman"/>
+          <w:vertAlign w:val="subscript"/>
+          <w:lang w:val="tr-TR"/>
+        </w:rPr>
+        <w:t xml:space="preserve">2</w:t>
+      </w:r>
+      <w:r>
+        <w:rPr>
+          <w:rFonts w:ascii="Times New Roman" w:hAnsi="Times New Roman" w:cs="Times New Roman"/>
+          <w:lang w:val="tr-TR"/>
+        </w:rPr>
+        <w:t xml:space="preserve">(g) ⇌ CO</w:t>
+      </w:r>
+      <w:r>
+        <w:rPr>
+          <w:rFonts w:ascii="Times New Roman" w:hAnsi="Times New Roman" w:cs="Times New Roman"/>
+          <w:vertAlign w:val="subscript"/>
+          <w:lang w:val="tr-TR"/>
+        </w:rPr>
+        <w:t xml:space="preserve">2</w:t>
+      </w:r>
+      <w:r>
+        <w:rPr>
+          <w:rFonts w:ascii="Times New Roman" w:hAnsi="Times New Roman" w:cs="Times New Roman"/>
+          <w:lang w:val="tr-TR"/>
+        </w:rPr>
+        <w:t xml:space="preserve">(suda) dengesi ve Le Chatelier ilkesi ile açıklayınız. (CO</w:t>
+      </w:r>
+      <w:r>
+        <w:rPr>
+          <w:rFonts w:ascii="Times New Roman" w:hAnsi="Times New Roman" w:cs="Times New Roman"/>
+          <w:vertAlign w:val="subscript"/>
+          <w:lang w:val="tr-TR"/>
+        </w:rPr>
+        <w:t xml:space="preserve">2</w:t>
+      </w:r>
+      <w:r>
+        <w:rPr>
+          <w:rFonts w:ascii="Times New Roman" w:hAnsi="Times New Roman" w:cs="Times New Roman"/>
+          <w:lang w:val="tr-TR"/>
+        </w:rPr>
+        <w:t xml:space="preserve">’nin suda çözünmesi ekzotermiktir.)</w:t>
+      </w:r>
+    </w:p>
+    <w:p>
+      <w:pPr>
+        <w:ind w:left="720"/>
+        <w:jc w:val="both"/>
+        <w:rPr>
+          <w:rFonts w:ascii="Times New Roman" w:hAnsi="Times New Roman" w:cs="Times New Roman"/>
+          <w:lang w:val="tr-TR"/>
+        </w:rPr>
+      </w:pPr>
+      <w:r>
+        <w:rPr>
+          <w:rFonts w:ascii="Times New Roman" w:hAnsi="Times New Roman" w:cs="Times New Roman"/>
+          <w:lang w:val="tr-TR"/>
+        </w:rPr>
+        <w:t xml:space="preserve">……………………………………………………………………………………………</w:t>
+      </w:r>
+    </w:p>
+    <w:p>
+      <w:pPr>
+        <w:ind w:left="720"/>
+        <w:jc w:val="both"/>
+        <w:rPr>
+          <w:rFonts w:ascii="Times New Roman" w:hAnsi="Times New Roman" w:cs="Times New Roman"/>
+          <w:lang w:val="tr-TR"/>
+        </w:rPr>
+      </w:pPr>
+      <w:r>
+        <w:rPr>
+          <w:rFonts w:ascii="Times New Roman" w:hAnsi="Times New Roman" w:cs="Times New Roman"/>
+          <w:lang w:val="tr-TR"/>
+        </w:rPr>
+        <w:t xml:space="preserve">……………………………………………………………………………………………</w:t>
+      </w:r>
+    </w:p>
+    <w:p>
+      <w:pPr>
+        <w:jc w:val="both"/>
+        <w:rPr>
+          <w:rFonts w:ascii="Times New Roman" w:hAnsi="Times New Roman" w:cs="Times New Roman"/>
+          <w:lang w:val="tr-TR"/>
+        </w:rPr>
+      </w:pPr>
+      <w:r>
+        <w:rPr>
+          <w:rFonts w:ascii="Times New Roman" w:hAnsi="Times New Roman" w:cs="Times New Roman"/>
+          <w:lang w:val="tr-TR"/>
+        </w:rPr>
+        <w:t xml:space="preserve">3. Yaz aylarında balık çiftliklerinde havuzlara neden hava pompalandığını açıklayınız.</w:t>
+      </w:r>
+    </w:p>
+    <w:p>
+      <w:pPr>
+        <w:ind w:left="720"/>
+        <w:jc w:val="both"/>
+        <w:rPr>
+          <w:rFonts w:ascii="Times New Roman" w:hAnsi="Times New Roman" w:cs="Times New Roman"/>
+          <w:lang w:val="tr-TR"/>
+        </w:rPr>
+      </w:pPr>
+      <w:r>
+        <w:rPr>
+          <w:rFonts w:ascii="Times New Roman" w:hAnsi="Times New Roman" w:cs="Times New Roman"/>
+          <w:lang w:val="tr-TR"/>
+        </w:rPr>
+        <w:t xml:space="preserve">……………………………………………………………………………………………</w:t>
+      </w:r>
+    </w:p>
+    <w:p>
+      <w:pPr>
+        <w:ind w:left="720"/>
+        <w:jc w:val="both"/>
+        <w:rPr>
+          <w:rFonts w:ascii="Times New Roman" w:hAnsi="Times New Roman" w:cs="Times New Roman"/>
+          <w:lang w:val="tr-TR"/>
+        </w:rPr>
+      </w:pPr>
+      <w:r>
+        <w:rPr>
+          <w:rFonts w:ascii="Times New Roman" w:hAnsi="Times New Roman" w:cs="Times New Roman"/>
+          <w:lang w:val="tr-TR"/>
+        </w:rPr>
+        <w:t xml:space="preserve">……………………………………………………………………………………………</w:t>
+      </w:r>
+    </w:p>
+    <w:p>
+      <w:pPr>
+        <w:pStyle w:val="ListParagraph"/>
+        <w:ind w:left="1080"/>
+        <w:jc w:val="both"/>
+        <w:rPr>
+          <w:rFonts w:ascii="Times New Roman" w:hAnsi="Times New Roman" w:cs="Times New Roman"/>
+          <w:lang w:val="tr-TR"/>
+        </w:rPr>
+      </w:pPr>
+      <w:r>
+        <w:rPr>
+          <w:noProof/>
+          <w:lang w:val="tr-TR"/>
+        </w:rPr>
+        <mc:AlternateContent>
+          <mc:Choice Requires="wps">
+            <w:drawing>
+              <wp:anchor distT="0" distB="0" distL="114300" distR="114300" simplePos="0" relativeHeight="251659264" behindDoc="0" locked="0" layoutInCell="1" allowOverlap="1">
+                <wp:simplePos x="0" y="0"/>
+                <wp:positionH relativeFrom="column">
+                  <wp:posOffset>498916</wp:posOffset>
+                </wp:positionH>
+                <wp:positionV relativeFrom="paragraph">
+                  <wp:posOffset>170180</wp:posOffset>
+                </wp:positionV>
+                <wp:extent cx="5538486" cy="0"/>
+                <wp:effectExtent l="0" t="12700" r="24130" b="12700"/>
+                <wp:wrapNone/>
+                <wp:docPr id="900008" name="Straight Connector 1"/>
+                <wp:cNvGraphicFramePr/>
+                <a:graphic xmlns:a="http://schemas.openxmlformats.org/drawingml/2006/main">
+                  <a:graphicData uri="http://schemas.microsoft.com/office/word/2010/wordprocessingShape">
+                    <wps:wsp>
+                      <wps:cNvCnPr/>
+                      <wps:spPr>
+                        <a:xfrm flipV="1">
+                          <a:off x="0" y="0"/>
+                          <a:ext cx="5538486" cy="0"/>
+                        </a:xfrm>
+                        <a:prstGeom prst="line">
+                          <a:avLst/>
+                        </a:prstGeom>
+                        <a:ln w="19050">
+                          <a:solidFill>
+                            <a:schemeClr val="tx2">
+                              <a:lumMod val="50000"/>
+                              <a:lumOff val="50000"/>
+                            </a:schemeClr>
+                          </a:solidFill>
+                        </a:ln>
+                      </wps:spPr>
+                      <wps:style>
+                        <a:lnRef idx="1">
+                          <a:schemeClr val="accent1"/>
+                        </a:lnRef>
+                        <a:fillRef idx="0">
+                          <a:schemeClr val="accent1"/>
+                        </a:fillRef>
+                        <a:effectRef idx="0">
+                          <a:schemeClr val="accent1"/>
+                        </a:effectRef>
+                        <a:fontRef idx="minor">
+                          <a:schemeClr val="tx1"/>
+                        </a:fontRef>
+                      </wps:style>
+                      <wps:bodyPr/>
+                    </wps:wsp>
+                  </a:graphicData>
+                </a:graphic>
+                <wp14:sizeRelV relativeFrom="margin">
+                  <wp14:pctHeight>0</wp14:pctHeight>
+                </wp14:sizeRelV>
+              </wp:anchor>
+            </w:drawing>
+          </mc:Choice>
+          <mc:Fallback>
+            <w:pict>
+              <v:line id="Straight Connector 1" o:spid="_x0000_s1026" style="position:absolute;flip:y;z-index:251659264;visibility:visible;mso-wrap-style:square;mso-height-percent:0;mso-wrap-distance-left:9pt;mso-wrap-distance-top:0;mso-wrap-distance-right:9pt;mso-wrap-distance-bottom:0;mso-position-horizontal:absolute;mso-position-horizontal-relative:text;mso-position-vertical:absolute;mso-position-vertical-relative:text;mso-height-percent:0;mso-height-relative:margin" from="39.3pt,13.4pt" to="475.4pt,13.4pt" o:gfxdata="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" strokecolor="#4e95d9 [1631]" strokeweight="1.5pt">
+                <v:stroke joinstyle="miter"/>
+              </v:line>
+            </w:pict>
+          </mc:Fallback>
+        </mc:AlternateContent>
+      </w:r>
+    </w:p>
+    <w:p>
+      <w:pPr>
         <w:jc w:val="both"/>
         <w:rPr>
           <w:rFonts w:ascii="Times New Roman" w:hAnsi="Times New Roman" w:cs="Times New Roman"/>
@@ -5520,7 +6308,7 @@
                 <wp:extent cx="1955800" cy="615950"/>
                 <wp:effectExtent l="0" t="0" r="12700" b="19050"/>
                 <wp:wrapTopAndBottom/>
-                <wp:docPr id="900008" name="Rectangle 7"/>
+                <wp:docPr id="900009" name="Rectangle 7"/>
                 <wp:cNvGraphicFramePr/>
                 <a:graphic xmlns:a="http://schemas.openxmlformats.org/drawingml/2006/main">
                   <a:graphicData uri="http://schemas.microsoft.com/office/word/2010/wordprocessingShape">

--- a/Kim11-2-5-Dengeyi-Etkileyen-Faktorler.docx
+++ b/Kim11-2-5-Dengeyi-Etkileyen-Faktorler.docx
@@ -2290,23 +2290,67 @@
           <w:rFonts w:ascii="Times New Roman" w:hAnsi="Times New Roman" w:cs="Times New Roman"/>
           <w:lang w:val="tr-TR"/>
         </w:rPr>
-        <w:t xml:space="preserve">Dengedeki bir sistemin koşullarından biri değiştirildiğinde ileri ve geri tepkime hızları artık eşit olmaz; sistem, yapılan değişikliği kısmen karşılayan yönde kayar ve yeni bir denge kurulur. Bu genellemeye </w:t>
-      </w:r>
-      <w:r>
-        <w:rPr>
-          <w:rFonts w:ascii="Times New Roman" w:hAnsi="Times New Roman" w:cs="Times New Roman"/>
-          <w:b/>
-          <w:bCs/>
-          <w:lang w:val="tr-TR"/>
-        </w:rPr>
-        <w:t xml:space="preserve">Le Chatelier ilkesi</w:t>
-      </w:r>
-      <w:r>
-        <w:rPr>
-          <w:rFonts w:ascii="Times New Roman" w:hAnsi="Times New Roman" w:cs="Times New Roman"/>
-          <w:lang w:val="tr-TR"/>
-        </w:rPr>
-        <w:t xml:space="preserve"> denir. Dengeye etki eden faktörler derişim, hacim (basınç), sıcaklık ve katalizördür.</w:t>
+        <w:t xml:space="preserve">Analiz ve Keşif Atölyesi 2.5.’te FeCl</w:t>
+      </w:r>
+      <w:r>
+        <w:rPr>
+          <w:rFonts w:ascii="Times New Roman" w:hAnsi="Times New Roman" w:cs="Times New Roman"/>
+          <w:lang w:val="tr-TR"/>
+          <w:vertAlign w:val="subscript"/>
+        </w:rPr>
+        <w:t xml:space="preserve">3</w:t>
+      </w:r>
+      <w:r>
+        <w:rPr>
+          <w:rFonts w:ascii="Times New Roman" w:hAnsi="Times New Roman" w:cs="Times New Roman"/>
+          <w:lang w:val="tr-TR"/>
+        </w:rPr>
+        <w:t xml:space="preserve"> ya da KSCN eklendiğinde çözeltinin renginin, sıkıştırıldığında ya da ısıtıldığında ise NO</w:t>
+      </w:r>
+      <w:r>
+        <w:rPr>
+          <w:rFonts w:ascii="Times New Roman" w:hAnsi="Times New Roman" w:cs="Times New Roman"/>
+          <w:lang w:val="tr-TR"/>
+          <w:vertAlign w:val="subscript"/>
+        </w:rPr>
+        <w:t xml:space="preserve">2</w:t>
+      </w:r>
+      <w:r>
+        <w:rPr>
+          <w:rFonts w:ascii="Times New Roman" w:hAnsi="Times New Roman" w:cs="Times New Roman"/>
+          <w:lang w:val="tr-TR"/>
+        </w:rPr>
+        <w:t xml:space="preserve">-N</w:t>
+      </w:r>
+      <w:r>
+        <w:rPr>
+          <w:rFonts w:ascii="Times New Roman" w:hAnsi="Times New Roman" w:cs="Times New Roman"/>
+          <w:lang w:val="tr-TR"/>
+          <w:vertAlign w:val="subscript"/>
+        </w:rPr>
+        <w:t xml:space="preserve">2</w:t>
+      </w:r>
+      <w:r>
+        <w:rPr>
+          <w:rFonts w:ascii="Times New Roman" w:hAnsi="Times New Roman" w:cs="Times New Roman"/>
+          <w:lang w:val="tr-TR"/>
+        </w:rPr>
+        <w:t xml:space="preserve">O</w:t>
+      </w:r>
+      <w:r>
+        <w:rPr>
+          <w:rFonts w:ascii="Times New Roman" w:hAnsi="Times New Roman" w:cs="Times New Roman"/>
+          <w:lang w:val="tr-TR"/>
+          <w:vertAlign w:val="subscript"/>
+        </w:rPr>
+        <w:t xml:space="preserve">4</w:t>
+      </w:r>
+      <w:r>
+        <w:rPr>
+          <w:rFonts w:ascii="Times New Roman" w:hAnsi="Times New Roman" w:cs="Times New Roman"/>
+          <w:lang w:val="tr-TR"/>
+        </w:rPr>
+        <w:t xml:space="preserve"> karışımının renginin değiştiğini gözlemlediniz. Bu gözlemlerin ortak noktası nedir? Her durumda dengedeki sistemin koşullarından biri değiştirildiğinde ileri ve geri tepkime hızları artık eşit olmaz; sistem, yapılan değişikliği kısmen karşılayan yönde kayar ve yeni bir denge kurulur. Etkinliğin son sorusunda ulaştığınız bu genellemeye Le Chatelier ilkesi denir. Etkinlikte incelediğiniz gibi dengeye etki eden faktörler derişim, hacim (basınç), sıcaklık ve katalizördür.</w:t>
       </w:r>
     </w:p>
     <w:p>
@@ -2320,24 +2364,45 @@
       <w:r>
         <w:rPr>
           <w:rFonts w:ascii="Times New Roman" w:hAnsi="Times New Roman" w:cs="Times New Roman"/>
-          <w:b/>
-          <w:bCs/>
-          <w:lang w:val="tr-TR"/>
-        </w:rPr>
-        <w:t xml:space="preserve">Derişimin etkisi:</w:t>
-      </w:r>
-      <w:r>
-        <w:rPr>
-          <w:rFonts w:ascii="Times New Roman" w:hAnsi="Times New Roman" w:cs="Times New Roman"/>
-          <w:lang w:val="tr-TR"/>
-        </w:rPr>
-        <w:t xml:space="preserve"> Dengedeki bir sisteme tepken eklendiğinde birim hacimdeki tepken tanecik sayısı ve ileri yöndeki etkin çarpışma sayısı artar; ileri tepkime hızı geri tepkime hızından büyük olur. Denge, eklenen maddeyi harcayacak şekilde ürünler yönüne kayar. Ürün eklendiğinde ise denge tepkenler yönüne kayar. Bir maddenin ortamdan uzaklaştırılması dengeyi o maddenin oluştuğu yöne kaydırır. Grafik A’da N</w:t>
-      </w:r>
-      <w:r>
-        <w:rPr>
-          <w:rFonts w:ascii="Times New Roman" w:hAnsi="Times New Roman" w:cs="Times New Roman"/>
+          <w:lang w:val="tr-TR"/>
+        </w:rPr>
+        <w:t xml:space="preserve">Derişimin etkisi: A deneyinde FeCl</w:t>
+      </w:r>
+      <w:r>
+        <w:rPr>
+          <w:rFonts w:ascii="Times New Roman" w:hAnsi="Times New Roman" w:cs="Times New Roman"/>
+          <w:lang w:val="tr-TR"/>
           <w:vertAlign w:val="subscript"/>
-          <w:lang w:val="tr-TR"/>
+        </w:rPr>
+        <w:t xml:space="preserve">3</w:t>
+      </w:r>
+      <w:r>
+        <w:rPr>
+          <w:rFonts w:ascii="Times New Roman" w:hAnsi="Times New Roman" w:cs="Times New Roman"/>
+          <w:lang w:val="tr-TR"/>
+        </w:rPr>
+        <w:t xml:space="preserve"> ya da KSCN eklenen tüplerde kırmızı rengin koyulaşması, eklenen tepkenin bir kısmının harcanarak daha fazla FeSCN</w:t>
+      </w:r>
+      <w:r>
+        <w:rPr>
+          <w:rFonts w:ascii="Times New Roman" w:hAnsi="Times New Roman" w:cs="Times New Roman"/>
+          <w:lang w:val="tr-TR"/>
+          <w:vertAlign w:val="superscript"/>
+        </w:rPr>
+        <w:t xml:space="preserve">2+</w:t>
+      </w:r>
+      <w:r>
+        <w:rPr>
+          <w:rFonts w:ascii="Times New Roman" w:hAnsi="Times New Roman" w:cs="Times New Roman"/>
+          <w:lang w:val="tr-TR"/>
+        </w:rPr>
+        <w:t xml:space="preserve"> oluştuğunu gösterir. Peki bu kayma tanecik düzeyinde nasıl açıklanabilir? Dengedeki bir sisteme tepken eklendiğinde birim hacimdeki tepken tanecik sayısı ve ileri yöndeki etkin çarpışma sayısı artar; ileri tepkime hızı geri tepkime hızından büyük olur. Denge, eklenen maddeyi harcayacak şekilde ürünler yönüne kayar. Ürün eklendiğinde ise denge tepkenler yönüne kayar. Bir maddenin ortamdan uzaklaştırılması dengeyi o maddenin oluştuğu yöne kaydırır. Grafik A’da N</w:t>
+      </w:r>
+      <w:r>
+        <w:rPr>
+          <w:rFonts w:ascii="Times New Roman" w:hAnsi="Times New Roman" w:cs="Times New Roman"/>
+          <w:lang w:val="tr-TR"/>
+          <w:vertAlign w:val="subscript"/>
         </w:rPr>
         <w:t xml:space="preserve">2</w:t>
       </w:r>
@@ -2351,8 +2416,8 @@
       <w:r>
         <w:rPr>
           <w:rFonts w:ascii="Times New Roman" w:hAnsi="Times New Roman" w:cs="Times New Roman"/>
+          <w:lang w:val="tr-TR"/>
           <w:vertAlign w:val="subscript"/>
-          <w:lang w:val="tr-TR"/>
         </w:rPr>
         <w:t xml:space="preserve">2</w:t>
       </w:r>
@@ -2366,8 +2431,8 @@
       <w:r>
         <w:rPr>
           <w:rFonts w:ascii="Times New Roman" w:hAnsi="Times New Roman" w:cs="Times New Roman"/>
+          <w:lang w:val="tr-TR"/>
           <w:vertAlign w:val="subscript"/>
-          <w:lang w:val="tr-TR"/>
         </w:rPr>
         <w:t xml:space="preserve">3</w:t>
       </w:r>
@@ -2381,8 +2446,8 @@
       <w:r>
         <w:rPr>
           <w:rFonts w:ascii="Times New Roman" w:hAnsi="Times New Roman" w:cs="Times New Roman"/>
+          <w:lang w:val="tr-TR"/>
           <w:vertAlign w:val="subscript"/>
-          <w:lang w:val="tr-TR"/>
         </w:rPr>
         <w:t xml:space="preserve">2</w:t>
       </w:r>
@@ -2396,8 +2461,8 @@
       <w:r>
         <w:rPr>
           <w:rFonts w:ascii="Times New Roman" w:hAnsi="Times New Roman" w:cs="Times New Roman"/>
+          <w:lang w:val="tr-TR"/>
           <w:vertAlign w:val="subscript"/>
-          <w:lang w:val="tr-TR"/>
         </w:rPr>
         <w:t xml:space="preserve">2</w:t>
       </w:r>
@@ -2411,8 +2476,8 @@
       <w:r>
         <w:rPr>
           <w:rFonts w:ascii="Times New Roman" w:hAnsi="Times New Roman" w:cs="Times New Roman"/>
+          <w:lang w:val="tr-TR"/>
           <w:vertAlign w:val="subscript"/>
-          <w:lang w:val="tr-TR"/>
         </w:rPr>
         <w:t xml:space="preserve">2</w:t>
       </w:r>
@@ -2426,8 +2491,8 @@
       <w:r>
         <w:rPr>
           <w:rFonts w:ascii="Times New Roman" w:hAnsi="Times New Roman" w:cs="Times New Roman"/>
+          <w:lang w:val="tr-TR"/>
           <w:vertAlign w:val="subscript"/>
-          <w:lang w:val="tr-TR"/>
         </w:rPr>
         <w:t xml:space="preserve">3</w:t>
       </w:r>
@@ -2436,7 +2501,7 @@
           <w:rFonts w:ascii="Times New Roman" w:hAnsi="Times New Roman" w:cs="Times New Roman"/>
           <w:lang w:val="tr-TR"/>
         </w:rPr>
-        <w:t xml:space="preserve"> artar ve yeni denge kurulur. Derişim değişimi denge sabitini değiştirmez. Saf katı ve sıvıların miktarındaki değişim dengeyi etkilemez.</w:t>
+        <w:t xml:space="preserve"> artar ve yeni denge kurulur. Yeni dengede derişimler farklı olsa da sıcaklık değişmediği için derişimler yeniden aynı K değerini sağlayacak şekilde düzenlenir; yani derişim değişimi denge sabitini değiştirmez. Saf katı ve sıvıların derişimleri sabit olup denge ifadesinde yer almadığından bu maddelerin miktarındaki değişim dengeyi etkilemez.</w:t>
       </w:r>
     </w:p>
     <w:p xmlns:a="http://schemas.openxmlformats.org/drawingml/2006/main" xmlns:pic="http://schemas.openxmlformats.org/drawingml/2006/picture">
@@ -2726,24 +2791,15 @@
       <w:r>
         <w:rPr>
           <w:rFonts w:ascii="Times New Roman" w:hAnsi="Times New Roman" w:cs="Times New Roman"/>
-          <w:b/>
-          <w:bCs/>
-          <w:lang w:val="tr-TR"/>
-        </w:rPr>
-        <w:t xml:space="preserve">Hacim ve basıncın etkisi:</w:t>
-      </w:r>
-      <w:r>
-        <w:rPr>
-          <w:rFonts w:ascii="Times New Roman" w:hAnsi="Times New Roman" w:cs="Times New Roman"/>
-          <w:lang w:val="tr-TR"/>
-        </w:rPr>
-        <w:t xml:space="preserve"> Gaz fazındaki bir dengede sabit sıcaklıkta kabın hacmi küçültüldüğünde tüm gazların derişimi ve toplam basınç artar. Denge, gaz mol sayısının az olduğu yöne kayarak basınç artışını azaltır. Örneğin 2NO</w:t>
-      </w:r>
-      <w:r>
-        <w:rPr>
-          <w:rFonts w:ascii="Times New Roman" w:hAnsi="Times New Roman" w:cs="Times New Roman"/>
+          <w:lang w:val="tr-TR"/>
+        </w:rPr>
+        <w:t xml:space="preserve">Hacim ve basıncın etkisi: B deneyinde şırınganın pistonu itildiğinde ilk anda koyulaşan rengin bir süre sonra bir miktar açıldığını gözlemlediniz. Peki bu değişim nasıl açıklanabilir? Gaz fazındaki bir dengede sabit sıcaklıkta kabın hacmi küçültüldüğünde tüm gazların derişimi ve toplam basınç artar. Denge, gaz mol sayısının az olduğu yöne kayarak basınç artışını azaltır. Örneğin 2NO</w:t>
+      </w:r>
+      <w:r>
+        <w:rPr>
+          <w:rFonts w:ascii="Times New Roman" w:hAnsi="Times New Roman" w:cs="Times New Roman"/>
+          <w:lang w:val="tr-TR"/>
           <w:vertAlign w:val="subscript"/>
-          <w:lang w:val="tr-TR"/>
         </w:rPr>
         <w:t xml:space="preserve">2</w:t>
       </w:r>
@@ -2757,8 +2813,8 @@
       <w:r>
         <w:rPr>
           <w:rFonts w:ascii="Times New Roman" w:hAnsi="Times New Roman" w:cs="Times New Roman"/>
+          <w:lang w:val="tr-TR"/>
           <w:vertAlign w:val="subscript"/>
-          <w:lang w:val="tr-TR"/>
         </w:rPr>
         <w:t xml:space="preserve">2</w:t>
       </w:r>
@@ -2772,8 +2828,8 @@
       <w:r>
         <w:rPr>
           <w:rFonts w:ascii="Times New Roman" w:hAnsi="Times New Roman" w:cs="Times New Roman"/>
+          <w:lang w:val="tr-TR"/>
           <w:vertAlign w:val="subscript"/>
-          <w:lang w:val="tr-TR"/>
         </w:rPr>
         <w:t xml:space="preserve">4</w:t>
       </w:r>
@@ -2787,8 +2843,8 @@
       <w:r>
         <w:rPr>
           <w:rFonts w:ascii="Times New Roman" w:hAnsi="Times New Roman" w:cs="Times New Roman"/>
+          <w:lang w:val="tr-TR"/>
           <w:vertAlign w:val="subscript"/>
-          <w:lang w:val="tr-TR"/>
         </w:rPr>
         <w:t xml:space="preserve">2</w:t>
       </w:r>
@@ -2802,8 +2858,8 @@
       <w:r>
         <w:rPr>
           <w:rFonts w:ascii="Times New Roman" w:hAnsi="Times New Roman" w:cs="Times New Roman"/>
+          <w:lang w:val="tr-TR"/>
           <w:vertAlign w:val="subscript"/>
-          <w:lang w:val="tr-TR"/>
         </w:rPr>
         <w:t xml:space="preserve">4</w:t>
       </w:r>
@@ -2817,8 +2873,8 @@
       <w:r>
         <w:rPr>
           <w:rFonts w:ascii="Times New Roman" w:hAnsi="Times New Roman" w:cs="Times New Roman"/>
+          <w:lang w:val="tr-TR"/>
           <w:vertAlign w:val="subscript"/>
-          <w:lang w:val="tr-TR"/>
         </w:rPr>
         <w:t xml:space="preserve">2</w:t>
       </w:r>
@@ -2832,8 +2888,8 @@
       <w:r>
         <w:rPr>
           <w:rFonts w:ascii="Times New Roman" w:hAnsi="Times New Roman" w:cs="Times New Roman"/>
+          <w:lang w:val="tr-TR"/>
           <w:vertAlign w:val="subscript"/>
-          <w:lang w:val="tr-TR"/>
         </w:rPr>
         <w:t xml:space="preserve">2</w:t>
       </w:r>
@@ -2847,8 +2903,8 @@
       <w:r>
         <w:rPr>
           <w:rFonts w:ascii="Times New Roman" w:hAnsi="Times New Roman" w:cs="Times New Roman"/>
+          <w:lang w:val="tr-TR"/>
           <w:vertAlign w:val="subscript"/>
-          <w:lang w:val="tr-TR"/>
         </w:rPr>
         <w:t xml:space="preserve">3</w:t>
       </w:r>
@@ -2862,8 +2918,8 @@
       <w:r>
         <w:rPr>
           <w:rFonts w:ascii="Times New Roman" w:hAnsi="Times New Roman" w:cs="Times New Roman"/>
+          <w:lang w:val="tr-TR"/>
           <w:vertAlign w:val="subscript"/>
-          <w:lang w:val="tr-TR"/>
         </w:rPr>
         <w:t xml:space="preserve">2</w:t>
       </w:r>
@@ -2877,8 +2933,8 @@
       <w:r>
         <w:rPr>
           <w:rFonts w:ascii="Times New Roman" w:hAnsi="Times New Roman" w:cs="Times New Roman"/>
+          <w:lang w:val="tr-TR"/>
           <w:vertAlign w:val="subscript"/>
-          <w:lang w:val="tr-TR"/>
         </w:rPr>
         <w:t xml:space="preserve">2</w:t>
       </w:r>
@@ -2892,8 +2948,8 @@
       <w:r>
         <w:rPr>
           <w:rFonts w:ascii="Times New Roman" w:hAnsi="Times New Roman" w:cs="Times New Roman"/>
+          <w:lang w:val="tr-TR"/>
           <w:vertAlign w:val="subscript"/>
-          <w:lang w:val="tr-TR"/>
         </w:rPr>
         <w:t xml:space="preserve">c</w:t>
       </w:r>
@@ -2907,8 +2963,8 @@
       <w:r>
         <w:rPr>
           <w:rFonts w:ascii="Times New Roman" w:hAnsi="Times New Roman" w:cs="Times New Roman"/>
+          <w:lang w:val="tr-TR"/>
           <w:vertAlign w:val="subscript"/>
-          <w:lang w:val="tr-TR"/>
         </w:rPr>
         <w:t xml:space="preserve">2</w:t>
       </w:r>
@@ -2922,8 +2978,8 @@
       <w:r>
         <w:rPr>
           <w:rFonts w:ascii="Times New Roman" w:hAnsi="Times New Roman" w:cs="Times New Roman"/>
+          <w:lang w:val="tr-TR"/>
           <w:vertAlign w:val="subscript"/>
-          <w:lang w:val="tr-TR"/>
         </w:rPr>
         <w:t xml:space="preserve">2</w:t>
       </w:r>
@@ -2937,8 +2993,8 @@
       <w:r>
         <w:rPr>
           <w:rFonts w:ascii="Times New Roman" w:hAnsi="Times New Roman" w:cs="Times New Roman"/>
+          <w:lang w:val="tr-TR"/>
           <w:vertAlign w:val="subscript"/>
-          <w:lang w:val="tr-TR"/>
         </w:rPr>
         <w:t xml:space="preserve">2</w:t>
       </w:r>
@@ -2952,8 +3008,8 @@
       <w:r>
         <w:rPr>
           <w:rFonts w:ascii="Times New Roman" w:hAnsi="Times New Roman" w:cs="Times New Roman"/>
+          <w:lang w:val="tr-TR"/>
           <w:vertAlign w:val="subscript"/>
-          <w:lang w:val="tr-TR"/>
         </w:rPr>
         <w:t xml:space="preserve">2</w:t>
       </w:r>
@@ -2967,8 +3023,8 @@
       <w:r>
         <w:rPr>
           <w:rFonts w:ascii="Times New Roman" w:hAnsi="Times New Roman" w:cs="Times New Roman"/>
+          <w:lang w:val="tr-TR"/>
           <w:vertAlign w:val="subscript"/>
-          <w:lang w:val="tr-TR"/>
         </w:rPr>
         <w:t xml:space="preserve">2</w:t>
       </w:r>
@@ -2982,8 +3038,8 @@
       <w:r>
         <w:rPr>
           <w:rFonts w:ascii="Times New Roman" w:hAnsi="Times New Roman" w:cs="Times New Roman"/>
+          <w:lang w:val="tr-TR"/>
           <w:vertAlign w:val="subscript"/>
-          <w:lang w:val="tr-TR"/>
         </w:rPr>
         <w:t xml:space="preserve">2</w:t>
       </w:r>
@@ -3006,24 +3062,15 @@
       <w:r>
         <w:rPr>
           <w:rFonts w:ascii="Times New Roman" w:hAnsi="Times New Roman" w:cs="Times New Roman"/>
-          <w:b/>
-          <w:bCs/>
-          <w:lang w:val="tr-TR"/>
-        </w:rPr>
-        <w:t xml:space="preserve">Sıcaklığın etkisi:</w:t>
-      </w:r>
-      <w:r>
-        <w:rPr>
-          <w:rFonts w:ascii="Times New Roman" w:hAnsi="Times New Roman" w:cs="Times New Roman"/>
-          <w:lang w:val="tr-TR"/>
-        </w:rPr>
-        <w:t xml:space="preserve"> Sıcaklık, denge sabitinin değerini değiştiren tek faktördür. Isı, endotermik tepkimelerde tepken, ekzotermik tepkimelerde ürün gibi düşünülebilir. Sıcaklık artırıldığında denge ısıyı harcayan yöne, yani endotermik yöne kayar. Bu nedenle sıcaklık artışı endotermik tepkimelerin denge sabitini artırır, ekzotermik tepkimelerin denge sabitini azaltır. Analiz ve Keşif Atölyesi 2.5.’te ekzotermik olan 2NO</w:t>
-      </w:r>
-      <w:r>
-        <w:rPr>
-          <w:rFonts w:ascii="Times New Roman" w:hAnsi="Times New Roman" w:cs="Times New Roman"/>
+          <w:lang w:val="tr-TR"/>
+        </w:rPr>
+        <w:t xml:space="preserve">Sıcaklığın etkisi: Analiz ve Keşif Atölyesi 2.5.’teki C deneyinde ekzotermik olan 2NO</w:t>
+      </w:r>
+      <w:r>
+        <w:rPr>
+          <w:rFonts w:ascii="Times New Roman" w:hAnsi="Times New Roman" w:cs="Times New Roman"/>
+          <w:lang w:val="tr-TR"/>
           <w:vertAlign w:val="subscript"/>
-          <w:lang w:val="tr-TR"/>
         </w:rPr>
         <w:t xml:space="preserve">2</w:t>
       </w:r>
@@ -3037,8 +3084,8 @@
       <w:r>
         <w:rPr>
           <w:rFonts w:ascii="Times New Roman" w:hAnsi="Times New Roman" w:cs="Times New Roman"/>
+          <w:lang w:val="tr-TR"/>
           <w:vertAlign w:val="subscript"/>
-          <w:lang w:val="tr-TR"/>
         </w:rPr>
         <w:t xml:space="preserve">2</w:t>
       </w:r>
@@ -3052,8 +3099,8 @@
       <w:r>
         <w:rPr>
           <w:rFonts w:ascii="Times New Roman" w:hAnsi="Times New Roman" w:cs="Times New Roman"/>
+          <w:lang w:val="tr-TR"/>
           <w:vertAlign w:val="subscript"/>
-          <w:lang w:val="tr-TR"/>
         </w:rPr>
         <w:t xml:space="preserve">4</w:t>
       </w:r>
@@ -3062,13 +3109,13 @@
           <w:rFonts w:ascii="Times New Roman" w:hAnsi="Times New Roman" w:cs="Times New Roman"/>
           <w:lang w:val="tr-TR"/>
         </w:rPr>
-        <w:t xml:space="preserve"> tepkimesinde sıcak sudaki tüpün renginin koyulaşması dengenin NO</w:t>
-      </w:r>
-      <w:r>
-        <w:rPr>
-          <w:rFonts w:ascii="Times New Roman" w:hAnsi="Times New Roman" w:cs="Times New Roman"/>
+        <w:t xml:space="preserve"> tepkimesinde sıcak sudaki tüpün renginin koyulaşması, sıcaklık artışıyla dengenin NO</w:t>
+      </w:r>
+      <w:r>
+        <w:rPr>
+          <w:rFonts w:ascii="Times New Roman" w:hAnsi="Times New Roman" w:cs="Times New Roman"/>
+          <w:lang w:val="tr-TR"/>
           <w:vertAlign w:val="subscript"/>
-          <w:lang w:val="tr-TR"/>
         </w:rPr>
         <w:t xml:space="preserve">2</w:t>
       </w:r>
@@ -3077,13 +3124,13 @@
           <w:rFonts w:ascii="Times New Roman" w:hAnsi="Times New Roman" w:cs="Times New Roman"/>
           <w:lang w:val="tr-TR"/>
         </w:rPr>
-        <w:t xml:space="preserve"> yönüne kaydığını gösterir. Oksijenin suda çözünmesi ekzotermik bir süreçtir. Bu nedenle sıcaklık arttığında O</w:t>
-      </w:r>
-      <w:r>
-        <w:rPr>
-          <w:rFonts w:ascii="Times New Roman" w:hAnsi="Times New Roman" w:cs="Times New Roman"/>
+        <w:t xml:space="preserve"> yönüne, yani endotermik yöne kaydığını gösterir. Bu gözlem, ısının endotermik tepkimelerde tepken, ekzotermik tepkimelerde ürün gibi düşünülmesiyle açıklanabilir. Sıcaklık artırıldığında denge ısıyı harcayan yöne, yani endotermik yöne kayar. Derişim ve hacim değişimlerinden farklı olarak burada denge sabiti ifadesinde yer alan derişim oranı kalıcı olarak değişir; bu nedenle sıcaklık, denge sabitinin değerini değiştiren tek faktördür. Sıcaklık artışı endotermik tepkimelerin denge sabitini artırır, ekzotermik tepkimelerin denge sabitini azaltır. Oksijenin suda çözünmesi ekzotermik bir süreçtir. Bu nedenle sıcaklık arttığında O</w:t>
+      </w:r>
+      <w:r>
+        <w:rPr>
+          <w:rFonts w:ascii="Times New Roman" w:hAnsi="Times New Roman" w:cs="Times New Roman"/>
+          <w:lang w:val="tr-TR"/>
           <w:vertAlign w:val="subscript"/>
-          <w:lang w:val="tr-TR"/>
         </w:rPr>
         <w:t xml:space="preserve">2</w:t>
       </w:r>
@@ -3097,8 +3144,8 @@
       <w:r>
         <w:rPr>
           <w:rFonts w:ascii="Times New Roman" w:hAnsi="Times New Roman" w:cs="Times New Roman"/>
+          <w:lang w:val="tr-TR"/>
           <w:vertAlign w:val="subscript"/>
-          <w:lang w:val="tr-TR"/>
         </w:rPr>
         <w:t xml:space="preserve">2</w:t>
       </w:r>
@@ -3121,18 +3168,9 @@
       <w:r>
         <w:rPr>
           <w:rFonts w:ascii="Times New Roman" w:hAnsi="Times New Roman" w:cs="Times New Roman"/>
-          <w:b/>
-          <w:bCs/>
-          <w:lang w:val="tr-TR"/>
-        </w:rPr>
-        <w:t xml:space="preserve">Katalizörün etkisi:</w:t>
-      </w:r>
-      <w:r>
-        <w:rPr>
-          <w:rFonts w:ascii="Times New Roman" w:hAnsi="Times New Roman" w:cs="Times New Roman"/>
-          <w:lang w:val="tr-TR"/>
-        </w:rPr>
-        <w:t xml:space="preserve"> Katalizör ileri ve geri tepkimelerin aktivasyon enerjilerini aynı miktarda düşürerek her iki yöndeki hızı da artırır. Bu nedenle katalizör dengeye daha kısa sürede ulaşılmasını sağlar ancak dengenin yerini, denge derişimlerini ve denge sabitini değiştirmez.</w:t>
+          <w:lang w:val="tr-TR"/>
+        </w:rPr>
+        <w:t xml:space="preserve">Katalizörün etkisi: Ç deneyinde katalizör eklenen sistemin dengeye daha kısa sürede ulaştığını, ancak denge derişimlerinin katalizörsüz sistemle aynı kaldığını fark ettiniz. Bu durum şöyle açıklanabilir: Katalizör ileri ve geri tepkimelerin aktivasyon enerjilerini aynı miktarda düşürerek her iki yöndeki hızı da artırır. Bu nedenle katalizör dengeye daha kısa sürede ulaşılmasını sağlar ancak dengenin yerini, denge derişimlerini ve denge sabitini değiştirmez.</w:t>
       </w:r>
     </w:p>
     <w:tbl>

--- a/Kim11-2-5-Dengeyi-Etkileyen-Faktorler.docx
+++ b/Kim11-2-5-Dengeyi-Etkileyen-Faktorler.docx
@@ -41,8 +41,8 @@
       <w:r>
         <w:rPr>
           <w:rFonts w:ascii="Times New Roman" w:hAnsi="Times New Roman" w:cs="Times New Roman"/>
+          <w:lang w:val="tr-TR"/>
           <w:vertAlign w:val="subscript"/>
-          <w:lang w:val="tr-TR"/>
         </w:rPr>
         <w:t xml:space="preserve">2</w:t>
       </w:r>
@@ -56,8 +56,8 @@
       <w:r>
         <w:rPr>
           <w:rFonts w:ascii="Times New Roman" w:hAnsi="Times New Roman" w:cs="Times New Roman"/>
+          <w:lang w:val="tr-TR"/>
           <w:vertAlign w:val="subscript"/>
-          <w:lang w:val="tr-TR"/>
         </w:rPr>
         <w:t xml:space="preserve">2</w:t>
       </w:r>
@@ -66,7 +66,7 @@
           <w:rFonts w:ascii="Times New Roman" w:hAnsi="Times New Roman" w:cs="Times New Roman"/>
           <w:lang w:val="tr-TR"/>
         </w:rPr>
-        <w:t xml:space="preserve">(suda) dengesi bulunur. Sıcaklık değiştiğinde bu denge nasıl etkilenir? Kapağı açılan bir gazoz şişesinde neden aniden kabarcıklar oluşur? Bir etkinlik yaparak dengeyi etkileyen faktörleri keşfediniz.</w:t>
+        <w:t xml:space="preserve">(suda) dengesi bulunur. Sıcaklık değiştiğinde bu denge nasıl etkilenir? Kapağı açılan bir gazoz şişesinde neden aniden kabarcıklar oluşur? Bir etkinlik yaparak dengeyi etkileyen faktörleri keşfediniz. Analiz ve Keşif Atölyesi 2.5.’te bilimsel sorgulama yapacaksınız: Derişim, hacim, basınç, sıcaklık ve katalizörün dengeye etkisine ilişkin araştırılabilir sorular oluşturacak, hipotezler kuracak, deneylerle hipotezlerinizi sınayacak ve sonuçlarınızı çarpışma kuramıyla açıklayacaksınız. Merakınızın peşinden gitmeniz, farklı fikirlere açık olmanız ve araştırmanızı bir plana göre yürütmeniz araştırmacı ve sorgulayıcı bir tutum geliştirmenizi sağlayarak çalışkanlık değerinizi destekleyecektir.</w:t>
       </w:r>
     </w:p>
     <w:tbl>
@@ -714,7 +714,7 @@
           <w:rFonts w:ascii="Times New Roman" w:hAnsi="Times New Roman" w:cs="Times New Roman"/>
           <w:lang w:val="tr-TR"/>
         </w:rPr>
-        <w:t xml:space="preserve">Grubunuzla görev dağılımı yaparak aşağıdaki deneyleri gerçekleştiriniz ya da deney videolarını izleyiniz. Hedefinize ulaşmak için bir yol haritası çiziniz ve güvenilir kaynaklardan yararlanınız.</w:t>
+        <w:t xml:space="preserve">Grubunuzla görev dağılımı yaparak aşağıdaki deneyleri gerçekleştiriniz ya da deney videolarını izleyiniz. Hedefinize ulaşmak için bir yol haritası çiziniz ve hazırladığınız planı adım adım uygulayınız. Deney videolarını ve simülasyonları seçerken doğru ve güvenilir bilgiyi ayırt ederek güvenilir kaynaklardan yararlanınız. Grup içinde üstlendiğiniz görevi zamanında yerine getiriniz.</w:t>
       </w:r>
     </w:p>
     <w:tbl>
@@ -1779,7 +1779,7 @@
           <w:rFonts w:ascii="Times New Roman" w:hAnsi="Times New Roman" w:cs="Times New Roman"/>
           <w:lang w:val="tr-TR"/>
         </w:rPr>
-        <w:t xml:space="preserve">Derişim ve hacim değişiminin dengeye etkisini çarpışma kuramını kullanarak (ileri ve geri tepkime hızlarındaki değişim üzerinden) açıklayınız.</w:t>
+        <w:t xml:space="preserve">Derişim ve hacim değişiminin dengeye etkisini çarpışma kuramını kullanarak (ileri ve geri tepkime hızlarındaki değişim üzerinden) açıklayınız. Katalizörün ileri ve geri tepkime hızlarını nasıl etkilediğini de aynı yaklaşımla yorumlayınız.</w:t>
       </w:r>
     </w:p>
     <w:p>
@@ -1903,6 +1903,22 @@
           <w:lang w:val="tr-TR"/>
         </w:rPr>
         <w:t xml:space="preserve">……………………………………………………………………………………………</w:t>
+      </w:r>
+    </w:p>
+    <w:p>
+      <w:pPr>
+        <w:jc w:val="both"/>
+        <w:rPr>
+          <w:rFonts w:ascii="Times New Roman" w:hAnsi="Times New Roman" w:cs="Times New Roman"/>
+          <w:lang w:val="tr-TR"/>
+        </w:rPr>
+      </w:pPr>
+      <w:r>
+        <w:rPr>
+          <w:rFonts w:ascii="Times New Roman" w:hAnsi="Times New Roman" w:cs="Times New Roman"/>
+          <w:lang w:val="tr-TR"/>
+        </w:rPr>
+        <w:t xml:space="preserve">Grubunuzun ulaştığı sonuçları ve hipotezlerinizin verilerle desteklenip desteklenmediğini sınıfınızla paylaşınız. Diğer grupların bulgularını dinleyerek kendi bulgularınızla karşılaştırınız ve sonuçlarınızın ne kadar güvenilir olduğunu birlikte değerlendiriniz.</w:t>
       </w:r>
     </w:p>
     <w:p>
@@ -2061,7 +2077,7 @@
           <w:rFonts w:ascii="Times New Roman" w:hAnsi="Times New Roman" w:cs="Times New Roman"/>
           <w:lang w:val="tr-TR"/>
         </w:rPr>
-        <w:t xml:space="preserve">Öğrenme sürecinizi değerlendirdiğiniz bir yansıtma notunu karekodda yer alan forma yazınız.</w:t>
+        <w:t xml:space="preserve">Öğrenme sürecinizi değerlendirdiğiniz bir yansıtma notunu karekodda yer alan forma yazınız. Notunuzda araştırma sorularınızı ve hipotezlerinizi oluştururken, deneyleri planlarken neleri iyi yaptığınızı, hangi aşamalarda zorlandığınızı ve bir sonraki araştırmanızda neyi farklı yapacağınızı belirtiniz.</w:t>
       </w:r>
     </w:p>
     <w:p>
@@ -2350,7 +2366,7 @@
           <w:rFonts w:ascii="Times New Roman" w:hAnsi="Times New Roman" w:cs="Times New Roman"/>
           <w:lang w:val="tr-TR"/>
         </w:rPr>
-        <w:t xml:space="preserve"> karışımının renginin değiştiğini gözlemlediniz. Bu gözlemlerin ortak noktası nedir? Her durumda dengedeki sistemin koşullarından biri değiştirildiğinde ileri ve geri tepkime hızları artık eşit olmaz; sistem, yapılan değişikliği kısmen karşılayan yönde kayar ve yeni bir denge kurulur. Etkinliğin son sorusunda ulaştığınız bu genellemeye Le Chatelier ilkesi denir. Etkinlikte incelediğiniz gibi dengeye etki eden faktörler derişim, hacim (basınç), sıcaklık ve katalizördür.</w:t>
+        <w:t xml:space="preserve"> karışımının renginin değiştiğini gözlemlediniz. Bu gözlemlerin ortak noktası nedir? Her durumda dengedeki sistemin koşullarından biri değiştirildiğinde ileri ve geri tepkime hızları artık eşit olmaz; sistem, yapılan değişikliği kısmen karşılayan yönde kayar ve yeni bir denge kurulur. Etkinliğin son sorusunda ulaştığınız bu genellemeye Le Chatelier ilkesi denir. Etkinlikte incelediğiniz gibi dengeye etki eden faktörler derişim, hacim (basınç), sıcaklık ve katalizördür. Etkinliğin 2. aşamasında doldurduğunuz tabloya dönerek her bir değişiklikte dengenin kayma yönünü Le Chatelier ilkesiyle ilişkilendiriniz.</w:t>
       </w:r>
     </w:p>
     <w:p>

--- a/Kim11-2-5-Dengeyi-Etkileyen-Faktorler.docx
+++ b/Kim11-2-5-Dengeyi-Etkileyen-Faktorler.docx
@@ -4580,18 +4580,16 @@
       <w:r>
         <w:rPr>
           <w:rFonts w:ascii="Times New Roman" w:hAnsi="Times New Roman" w:cs="Times New Roman"/>
-          <w:b/>
-          <w:bCs/>
-          <w:lang w:val="tr-TR"/>
-        </w:rPr>
-        <w:t xml:space="preserve">Görsel B:</w:t>
-      </w:r>
-      <w:r>
-        <w:rPr>
-          <w:rFonts w:ascii="Times New Roman" w:hAnsi="Times New Roman" w:cs="Times New Roman"/>
-          <w:lang w:val="tr-TR"/>
-        </w:rPr>
-        <w:t xml:space="preserve"> Amonyak üretim tesisi</w:t>
+          <w:lang w:val="tr-TR"/>
+        </w:rPr>
+        <w:t xml:space="preserve">Amonyak üretim tesisi</w:t>
+      </w:r>
+      <w:r>
+        <w:rPr>
+          <w:rFonts w:ascii="Times New Roman" w:hAnsi="Times New Roman" w:cs="Times New Roman"/>
+          <w:lang w:val="tr-TR"/>
+        </w:rPr>
+        <w:t xml:space="preserve"/>
       </w:r>
     </w:p>
     <w:p>

--- a/Kim11-2-5-Dengeyi-Etkileyen-Faktorler.docx
+++ b/Kim11-2-5-Dengeyi-Etkileyen-Faktorler.docx
@@ -1525,7 +1525,7 @@
                 <w:rFonts w:ascii="Times New Roman" w:hAnsi="Times New Roman" w:cs="Times New Roman"/>
                 <w:lang w:val="tr-TR"/>
               </w:rPr>
-              <w:t xml:space="preserve">C</w:t>
+              <w:t xml:space="preserve">B</w:t>
             </w:r>
           </w:p>
         </w:tc>
@@ -1547,7 +1547,7 @@
                 <w:rFonts w:ascii="Times New Roman" w:hAnsi="Times New Roman" w:cs="Times New Roman"/>
                 <w:lang w:val="tr-TR"/>
               </w:rPr>
-              <w:t xml:space="preserve">Sıcaklığı artırma</w:t>
+              <w:t xml:space="preserve">Hacmi büyütme</w:t>
             </w:r>
           </w:p>
         </w:tc>
@@ -1604,7 +1604,7 @@
                 <w:rFonts w:ascii="Times New Roman" w:hAnsi="Times New Roman" w:cs="Times New Roman"/>
                 <w:lang w:val="tr-TR"/>
               </w:rPr>
-              <w:t xml:space="preserve">Ç</w:t>
+              <w:t xml:space="preserve">C</w:t>
             </w:r>
           </w:p>
         </w:tc>
@@ -1626,7 +1626,7 @@
                 <w:rFonts w:ascii="Times New Roman" w:hAnsi="Times New Roman" w:cs="Times New Roman"/>
                 <w:lang w:val="tr-TR"/>
               </w:rPr>
-              <w:t xml:space="preserve">Katalizör ekleme</w:t>
+              <w:t xml:space="preserve">Sıcaklığı artırma</w:t>
             </w:r>
           </w:p>
         </w:tc>
@@ -1661,6 +1661,164 @@
           </w:p>
         </w:tc>
       </w:tr>
+      <w:tr>
+        <w:trPr>
+          <w:trHeight w:val="450"/>
+        </w:trPr>
+        <w:tc>
+          <w:tcPr>
+            <w:tcW w:w="900" w:type="dxa"/>
+            <w:vAlign w:val="center"/>
+          </w:tcPr>
+          <w:p>
+            <w:pPr>
+              <w:jc w:val="center"/>
+              <w:rPr>
+                <w:rFonts w:ascii="Times New Roman" w:hAnsi="Times New Roman" w:cs="Times New Roman"/>
+                <w:lang w:val="tr-TR"/>
+              </w:rPr>
+            </w:pPr>
+            <w:r>
+              <w:rPr>
+                <w:rFonts w:ascii="Times New Roman" w:hAnsi="Times New Roman" w:cs="Times New Roman"/>
+                <w:lang w:val="tr-TR"/>
+              </w:rPr>
+              <w:t xml:space="preserve">C</w:t>
+            </w:r>
+          </w:p>
+        </w:tc>
+        <w:tc>
+          <w:tcPr>
+            <w:tcW w:w="2600" w:type="dxa"/>
+            <w:vAlign w:val="center"/>
+          </w:tcPr>
+          <w:p>
+            <w:pPr>
+              <w:jc w:val="center"/>
+              <w:rPr>
+                <w:rFonts w:ascii="Times New Roman" w:hAnsi="Times New Roman" w:cs="Times New Roman"/>
+                <w:lang w:val="tr-TR"/>
+              </w:rPr>
+            </w:pPr>
+            <w:r>
+              <w:rPr>
+                <w:rFonts w:ascii="Times New Roman" w:hAnsi="Times New Roman" w:cs="Times New Roman"/>
+                <w:lang w:val="tr-TR"/>
+              </w:rPr>
+              <w:t xml:space="preserve">Sıcaklığı azaltma</w:t>
+            </w:r>
+          </w:p>
+        </w:tc>
+        <w:tc>
+          <w:tcPr>
+            <w:tcW w:w="3000" w:type="dxa"/>
+            <w:vAlign w:val="center"/>
+          </w:tcPr>
+          <w:p>
+            <w:pPr>
+              <w:jc w:val="center"/>
+              <w:rPr>
+                <w:rFonts w:ascii="Times New Roman" w:hAnsi="Times New Roman" w:cs="Times New Roman"/>
+                <w:lang w:val="tr-TR"/>
+              </w:rPr>
+            </w:pPr>
+          </w:p>
+        </w:tc>
+        <w:tc>
+          <w:tcPr>
+            <w:tcW w:w="2500" w:type="dxa"/>
+            <w:vAlign w:val="center"/>
+          </w:tcPr>
+          <w:p>
+            <w:pPr>
+              <w:jc w:val="center"/>
+              <w:rPr>
+                <w:rFonts w:ascii="Times New Roman" w:hAnsi="Times New Roman" w:cs="Times New Roman"/>
+                <w:lang w:val="tr-TR"/>
+              </w:rPr>
+            </w:pPr>
+          </w:p>
+        </w:tc>
+      </w:tr>
+      <w:tr>
+        <w:trPr>
+          <w:trHeight w:val="450"/>
+        </w:trPr>
+        <w:tc>
+          <w:tcPr>
+            <w:tcW w:w="900" w:type="dxa"/>
+            <w:vAlign w:val="center"/>
+          </w:tcPr>
+          <w:p>
+            <w:pPr>
+              <w:jc w:val="center"/>
+              <w:rPr>
+                <w:rFonts w:ascii="Times New Roman" w:hAnsi="Times New Roman" w:cs="Times New Roman"/>
+                <w:lang w:val="tr-TR"/>
+              </w:rPr>
+            </w:pPr>
+            <w:r>
+              <w:rPr>
+                <w:rFonts w:ascii="Times New Roman" w:hAnsi="Times New Roman" w:cs="Times New Roman"/>
+                <w:lang w:val="tr-TR"/>
+              </w:rPr>
+              <w:t xml:space="preserve">Ç</w:t>
+            </w:r>
+          </w:p>
+        </w:tc>
+        <w:tc>
+          <w:tcPr>
+            <w:tcW w:w="2600" w:type="dxa"/>
+            <w:vAlign w:val="center"/>
+          </w:tcPr>
+          <w:p>
+            <w:pPr>
+              <w:jc w:val="center"/>
+              <w:rPr>
+                <w:rFonts w:ascii="Times New Roman" w:hAnsi="Times New Roman" w:cs="Times New Roman"/>
+                <w:lang w:val="tr-TR"/>
+              </w:rPr>
+            </w:pPr>
+            <w:r>
+              <w:rPr>
+                <w:rFonts w:ascii="Times New Roman" w:hAnsi="Times New Roman" w:cs="Times New Roman"/>
+                <w:lang w:val="tr-TR"/>
+              </w:rPr>
+              <w:t xml:space="preserve">Katalizör ekleme</w:t>
+            </w:r>
+          </w:p>
+        </w:tc>
+        <w:tc>
+          <w:tcPr>
+            <w:tcW w:w="3000" w:type="dxa"/>
+            <w:vAlign w:val="center"/>
+          </w:tcPr>
+          <w:p>
+            <w:pPr>
+              <w:jc w:val="center"/>
+              <w:rPr>
+                <w:rFonts w:ascii="Times New Roman" w:hAnsi="Times New Roman" w:cs="Times New Roman"/>
+                <w:lang w:val="tr-TR"/>
+              </w:rPr>
+            </w:pPr>
+          </w:p>
+        </w:tc>
+        <w:tc>
+          <w:tcPr>
+            <w:tcW w:w="2500" w:type="dxa"/>
+            <w:vAlign w:val="center"/>
+          </w:tcPr>
+          <w:p>
+            <w:pPr>
+              <w:jc w:val="center"/>
+              <w:rPr>
+                <w:rFonts w:ascii="Times New Roman" w:hAnsi="Times New Roman" w:cs="Times New Roman"/>
+                <w:lang w:val="tr-TR"/>
+              </w:rPr>
+            </w:pPr>
+          </w:p>
+        </w:tc>
+      </w:tr>
     </w:tbl>
     <w:p>
       <w:pPr>
@@ -1779,7 +1937,7 @@
           <w:rFonts w:ascii="Times New Roman" w:hAnsi="Times New Roman" w:cs="Times New Roman"/>
           <w:lang w:val="tr-TR"/>
         </w:rPr>
-        <w:t xml:space="preserve">Derişim ve hacim değişiminin dengeye etkisini çarpışma kuramını kullanarak (ileri ve geri tepkime hızlarındaki değişim üzerinden) açıklayınız. Katalizörün ileri ve geri tepkime hızlarını nasıl etkilediğini de aynı yaklaşımla yorumlayınız.</w:t>
+        <w:t xml:space="preserve">Derişim, hacim (basınç) ve sıcaklık değişiminin dengeye etkisini çarpışma kuramını kullanarak (birim hacimdeki tanecik sayısı, etkin çarpışma sayısı ve ileri-geri tepkime hızlarındaki değişim üzerinden) açıklayınız. Katalizörün ileri ve geri tepkime hızlarını nasıl etkilediğini de aynı yaklaşımla yorumlayınız.</w:t>
       </w:r>
     </w:p>
     <w:p>
@@ -1852,6 +2010,78 @@
           <w:lang w:val="tr-TR"/>
         </w:rPr>
         <w:t xml:space="preserve">Bir dengeye dışarıdan yapılan etkiye sistemin nasıl tepki verdiğine ilişkin bir genelleme yapınız.</w:t>
+      </w:r>
+    </w:p>
+    <w:p>
+      <w:pPr>
+        <w:ind w:left="720"/>
+        <w:jc w:val="both"/>
+        <w:rPr>
+          <w:rFonts w:ascii="Times New Roman" w:hAnsi="Times New Roman" w:cs="Times New Roman"/>
+          <w:lang w:val="tr-TR"/>
+        </w:rPr>
+      </w:pPr>
+      <w:r>
+        <w:rPr>
+          <w:rFonts w:ascii="Times New Roman" w:hAnsi="Times New Roman" w:cs="Times New Roman"/>
+          <w:lang w:val="tr-TR"/>
+        </w:rPr>
+        <w:t xml:space="preserve">……………………………………………………………………………………………</w:t>
+      </w:r>
+    </w:p>
+    <w:p>
+      <w:pPr>
+        <w:ind w:left="720"/>
+        <w:jc w:val="both"/>
+        <w:rPr>
+          <w:rFonts w:ascii="Times New Roman" w:hAnsi="Times New Roman" w:cs="Times New Roman"/>
+          <w:lang w:val="tr-TR"/>
+        </w:rPr>
+      </w:pPr>
+      <w:r>
+        <w:rPr>
+          <w:rFonts w:ascii="Times New Roman" w:hAnsi="Times New Roman" w:cs="Times New Roman"/>
+          <w:lang w:val="tr-TR"/>
+        </w:rPr>
+        <w:t xml:space="preserve">……………………………………………………………………………………………</w:t>
+      </w:r>
+    </w:p>
+    <w:p>
+      <w:pPr>
+        <w:ind w:left="720"/>
+        <w:jc w:val="both"/>
+        <w:rPr>
+          <w:rFonts w:ascii="Times New Roman" w:hAnsi="Times New Roman" w:cs="Times New Roman"/>
+          <w:lang w:val="tr-TR"/>
+        </w:rPr>
+      </w:pPr>
+      <w:r>
+        <w:rPr>
+          <w:rFonts w:ascii="Times New Roman" w:hAnsi="Times New Roman" w:cs="Times New Roman"/>
+          <w:lang w:val="tr-TR"/>
+        </w:rPr>
+        <w:t xml:space="preserve">……………………………………………………………………………………………</w:t>
+      </w:r>
+    </w:p>
+    <w:p>
+      <w:pPr>
+        <w:pStyle w:val="ListParagraph"/>
+        <w:numPr>
+          <w:ilvl w:val="0"/>
+          <w:numId w:val="51"/>
+        </w:numPr>
+        <w:jc w:val="both"/>
+        <w:rPr>
+          <w:rFonts w:ascii="Times New Roman" w:hAnsi="Times New Roman" w:cs="Times New Roman"/>
+          <w:lang w:val="tr-TR"/>
+        </w:rPr>
+      </w:pPr>
+      <w:r>
+        <w:rPr>
+          <w:rFonts w:ascii="Times New Roman" w:hAnsi="Times New Roman" w:cs="Times New Roman"/>
+          <w:lang w:val="tr-TR"/>
+        </w:rPr>
+        <w:t xml:space="preserve">Dengedeki sistemlere yapılan etkilerle ilgili bilimsel bir genelleme olan Le Chatelier ilkesini ders kitabınızdan ve güvenilir bilimsel kaynaklardan araştırınız. Edindiğiniz bilgilerin doğruluğunu kaynakları karşılaştırarak değerlendiriniz. Bir önceki soruda yaptığınız genellemeyi bu ilkeyle karşılaştırınız ve tablodaki her değişiklikte dengenin kayma yönünü Le Chatelier ilkesiyle ilişkilendiriniz.</w:t>
       </w:r>
     </w:p>
     <w:p>
@@ -2306,67 +2536,7 @@
           <w:rFonts w:ascii="Times New Roman" w:hAnsi="Times New Roman" w:cs="Times New Roman"/>
           <w:lang w:val="tr-TR"/>
         </w:rPr>
-        <w:t xml:space="preserve">Analiz ve Keşif Atölyesi 2.5.’te FeCl</w:t>
-      </w:r>
-      <w:r>
-        <w:rPr>
-          <w:rFonts w:ascii="Times New Roman" w:hAnsi="Times New Roman" w:cs="Times New Roman"/>
-          <w:lang w:val="tr-TR"/>
-          <w:vertAlign w:val="subscript"/>
-        </w:rPr>
-        <w:t xml:space="preserve">3</w:t>
-      </w:r>
-      <w:r>
-        <w:rPr>
-          <w:rFonts w:ascii="Times New Roman" w:hAnsi="Times New Roman" w:cs="Times New Roman"/>
-          <w:lang w:val="tr-TR"/>
-        </w:rPr>
-        <w:t xml:space="preserve"> ya da KSCN eklendiğinde çözeltinin renginin, sıkıştırıldığında ya da ısıtıldığında ise NO</w:t>
-      </w:r>
-      <w:r>
-        <w:rPr>
-          <w:rFonts w:ascii="Times New Roman" w:hAnsi="Times New Roman" w:cs="Times New Roman"/>
-          <w:lang w:val="tr-TR"/>
-          <w:vertAlign w:val="subscript"/>
-        </w:rPr>
-        <w:t xml:space="preserve">2</w:t>
-      </w:r>
-      <w:r>
-        <w:rPr>
-          <w:rFonts w:ascii="Times New Roman" w:hAnsi="Times New Roman" w:cs="Times New Roman"/>
-          <w:lang w:val="tr-TR"/>
-        </w:rPr>
-        <w:t xml:space="preserve">-N</w:t>
-      </w:r>
-      <w:r>
-        <w:rPr>
-          <w:rFonts w:ascii="Times New Roman" w:hAnsi="Times New Roman" w:cs="Times New Roman"/>
-          <w:lang w:val="tr-TR"/>
-          <w:vertAlign w:val="subscript"/>
-        </w:rPr>
-        <w:t xml:space="preserve">2</w:t>
-      </w:r>
-      <w:r>
-        <w:rPr>
-          <w:rFonts w:ascii="Times New Roman" w:hAnsi="Times New Roman" w:cs="Times New Roman"/>
-          <w:lang w:val="tr-TR"/>
-        </w:rPr>
-        <w:t xml:space="preserve">O</w:t>
-      </w:r>
-      <w:r>
-        <w:rPr>
-          <w:rFonts w:ascii="Times New Roman" w:hAnsi="Times New Roman" w:cs="Times New Roman"/>
-          <w:lang w:val="tr-TR"/>
-          <w:vertAlign w:val="subscript"/>
-        </w:rPr>
-        <w:t xml:space="preserve">4</w:t>
-      </w:r>
-      <w:r>
-        <w:rPr>
-          <w:rFonts w:ascii="Times New Roman" w:hAnsi="Times New Roman" w:cs="Times New Roman"/>
-          <w:lang w:val="tr-TR"/>
-        </w:rPr>
-        <w:t xml:space="preserve"> karışımının renginin değiştiğini gözlemlediniz. Bu gözlemlerin ortak noktası nedir? Her durumda dengedeki sistemin koşullarından biri değiştirildiğinde ileri ve geri tepkime hızları artık eşit olmaz; sistem, yapılan değişikliği kısmen karşılayan yönde kayar ve yeni bir denge kurulur. Etkinliğin son sorusunda ulaştığınız bu genellemeye Le Chatelier ilkesi denir. Etkinlikte incelediğiniz gibi dengeye etki eden faktörler derişim, hacim (basınç), sıcaklık ve katalizördür. Etkinliğin 2. aşamasında doldurduğunuz tabloya dönerek her bir değişiklikte dengenin kayma yönünü Le Chatelier ilkesiyle ilişkilendiriniz.</w:t>
+        <w:t xml:space="preserve">Dengedeki bir sistemin koşullarından biri değiştirildiğinde ileri ve geri tepkime hızları farklı oranda değişir ve artık eşit olmaz. Sistem, hızlar yeniden eşitleninceye kadar bir yönde ilerler ve yeni bir denge kurulur. Dengedeki bir sisteme dışarıdan bir etki yapıldığında sistemin bu etkiyi azaltacak yönde tepki vermesine Le Chatelier ilkesi denir. Derişim, hacim (basınç) ve sıcaklık değişimleri dengeyi bozarak sistemin bir yöne kaymasına neden olur; katalizör ise dengenin yerini değiştirmez, yalnızca dengeye ulaşma süresini kısaltır. Le Chatelier ilkesi kimyasal dengelere olduğu kadar buharlaşma-yoğuşma ve çözünme gibi fiziksel dengelere de uygulanabilir.</w:t>
       </w:r>
     </w:p>
     <w:p>
@@ -2382,7 +2552,7 @@
           <w:rFonts w:ascii="Times New Roman" w:hAnsi="Times New Roman" w:cs="Times New Roman"/>
           <w:lang w:val="tr-TR"/>
         </w:rPr>
-        <w:t xml:space="preserve">Derişimin etkisi: A deneyinde FeCl</w:t>
+        <w:t xml:space="preserve">Derişimin etkisi: Sabit hacim ve sıcaklıkta dengedeki bir sisteme tepken eklendiğinde birim hacimdeki tepken tanecik sayısı ve ileri yöndeki etkin çarpışma sayısı artar; ileri tepkime hızı geri tepkime hızından büyük olur. Denge, eklenen maddeyi harcayacak şekilde ürünler yönüne kayar. Ürün eklendiğinde ise denge tepkenler yönüne kayar. Bir maddenin ortamdan uzaklaştırılması dengeyi o maddenin oluştuğu yöne kaydırır. Grafik A’da N</w:t>
       </w:r>
       <w:r>
         <w:rPr>
@@ -2390,6 +2560,36 @@
           <w:lang w:val="tr-TR"/>
           <w:vertAlign w:val="subscript"/>
         </w:rPr>
+        <w:t xml:space="preserve">2</w:t>
+      </w:r>
+      <w:r>
+        <w:rPr>
+          <w:rFonts w:ascii="Times New Roman" w:hAnsi="Times New Roman" w:cs="Times New Roman"/>
+          <w:lang w:val="tr-TR"/>
+        </w:rPr>
+        <w:t xml:space="preserve">(g) + 3H</w:t>
+      </w:r>
+      <w:r>
+        <w:rPr>
+          <w:rFonts w:ascii="Times New Roman" w:hAnsi="Times New Roman" w:cs="Times New Roman"/>
+          <w:lang w:val="tr-TR"/>
+          <w:vertAlign w:val="subscript"/>
+        </w:rPr>
+        <w:t xml:space="preserve">2</w:t>
+      </w:r>
+      <w:r>
+        <w:rPr>
+          <w:rFonts w:ascii="Times New Roman" w:hAnsi="Times New Roman" w:cs="Times New Roman"/>
+          <w:lang w:val="tr-TR"/>
+        </w:rPr>
+        <w:t xml:space="preserve">(g) ⇌ 2NH</w:t>
+      </w:r>
+      <w:r>
+        <w:rPr>
+          <w:rFonts w:ascii="Times New Roman" w:hAnsi="Times New Roman" w:cs="Times New Roman"/>
+          <w:lang w:val="tr-TR"/>
+          <w:vertAlign w:val="subscript"/>
+        </w:rPr>
         <w:t xml:space="preserve">3</w:t>
       </w:r>
       <w:r>
@@ -2397,22 +2597,7 @@
           <w:rFonts w:ascii="Times New Roman" w:hAnsi="Times New Roman" w:cs="Times New Roman"/>
           <w:lang w:val="tr-TR"/>
         </w:rPr>
-        <w:t xml:space="preserve"> ya da KSCN eklenen tüplerde kırmızı rengin koyulaşması, eklenen tepkenin bir kısmının harcanarak daha fazla FeSCN</w:t>
-      </w:r>
-      <w:r>
-        <w:rPr>
-          <w:rFonts w:ascii="Times New Roman" w:hAnsi="Times New Roman" w:cs="Times New Roman"/>
-          <w:lang w:val="tr-TR"/>
-          <w:vertAlign w:val="superscript"/>
-        </w:rPr>
-        <w:t xml:space="preserve">2+</w:t>
-      </w:r>
-      <w:r>
-        <w:rPr>
-          <w:rFonts w:ascii="Times New Roman" w:hAnsi="Times New Roman" w:cs="Times New Roman"/>
-          <w:lang w:val="tr-TR"/>
-        </w:rPr>
-        <w:t xml:space="preserve"> oluştuğunu gösterir. Peki bu kayma tanecik düzeyinde nasıl açıklanabilir? Dengedeki bir sisteme tepken eklendiğinde birim hacimdeki tepken tanecik sayısı ve ileri yöndeki etkin çarpışma sayısı artar; ileri tepkime hızı geri tepkime hızından büyük olur. Denge, eklenen maddeyi harcayacak şekilde ürünler yönüne kayar. Ürün eklendiğinde ise denge tepkenler yönüne kayar. Bir maddenin ortamdan uzaklaştırılması dengeyi o maddenin oluştuğu yöne kaydırır. Grafik A’da N</w:t>
+        <w:t xml:space="preserve">(g) dengesine H</w:t>
       </w:r>
       <w:r>
         <w:rPr>
@@ -2427,7 +2612,7 @@
           <w:rFonts w:ascii="Times New Roman" w:hAnsi="Times New Roman" w:cs="Times New Roman"/>
           <w:lang w:val="tr-TR"/>
         </w:rPr>
-        <w:t xml:space="preserve">(g) + 3H</w:t>
+        <w:t xml:space="preserve"> eklendiğinde derişimlerin değişimi gösterilmiştir. Eklenen H</w:t>
       </w:r>
       <w:r>
         <w:rPr>
@@ -2442,7 +2627,7 @@
           <w:rFonts w:ascii="Times New Roman" w:hAnsi="Times New Roman" w:cs="Times New Roman"/>
           <w:lang w:val="tr-TR"/>
         </w:rPr>
-        <w:t xml:space="preserve">(g) ⇌ 2NH</w:t>
+        <w:t xml:space="preserve">’nin bir kısmı harcanır, N</w:t>
       </w:r>
       <w:r>
         <w:rPr>
@@ -2450,6 +2635,21 @@
           <w:lang w:val="tr-TR"/>
           <w:vertAlign w:val="subscript"/>
         </w:rPr>
+        <w:t xml:space="preserve">2</w:t>
+      </w:r>
+      <w:r>
+        <w:rPr>
+          <w:rFonts w:ascii="Times New Roman" w:hAnsi="Times New Roman" w:cs="Times New Roman"/>
+          <w:lang w:val="tr-TR"/>
+        </w:rPr>
+        <w:t xml:space="preserve"> azalır, NH</w:t>
+      </w:r>
+      <w:r>
+        <w:rPr>
+          <w:rFonts w:ascii="Times New Roman" w:hAnsi="Times New Roman" w:cs="Times New Roman"/>
+          <w:lang w:val="tr-TR"/>
+          <w:vertAlign w:val="subscript"/>
+        </w:rPr>
         <w:t xml:space="preserve">3</w:t>
       </w:r>
       <w:r>
@@ -2457,67 +2657,7 @@
           <w:rFonts w:ascii="Times New Roman" w:hAnsi="Times New Roman" w:cs="Times New Roman"/>
           <w:lang w:val="tr-TR"/>
         </w:rPr>
-        <w:t xml:space="preserve">(g) dengesine H</w:t>
-      </w:r>
-      <w:r>
-        <w:rPr>
-          <w:rFonts w:ascii="Times New Roman" w:hAnsi="Times New Roman" w:cs="Times New Roman"/>
-          <w:lang w:val="tr-TR"/>
-          <w:vertAlign w:val="subscript"/>
-        </w:rPr>
-        <w:t xml:space="preserve">2</w:t>
-      </w:r>
-      <w:r>
-        <w:rPr>
-          <w:rFonts w:ascii="Times New Roman" w:hAnsi="Times New Roman" w:cs="Times New Roman"/>
-          <w:lang w:val="tr-TR"/>
-        </w:rPr>
-        <w:t xml:space="preserve"> eklendiğinde derişimlerin değişimi gösterilmiştir. Eklenen H</w:t>
-      </w:r>
-      <w:r>
-        <w:rPr>
-          <w:rFonts w:ascii="Times New Roman" w:hAnsi="Times New Roman" w:cs="Times New Roman"/>
-          <w:lang w:val="tr-TR"/>
-          <w:vertAlign w:val="subscript"/>
-        </w:rPr>
-        <w:t xml:space="preserve">2</w:t>
-      </w:r>
-      <w:r>
-        <w:rPr>
-          <w:rFonts w:ascii="Times New Roman" w:hAnsi="Times New Roman" w:cs="Times New Roman"/>
-          <w:lang w:val="tr-TR"/>
-        </w:rPr>
-        <w:t xml:space="preserve">’nin bir kısmı harcanır, N</w:t>
-      </w:r>
-      <w:r>
-        <w:rPr>
-          <w:rFonts w:ascii="Times New Roman" w:hAnsi="Times New Roman" w:cs="Times New Roman"/>
-          <w:lang w:val="tr-TR"/>
-          <w:vertAlign w:val="subscript"/>
-        </w:rPr>
-        <w:t xml:space="preserve">2</w:t>
-      </w:r>
-      <w:r>
-        <w:rPr>
-          <w:rFonts w:ascii="Times New Roman" w:hAnsi="Times New Roman" w:cs="Times New Roman"/>
-          <w:lang w:val="tr-TR"/>
-        </w:rPr>
-        <w:t xml:space="preserve"> azalır, NH</w:t>
-      </w:r>
-      <w:r>
-        <w:rPr>
-          <w:rFonts w:ascii="Times New Roman" w:hAnsi="Times New Roman" w:cs="Times New Roman"/>
-          <w:lang w:val="tr-TR"/>
-          <w:vertAlign w:val="subscript"/>
-        </w:rPr>
-        <w:t xml:space="preserve">3</w:t>
-      </w:r>
-      <w:r>
-        <w:rPr>
-          <w:rFonts w:ascii="Times New Roman" w:hAnsi="Times New Roman" w:cs="Times New Roman"/>
-          <w:lang w:val="tr-TR"/>
-        </w:rPr>
-        <w:t xml:space="preserve"> artar ve yeni denge kurulur. Yeni dengede derişimler farklı olsa da sıcaklık değişmediği için derişimler yeniden aynı K değerini sağlayacak şekilde düzenlenir; yani derişim değişimi denge sabitini değiştirmez. Saf katı ve sıvıların derişimleri sabit olup denge ifadesinde yer almadığından bu maddelerin miktarındaki değişim dengeyi etkilemez.</w:t>
+        <w:t xml:space="preserve"> artar ve yeni denge kurulur. Yeni dengede derişimler farklı olsa da sıcaklık değişmediği için derişimler yeniden aynı K değerini sağlayacak şekilde düzenlenir; yani derişim değişimi denge sabitini değiştirmez. Sıcaklık sabit kaldığı sürece saf katı ve saf sıvıların derişimleri değişmez ve bu maddeler denge sabiti ifadesinde yer almaz. Bu nedenle ortamda bulunmaya devam ettikleri sürece saf katı ve sıvıların miktarındaki değişim dengeyi etkilemez.</w:t>
       </w:r>
     </w:p>
     <w:p xmlns:a="http://schemas.openxmlformats.org/drawingml/2006/main" xmlns:pic="http://schemas.openxmlformats.org/drawingml/2006/picture">
@@ -2809,7 +2949,7 @@
           <w:rFonts w:ascii="Times New Roman" w:hAnsi="Times New Roman" w:cs="Times New Roman"/>
           <w:lang w:val="tr-TR"/>
         </w:rPr>
-        <w:t xml:space="preserve">Hacim ve basıncın etkisi: B deneyinde şırınganın pistonu itildiğinde ilk anda koyulaşan rengin bir süre sonra bir miktar açıldığını gözlemlediniz. Peki bu değişim nasıl açıklanabilir? Gaz fazındaki bir dengede sabit sıcaklıkta kabın hacmi küçültüldüğünde tüm gazların derişimi ve toplam basınç artar. Denge, gaz mol sayısının az olduğu yöne kayarak basınç artışını azaltır. Örneğin 2NO</w:t>
+        <w:t xml:space="preserve">Hacim ve basıncın etkisi: Gaz fazındaki bir dengede sabit sıcaklıkta kabın hacmi küçültüldüğünde tüm gazların derişimi ve toplam basınç artar. Denge, gaz mol sayısının az olduğu yöne kayarak basınç artışını azaltır. Örneğin metanol üretiminde kurulan CO(g) + 2H</w:t>
       </w:r>
       <w:r>
         <w:rPr>
@@ -2824,7 +2964,7 @@
           <w:rFonts w:ascii="Times New Roman" w:hAnsi="Times New Roman" w:cs="Times New Roman"/>
           <w:lang w:val="tr-TR"/>
         </w:rPr>
-        <w:t xml:space="preserve">(g) ⇌ N</w:t>
+        <w:t xml:space="preserve">(g) ⇌ CH</w:t>
       </w:r>
       <w:r>
         <w:rPr>
@@ -2832,14 +2972,14 @@
           <w:lang w:val="tr-TR"/>
           <w:vertAlign w:val="subscript"/>
         </w:rPr>
-        <w:t xml:space="preserve">2</w:t>
-      </w:r>
-      <w:r>
-        <w:rPr>
-          <w:rFonts w:ascii="Times New Roman" w:hAnsi="Times New Roman" w:cs="Times New Roman"/>
-          <w:lang w:val="tr-TR"/>
-        </w:rPr>
-        <w:t xml:space="preserve">O</w:t>
+        <w:t xml:space="preserve">3</w:t>
+      </w:r>
+      <w:r>
+        <w:rPr>
+          <w:rFonts w:ascii="Times New Roman" w:hAnsi="Times New Roman" w:cs="Times New Roman"/>
+          <w:lang w:val="tr-TR"/>
+        </w:rPr>
+        <w:t xml:space="preserve">OH(g) dengesinde tepkenler yönünde 3 mol, ürünler yönünde 1 mol gaz bulunduğu için hacim küçültüldüğünde denge CH</w:t>
       </w:r>
       <w:r>
         <w:rPr>
@@ -2847,44 +2987,14 @@
           <w:lang w:val="tr-TR"/>
           <w:vertAlign w:val="subscript"/>
         </w:rPr>
-        <w:t xml:space="preserve">4</w:t>
-      </w:r>
-      <w:r>
-        <w:rPr>
-          <w:rFonts w:ascii="Times New Roman" w:hAnsi="Times New Roman" w:cs="Times New Roman"/>
-          <w:lang w:val="tr-TR"/>
-        </w:rPr>
-        <w:t xml:space="preserve">(g) dengesinde hacim küçültüldüğünde denge N</w:t>
-      </w:r>
-      <w:r>
-        <w:rPr>
-          <w:rFonts w:ascii="Times New Roman" w:hAnsi="Times New Roman" w:cs="Times New Roman"/>
-          <w:lang w:val="tr-TR"/>
-          <w:vertAlign w:val="subscript"/>
-        </w:rPr>
-        <w:t xml:space="preserve">2</w:t>
-      </w:r>
-      <w:r>
-        <w:rPr>
-          <w:rFonts w:ascii="Times New Roman" w:hAnsi="Times New Roman" w:cs="Times New Roman"/>
-          <w:lang w:val="tr-TR"/>
-        </w:rPr>
-        <w:t xml:space="preserve">O</w:t>
-      </w:r>
-      <w:r>
-        <w:rPr>
-          <w:rFonts w:ascii="Times New Roman" w:hAnsi="Times New Roman" w:cs="Times New Roman"/>
-          <w:lang w:val="tr-TR"/>
-          <w:vertAlign w:val="subscript"/>
-        </w:rPr>
-        <w:t xml:space="preserve">4</w:t>
-      </w:r>
-      <w:r>
-        <w:rPr>
-          <w:rFonts w:ascii="Times New Roman" w:hAnsi="Times New Roman" w:cs="Times New Roman"/>
-          <w:lang w:val="tr-TR"/>
-        </w:rPr>
-        <w:t xml:space="preserve"> yönüne kayar. Hacim büyütüldüğünde ise denge gaz mol sayısının fazla olduğu yöne kayar. Tepkimenin iki tarafındaki gaz mol sayıları eşitse (H</w:t>
+        <w:t xml:space="preserve">3</w:t>
+      </w:r>
+      <w:r>
+        <w:rPr>
+          <w:rFonts w:ascii="Times New Roman" w:hAnsi="Times New Roman" w:cs="Times New Roman"/>
+          <w:lang w:val="tr-TR"/>
+        </w:rPr>
+        <w:t xml:space="preserve">OH yönüne kayar. Hacim büyütüldüğünde ise denge gaz mol sayısının fazla olduğu yöne kayar. Tepkimenin iki tarafındaki gaz mol sayıları eşitse (H</w:t>
       </w:r>
       <w:r>
         <w:rPr>
@@ -3080,7 +3190,7 @@
           <w:rFonts w:ascii="Times New Roman" w:hAnsi="Times New Roman" w:cs="Times New Roman"/>
           <w:lang w:val="tr-TR"/>
         </w:rPr>
-        <w:t xml:space="preserve">Sıcaklığın etkisi: Analiz ve Keşif Atölyesi 2.5.’teki C deneyinde ekzotermik olan 2NO</w:t>
+        <w:t xml:space="preserve">Sıcaklığın etkisi: Isı, endotermik tepkimelerde tepken, ekzotermik tepkimelerde ise ürün gibi düşünülebilir. Sıcaklık artırıldığında denge ısıyı harcayan yöne, yani endotermik yöne; sıcaklık düşürüldüğünde ise ekzotermik yöne kayar. Örneğin CO(g) + 2H</w:t>
       </w:r>
       <w:r>
         <w:rPr>
@@ -3095,7 +3205,7 @@
           <w:rFonts w:ascii="Times New Roman" w:hAnsi="Times New Roman" w:cs="Times New Roman"/>
           <w:lang w:val="tr-TR"/>
         </w:rPr>
-        <w:t xml:space="preserve"> ⇌ N</w:t>
+        <w:t xml:space="preserve">(g) ⇌ CH</w:t>
       </w:r>
       <w:r>
         <w:rPr>
@@ -3103,6 +3213,21 @@
           <w:lang w:val="tr-TR"/>
           <w:vertAlign w:val="subscript"/>
         </w:rPr>
+        <w:t xml:space="preserve">3</w:t>
+      </w:r>
+      <w:r>
+        <w:rPr>
+          <w:rFonts w:ascii="Times New Roman" w:hAnsi="Times New Roman" w:cs="Times New Roman"/>
+          <w:lang w:val="tr-TR"/>
+        </w:rPr>
+        <w:t xml:space="preserve">OH(g)  ΔH° = −91 kJ tepkimesi ekzotermik olduğundan sıcaklık artırıldığında denge CO ve H</w:t>
+      </w:r>
+      <w:r>
+        <w:rPr>
+          <w:rFonts w:ascii="Times New Roman" w:hAnsi="Times New Roman" w:cs="Times New Roman"/>
+          <w:lang w:val="tr-TR"/>
+          <w:vertAlign w:val="subscript"/>
+        </w:rPr>
         <w:t xml:space="preserve">2</w:t>
       </w:r>
       <w:r>
@@ -3110,7 +3235,7 @@
           <w:rFonts w:ascii="Times New Roman" w:hAnsi="Times New Roman" w:cs="Times New Roman"/>
           <w:lang w:val="tr-TR"/>
         </w:rPr>
-        <w:t xml:space="preserve">O</w:t>
+        <w:t xml:space="preserve"> yönüne kayar ve CH</w:t>
       </w:r>
       <w:r>
         <w:rPr>
@@ -3118,29 +3243,14 @@
           <w:lang w:val="tr-TR"/>
           <w:vertAlign w:val="subscript"/>
         </w:rPr>
-        <w:t xml:space="preserve">4</w:t>
-      </w:r>
-      <w:r>
-        <w:rPr>
-          <w:rFonts w:ascii="Times New Roman" w:hAnsi="Times New Roman" w:cs="Times New Roman"/>
-          <w:lang w:val="tr-TR"/>
-        </w:rPr>
-        <w:t xml:space="preserve"> tepkimesinde sıcak sudaki tüpün renginin koyulaşması, sıcaklık artışıyla dengenin NO</w:t>
-      </w:r>
-      <w:r>
-        <w:rPr>
-          <w:rFonts w:ascii="Times New Roman" w:hAnsi="Times New Roman" w:cs="Times New Roman"/>
-          <w:lang w:val="tr-TR"/>
-          <w:vertAlign w:val="subscript"/>
-        </w:rPr>
-        <w:t xml:space="preserve">2</w:t>
-      </w:r>
-      <w:r>
-        <w:rPr>
-          <w:rFonts w:ascii="Times New Roman" w:hAnsi="Times New Roman" w:cs="Times New Roman"/>
-          <w:lang w:val="tr-TR"/>
-        </w:rPr>
-        <w:t xml:space="preserve"> yönüne, yani endotermik yöne kaydığını gösterir. Bu gözlem, ısının endotermik tepkimelerde tepken, ekzotermik tepkimelerde ürün gibi düşünülmesiyle açıklanabilir. Sıcaklık artırıldığında denge ısıyı harcayan yöne, yani endotermik yöne kayar. Derişim ve hacim değişimlerinden farklı olarak burada denge sabiti ifadesinde yer alan derişim oranı kalıcı olarak değişir; bu nedenle sıcaklık, denge sabitinin değerini değiştiren tek faktördür. Sıcaklık artışı endotermik tepkimelerin denge sabitini artırır, ekzotermik tepkimelerin denge sabitini azaltır. Oksijenin suda çözünmesi ekzotermik bir süreçtir. Bu nedenle sıcaklık arttığında O</w:t>
+        <w:t xml:space="preserve">3</w:t>
+      </w:r>
+      <w:r>
+        <w:rPr>
+          <w:rFonts w:ascii="Times New Roman" w:hAnsi="Times New Roman" w:cs="Times New Roman"/>
+          <w:lang w:val="tr-TR"/>
+        </w:rPr>
+        <w:t xml:space="preserve">OH miktarı azalır. Sıcaklık artışı ileri ve geri tepkimelerin her ikisinin de hızını artırır; ancak aktivasyon enerjisi daha büyük olan endotermik yöndeki tepkimenin hızı daha fazla arttığı için denge bu yöne kayar. Derişim ve hacim değişimlerinden sonra kurulan yeni denge aynı K değerini sağlarken sıcaklık değiştiğinde denge sabitinin kendisi değişir. Belirli bir tepkime denklemi için denge sabitinin değerini değiştiren tek faktör sıcaklıktır. Sıcaklık artışı endotermik tepkimelerin denge sabitini artırır, ekzotermik tepkimelerin denge sabitini azaltır. Oksijenin suda çözünmesi ekzotermik bir süreçtir. Bu nedenle sıcaklık arttığında O</w:t>
       </w:r>
       <w:r>
         <w:rPr>
@@ -3186,7 +3296,82 @@
           <w:rFonts w:ascii="Times New Roman" w:hAnsi="Times New Roman" w:cs="Times New Roman"/>
           <w:lang w:val="tr-TR"/>
         </w:rPr>
-        <w:t xml:space="preserve">Katalizörün etkisi: Ç deneyinde katalizör eklenen sistemin dengeye daha kısa sürede ulaştığını, ancak denge derişimlerinin katalizörsüz sistemle aynı kaldığını fark ettiniz. Bu durum şöyle açıklanabilir: Katalizör ileri ve geri tepkimelerin aktivasyon enerjilerini aynı miktarda düşürerek her iki yöndeki hızı da artırır. Bu nedenle katalizör dengeye daha kısa sürede ulaşılmasını sağlar ancak dengenin yerini, denge derişimlerini ve denge sabitini değiştirmez.</w:t>
+        <w:t xml:space="preserve">Katalizörün etkisi: Katalizör, tepkimenin daha düşük aktivasyon enerjili bir yoldan gerçekleşmesini sağlar ve ileri ve geri tepkimelerin aktivasyon enerjilerini aynı miktarda düşürür. Böylece her iki yöndeki tepkime hızı da artar. Bu nedenle katalizör dengeye daha kısa sürede ulaşılmasını sağlar ancak dengenin yerini, denge derişimlerini ve denge sabitini değiştirmez. Örneğin sülfürik asit üretiminde SO</w:t>
+      </w:r>
+      <w:r>
+        <w:rPr>
+          <w:rFonts w:ascii="Times New Roman" w:hAnsi="Times New Roman" w:cs="Times New Roman"/>
+          <w:lang w:val="tr-TR"/>
+          <w:vertAlign w:val="subscript"/>
+        </w:rPr>
+        <w:t xml:space="preserve">2</w:t>
+      </w:r>
+      <w:r>
+        <w:rPr>
+          <w:rFonts w:ascii="Times New Roman" w:hAnsi="Times New Roman" w:cs="Times New Roman"/>
+          <w:lang w:val="tr-TR"/>
+        </w:rPr>
+        <w:t xml:space="preserve">’nin SO</w:t>
+      </w:r>
+      <w:r>
+        <w:rPr>
+          <w:rFonts w:ascii="Times New Roman" w:hAnsi="Times New Roman" w:cs="Times New Roman"/>
+          <w:lang w:val="tr-TR"/>
+          <w:vertAlign w:val="subscript"/>
+        </w:rPr>
+        <w:t xml:space="preserve">3</w:t>
+      </w:r>
+      <w:r>
+        <w:rPr>
+          <w:rFonts w:ascii="Times New Roman" w:hAnsi="Times New Roman" w:cs="Times New Roman"/>
+          <w:lang w:val="tr-TR"/>
+        </w:rPr>
+        <w:t xml:space="preserve">’e dönüştürülmesi sırasında kullanılan vanadyum(V) oksit (V</w:t>
+      </w:r>
+      <w:r>
+        <w:rPr>
+          <w:rFonts w:ascii="Times New Roman" w:hAnsi="Times New Roman" w:cs="Times New Roman"/>
+          <w:lang w:val="tr-TR"/>
+          <w:vertAlign w:val="subscript"/>
+        </w:rPr>
+        <w:t xml:space="preserve">2</w:t>
+      </w:r>
+      <w:r>
+        <w:rPr>
+          <w:rFonts w:ascii="Times New Roman" w:hAnsi="Times New Roman" w:cs="Times New Roman"/>
+          <w:lang w:val="tr-TR"/>
+        </w:rPr>
+        <w:t xml:space="preserve">O</w:t>
+      </w:r>
+      <w:r>
+        <w:rPr>
+          <w:rFonts w:ascii="Times New Roman" w:hAnsi="Times New Roman" w:cs="Times New Roman"/>
+          <w:lang w:val="tr-TR"/>
+          <w:vertAlign w:val="subscript"/>
+        </w:rPr>
+        <w:t xml:space="preserve">5</w:t>
+      </w:r>
+      <w:r>
+        <w:rPr>
+          <w:rFonts w:ascii="Times New Roman" w:hAnsi="Times New Roman" w:cs="Times New Roman"/>
+          <w:lang w:val="tr-TR"/>
+        </w:rPr>
+        <w:t xml:space="preserve">) katalizörü dengeye ulaşma süresini kısaltır ancak dengedeki SO</w:t>
+      </w:r>
+      <w:r>
+        <w:rPr>
+          <w:rFonts w:ascii="Times New Roman" w:hAnsi="Times New Roman" w:cs="Times New Roman"/>
+          <w:lang w:val="tr-TR"/>
+          <w:vertAlign w:val="subscript"/>
+        </w:rPr>
+        <w:t xml:space="preserve">3</w:t>
+      </w:r>
+      <w:r>
+        <w:rPr>
+          <w:rFonts w:ascii="Times New Roman" w:hAnsi="Times New Roman" w:cs="Times New Roman"/>
+          <w:lang w:val="tr-TR"/>
+        </w:rPr>
+        <w:t xml:space="preserve"> miktarını değiştirmez.</w:t>
       </w:r>
     </w:p>
     <w:tbl>

--- a/Kim11-2-5-Dengeyi-Etkileyen-Faktorler.docx
+++ b/Kim11-2-5-Dengeyi-Etkileyen-Faktorler.docx
@@ -237,14 +237,14 @@
           <w:highlight w:val="yellow"/>
           <w:lang w:val="tr-TR"/>
         </w:rPr>
-        <w:t xml:space="preserve">Güvenlik uyarıları Kimya9/10 kitabından alınsın. NO</w:t>
+        <w:t xml:space="preserve">Etkinlik başlığının yanına Kimya10 kitabındaki “Temel Uyarı ve Güvenlik İşaretleri” sayfasından şu işaretler konulsun: GÖZLÜK KULLAN, ELDİVEN GİY, KORUYUCU ELBİSE GİY, TAHRİŞ EDİCİ MADDE, SAĞLIĞA ZARARLI MADDE, KIRILABİLİR CAM UYARISI. Ek uyarılar: NO</w:t>
       </w:r>
       <w:r>
         <w:rPr>
           <w:rFonts w:ascii="Times New Roman" w:hAnsi="Times New Roman" w:cs="Times New Roman"/>
           <w:highlight w:val="yellow"/>
+          <w:lang w:val="tr-TR"/>
           <w:vertAlign w:val="subscript"/>
-          <w:lang w:val="tr-TR"/>
         </w:rPr>
         <w:t xml:space="preserve">2</w:t>
       </w:r>
@@ -260,8 +260,8 @@
         <w:rPr>
           <w:rFonts w:ascii="Times New Roman" w:hAnsi="Times New Roman" w:cs="Times New Roman"/>
           <w:highlight w:val="yellow"/>
+          <w:lang w:val="tr-TR"/>
           <w:vertAlign w:val="subscript"/>
-          <w:lang w:val="tr-TR"/>
         </w:rPr>
         <w:t xml:space="preserve">2</w:t>
       </w:r>
@@ -277,8 +277,8 @@
         <w:rPr>
           <w:rFonts w:ascii="Times New Roman" w:hAnsi="Times New Roman" w:cs="Times New Roman"/>
           <w:highlight w:val="yellow"/>
+          <w:lang w:val="tr-TR"/>
           <w:vertAlign w:val="subscript"/>
-          <w:lang w:val="tr-TR"/>
         </w:rPr>
         <w:t xml:space="preserve">2</w:t>
       </w:r>
@@ -294,8 +294,8 @@
         <w:rPr>
           <w:rFonts w:ascii="Times New Roman" w:hAnsi="Times New Roman" w:cs="Times New Roman"/>
           <w:highlight w:val="yellow"/>
+          <w:lang w:val="tr-TR"/>
           <w:vertAlign w:val="subscript"/>
-          <w:lang w:val="tr-TR"/>
         </w:rPr>
         <w:t xml:space="preserve">4</w:t>
       </w:r>
@@ -305,7 +305,7 @@
           <w:highlight w:val="yellow"/>
           <w:lang w:val="tr-TR"/>
         </w:rPr>
-        <w:t xml:space="preserve"> deneyleri yalnızca video ile izlenecektir.</w:t>
+        <w:t xml:space="preserve"> deneyleri yalnızca video ile izlenecektir. Demir(III) klorür ve potasyum tiyosiyanat çözeltileri cilde temas ettirilmemeli, atıkları lavaboya dökülmemelidir.</w:t>
       </w:r>
     </w:p>
     <w:p>

--- a/Kim11-2-5-Dengeyi-Etkileyen-Faktorler.docx
+++ b/Kim11-2-5-Dengeyi-Etkileyen-Faktorler.docx
@@ -2671,7 +2671,7 @@
       <w:r>
         <w:drawing>
           <wp:inline distT="0" distB="0" distL="0" distR="0">
-            <wp:extent cx="4680000" cy="2745600"/>
+            <wp:extent cx="4678689" cy="2807213"/>
             <wp:docPr id="900004" name="Grafik 900004" descr="Le Chatelier H2 eklenmesi"/>
             <wp:cNvGraphicFramePr>
               <a:graphicFrameLocks noChangeAspect="1"/>
@@ -2692,7 +2692,7 @@
                   <pic:spPr>
                     <a:xfrm>
                       <a:off x="0" y="0"/>
-                      <a:ext cx="4680000" cy="2745600"/>
+                      <a:ext cx="4678689" cy="2807213"/>
                     </a:xfrm>
                     <a:prstGeom prst="rect">
                       <a:avLst/>

--- a/Kim11-2-5-Dengeyi-Etkileyen-Faktorler.docx
+++ b/Kim11-2-5-Dengeyi-Etkileyen-Faktorler.docx
@@ -66,7 +66,7 @@
           <w:rFonts w:ascii="Times New Roman" w:hAnsi="Times New Roman" w:cs="Times New Roman"/>
           <w:lang w:val="tr-TR"/>
         </w:rPr>
-        <w:t xml:space="preserve">(suda) dengesi bulunur. Sıcaklık değiştiğinde bu denge nasıl etkilenir? Kapağı açılan bir gazoz şişesinde neden aniden kabarcıklar oluşur? Bir etkinlik yaparak dengeyi etkileyen faktörleri keşfediniz. Analiz ve Keşif Atölyesi 2.5.’te bilimsel sorgulama yapacaksınız: Derişim, hacim, basınç, sıcaklık ve katalizörün dengeye etkisine ilişkin araştırılabilir sorular oluşturacak, hipotezler kuracak, deneylerle hipotezlerinizi sınayacak ve sonuçlarınızı çarpışma kuramıyla açıklayacaksınız. Merakınızın peşinden gitmeniz, farklı fikirlere açık olmanız ve araştırmanızı bir plana göre yürütmeniz araştırmacı ve sorgulayıcı bir tutum geliştirmenizi sağlayarak çalışkanlık değerinizi destekleyecektir.</w:t>
+        <w:t xml:space="preserve">(suda) dengesi bulunur. Sıcaklık değiştiğinde bu denge nasıl etkilenir? Kapağı açılan bir gazoz şişesinde (Görsel B) neden aniden kabarcıklar oluşur? Bir etkinlik yaparak dengeyi etkileyen faktörleri keşfediniz. Analiz ve Keşif Atölyesi 2.5.’te bilimsel sorgulama yapacaksınız: Derişim, hacim, basınç, sıcaklık ve katalizörün dengeye etkisine ilişkin araştırılabilir sorular oluşturacak, hipotezler kuracak, deneylerle hipotezlerinizi sınayacak ve sonuçlarınızı çarpışma kuramıyla açıklayacaksınız. Merakınızın peşinden gitmeniz, farklı fikirlere açık olmanız ve araştırmanızı bir plana göre yürütmeniz araştırmacı ve sorgulayıcı bir tutum geliştirmenizi sağlayarak çalışkanlık değerinizi destekleyecektir.</w:t>
       </w:r>
     </w:p>
     <w:tbl>
@@ -74,24 +74,98 @@
         <w:tblW w:w="9000" w:type="dxa"/>
         <w:jc w:val="center"/>
         <w:tblBorders>
-          <w:top w:val="single" w:sz="8" w:space="0" w:color="7F7F7F"/>
-          <w:left w:val="single" w:sz="8" w:space="0" w:color="7F7F7F"/>
-          <w:bottom w:val="single" w:sz="8" w:space="0" w:color="7F7F7F"/>
-          <w:right w:val="single" w:sz="8" w:space="0" w:color="7F7F7F"/>
+          <w:top w:val="nil"/>
+          <w:left w:val="nil"/>
+          <w:bottom w:val="nil"/>
+          <w:right w:val="nil"/>
+          <w:insideH w:val="nil"/>
+          <w:insideV w:val="nil"/>
         </w:tblBorders>
+        <w:tblLayout w:type="fixed"/>
       </w:tblPr>
       <w:tblGrid>
-        <w:gridCol w:w="9000"/>
+        <w:gridCol w:w="4500"/>
+        <w:gridCol w:w="4500"/>
       </w:tblGrid>
       <w:tr>
         <w:tc>
           <w:tcPr>
-            <w:tcW w:w="9000" w:type="dxa"/>
-            <w:shd w:val="clear" w:color="auto" w:fill="EDEDED"/>
+            <w:tcW w:w="4500" w:type="dxa"/>
           </w:tcPr>
+          <w:tbl>
+            <w:tblPr>
+              <w:tblW w:w="4300" w:type="dxa"/>
+              <w:jc w:val="center"/>
+              <w:tblBorders>
+                <w:top w:val="single" w:sz="8" w:space="0" w:color="7F7F7F"/>
+                <w:left w:val="single" w:sz="8" w:space="0" w:color="7F7F7F"/>
+                <w:bottom w:val="single" w:sz="8" w:space="0" w:color="7F7F7F"/>
+                <w:right w:val="single" w:sz="8" w:space="0" w:color="7F7F7F"/>
+              </w:tblBorders>
+            </w:tblPr>
+            <w:tblGrid>
+              <w:gridCol w:w="4300"/>
+            </w:tblGrid>
+            <w:tr>
+              <w:tc>
+                <w:tcPr>
+                  <w:tcW w:w="4300" w:type="dxa"/>
+                  <w:shd w:val="clear" w:color="auto" w:fill="EDEDED"/>
+                </w:tcPr>
+                <w:p>
+                  <w:pPr>
+                    <w:jc w:val="both"/>
+                    <w:rPr>
+                      <w:rFonts w:ascii="Times New Roman" w:hAnsi="Times New Roman" w:cs="Times New Roman"/>
+                      <w:lang w:val="tr-TR"/>
+                    </w:rPr>
+                  </w:pPr>
+                  <w:r>
+                    <w:rPr>
+                      <w:rFonts w:ascii="Times New Roman" w:hAnsi="Times New Roman" w:cs="Times New Roman"/>
+                      <w:lang w:val="tr-TR"/>
+                    </w:rPr>
+                    <w:t xml:space="preserve">GÖRSEL ALANI (Shutterstock)</w:t>
+                  </w:r>
+                </w:p>
+                <w:p>
+                  <w:pPr>
+                    <w:jc w:val="both"/>
+                    <w:rPr>
+                      <w:rFonts w:ascii="Times New Roman" w:hAnsi="Times New Roman" w:cs="Times New Roman"/>
+                      <w:lang w:val="tr-TR"/>
+                    </w:rPr>
+                  </w:pPr>
+                  <w:r>
+                    <w:rPr>
+                      <w:rFonts w:ascii="Times New Roman" w:hAnsi="Times New Roman" w:cs="Times New Roman"/>
+                      <w:lang w:val="tr-TR"/>
+                    </w:rPr>
+                    <w:t xml:space="preserve">Tarif: Yaz sıcağında suyu çekilmiş sığ bir göl kıyısı ya da su yüzeyine yakın yüzen balıklar; ölü balık görüntüsü kullanılacaksa rahatsız edici olmayan uzak çekim tercih edilsin.</w:t>
+                  </w:r>
+                </w:p>
+                <w:p>
+                  <w:pPr>
+                    <w:jc w:val="both"/>
+                    <w:rPr>
+                      <w:rFonts w:ascii="Times New Roman" w:hAnsi="Times New Roman" w:cs="Times New Roman"/>
+                      <w:lang w:val="tr-TR"/>
+                    </w:rPr>
+                  </w:pPr>
+                  <w:r>
+                    <w:rPr>
+                      <w:rFonts w:ascii="Times New Roman" w:hAnsi="Times New Roman" w:cs="Times New Roman"/>
+                      <w:lang w:val="tr-TR"/>
+                    </w:rPr>
+                    <w:t xml:space="preserve">Shutter ID: 2671941799 (fotoğraf) — Carp dead on reservoir shore due to lack of oxygen (uzak çekim tercih edilebilir)</w:t>
+                  </w:r>
+                </w:p>
+              </w:tc>
+            </w:tr>
+          </w:tbl>
           <w:p>
             <w:pPr>
-              <w:jc w:val="both"/>
+              <w:jc w:val="center"/>
               <w:rPr>
                 <w:rFonts w:ascii="Times New Roman" w:hAnsi="Times New Roman" w:cs="Times New Roman"/>
                 <w:lang w:val="tr-TR"/>
@@ -100,14 +174,99 @@
             <w:r>
               <w:rPr>
                 <w:rFonts w:ascii="Times New Roman" w:hAnsi="Times New Roman" w:cs="Times New Roman"/>
-                <w:lang w:val="tr-TR"/>
-              </w:rPr>
-              <w:t xml:space="preserve">GÖRSEL ALANI (Shutterstock)</w:t>
+                <w:b/>
+                <w:bCs/>
+                <w:lang w:val="tr-TR"/>
+              </w:rPr>
+              <w:t xml:space="preserve">Görsel A:</w:t>
+            </w:r>
+            <w:r>
+              <w:rPr>
+                <w:rFonts w:ascii="Times New Roman" w:hAnsi="Times New Roman" w:cs="Times New Roman"/>
+                <w:lang w:val="tr-TR"/>
+              </w:rPr>
+              <w:t xml:space="preserve"> Sıcak havada sığ bir göl kıyısı</w:t>
             </w:r>
           </w:p>
+        </w:tc>
+        <w:tc>
+          <w:tcPr>
+            <w:tcW w:w="4500" w:type="dxa"/>
+          </w:tcPr>
+          <w:tbl>
+            <w:tblPr>
+              <w:tblW w:w="4300" w:type="dxa"/>
+              <w:jc w:val="center"/>
+              <w:tblBorders>
+                <w:top w:val="single" w:sz="8" w:space="0" w:color="7F7F7F"/>
+                <w:left w:val="single" w:sz="8" w:space="0" w:color="7F7F7F"/>
+                <w:bottom w:val="single" w:sz="8" w:space="0" w:color="7F7F7F"/>
+                <w:right w:val="single" w:sz="8" w:space="0" w:color="7F7F7F"/>
+              </w:tblBorders>
+            </w:tblPr>
+            <w:tblGrid>
+              <w:gridCol w:w="4300"/>
+            </w:tblGrid>
+            <w:tr>
+              <w:tc>
+                <w:tcPr>
+                  <w:tcW w:w="4300" w:type="dxa"/>
+                  <w:shd w:val="clear" w:color="auto" w:fill="EDEDED"/>
+                </w:tcPr>
+                <w:p>
+                  <w:pPr>
+                    <w:jc w:val="both"/>
+                    <w:rPr>
+                      <w:rFonts w:ascii="Times New Roman" w:hAnsi="Times New Roman" w:cs="Times New Roman"/>
+                      <w:lang w:val="tr-TR"/>
+                    </w:rPr>
+                  </w:pPr>
+                  <w:r>
+                    <w:rPr>
+                      <w:rFonts w:ascii="Times New Roman" w:hAnsi="Times New Roman" w:cs="Times New Roman"/>
+                      <w:lang w:val="tr-TR"/>
+                    </w:rPr>
+                    <w:t xml:space="preserve">GÖRSEL ALANI (Shutterstock)</w:t>
+                  </w:r>
+                </w:p>
+                <w:p>
+                  <w:pPr>
+                    <w:jc w:val="both"/>
+                    <w:rPr>
+                      <w:rFonts w:ascii="Times New Roman" w:hAnsi="Times New Roman" w:cs="Times New Roman"/>
+                      <w:lang w:val="tr-TR"/>
+                    </w:rPr>
+                  </w:pPr>
+                  <w:r>
+                    <w:rPr>
+                      <w:rFonts w:ascii="Times New Roman" w:hAnsi="Times New Roman" w:cs="Times New Roman"/>
+                      <w:lang w:val="tr-TR"/>
+                    </w:rPr>
+                    <w:t xml:space="preserve">Tarif: Bardağın yanında kapağı açılan, içinde kabarcıklar yükselen plastik maden suyu şişesi; marka görünmeyen.</w:t>
+                  </w:r>
+                </w:p>
+                <w:p>
+                  <w:pPr>
+                    <w:jc w:val="both"/>
+                    <w:rPr>
+                      <w:rFonts w:ascii="Times New Roman" w:hAnsi="Times New Roman" w:cs="Times New Roman"/>
+                      <w:lang w:val="tr-TR"/>
+                    </w:rPr>
+                  </w:pPr>
+                  <w:r>
+                    <w:rPr>
+                      <w:rFonts w:ascii="Times New Roman" w:hAnsi="Times New Roman" w:cs="Times New Roman"/>
+                      <w:lang w:val="tr-TR"/>
+                    </w:rPr>
+                    <w:t xml:space="preserve">Shutter ID: 2852693321 (fotoğraf) — Person opening a clear plastic sparkling water bottle next to a glass</w:t>
+                  </w:r>
+                </w:p>
+              </w:tc>
+            </w:tr>
+          </w:tbl>
           <w:p>
             <w:pPr>
-              <w:jc w:val="both"/>
+              <w:jc w:val="center"/>
               <w:rPr>
                 <w:rFonts w:ascii="Times New Roman" w:hAnsi="Times New Roman" w:cs="Times New Roman"/>
                 <w:lang w:val="tr-TR"/>
@@ -116,64 +275,23 @@
             <w:r>
               <w:rPr>
                 <w:rFonts w:ascii="Times New Roman" w:hAnsi="Times New Roman" w:cs="Times New Roman"/>
-                <w:lang w:val="tr-TR"/>
-              </w:rPr>
-              <w:t xml:space="preserve">Tarif: Yaz sıcağında suyu çekilmiş sığ bir göl kıyısı ya da su yüzeyine yakın yüzen balıklar; ölü balık görüntüsü kullanılacaksa rahatsız edici olmayan uzak çekim tercih edilsin.</w:t>
-            </w:r>
-          </w:p>
-          <w:p>
-            <w:pPr>
-              <w:jc w:val="both"/>
-              <w:rPr>
-                <w:rFonts w:ascii="Times New Roman" w:hAnsi="Times New Roman" w:cs="Times New Roman"/>
-                <w:lang w:val="tr-TR"/>
-              </w:rPr>
-            </w:pPr>
-            <w:r>
-              <w:rPr>
-                <w:rFonts w:ascii="Times New Roman" w:hAnsi="Times New Roman" w:cs="Times New Roman"/>
-                <w:lang w:val="tr-TR"/>
-              </w:rPr>
-              <w:t xml:space="preserve">Shutter ID: 2671941799 (fotoğraf) — Carp dead on reservoir shore due to lack of oxygen (uzak çekim tercih edilebilir)</w:t>
+                <w:b/>
+                <w:bCs/>
+                <w:lang w:val="tr-TR"/>
+              </w:rPr>
+              <w:t xml:space="preserve">Görsel B:</w:t>
+            </w:r>
+            <w:r>
+              <w:rPr>
+                <w:rFonts w:ascii="Times New Roman" w:hAnsi="Times New Roman" w:cs="Times New Roman"/>
+                <w:lang w:val="tr-TR"/>
+              </w:rPr>
+              <w:t xml:space="preserve"> Kapağı açılan maden suyu şişesi</w:t>
             </w:r>
           </w:p>
         </w:tc>
       </w:tr>
     </w:tbl>
-    <w:p>
-      <w:pPr>
-        <w:jc w:val="both"/>
-        <w:rPr>
-          <w:rFonts w:ascii="Times New Roman" w:hAnsi="Times New Roman" w:cs="Times New Roman"/>
-          <w:lang w:val="tr-TR"/>
-        </w:rPr>
-      </w:pPr>
-    </w:p>
-    <w:p>
-      <w:pPr>
-        <w:jc w:val="center"/>
-        <w:rPr>
-          <w:rFonts w:ascii="Times New Roman" w:hAnsi="Times New Roman" w:cs="Times New Roman"/>
-          <w:lang w:val="tr-TR"/>
-        </w:rPr>
-      </w:pPr>
-      <w:r>
-        <w:rPr>
-          <w:rFonts w:ascii="Times New Roman" w:hAnsi="Times New Roman" w:cs="Times New Roman"/>
-          <w:b/>
-          <w:bCs/>
-          <w:lang w:val="tr-TR"/>
-        </w:rPr>
-        <w:t xml:space="preserve">Görsel A:</w:t>
-      </w:r>
-      <w:r>
-        <w:rPr>
-          <w:rFonts w:ascii="Times New Roman" w:hAnsi="Times New Roman" w:cs="Times New Roman"/>
-          <w:lang w:val="tr-TR"/>
-        </w:rPr>
-        <w:t xml:space="preserve"> Sıcak havada sığ bir göl kıyısı</w:t>
-      </w:r>
-    </w:p>
     <w:p>
       <w:pPr>
         <w:keepNext/>

--- a/Kim11-2-5-Dengeyi-Etkileyen-Faktorler.docx
+++ b/Kim11-2-5-Dengeyi-Etkileyen-Faktorler.docx
@@ -4826,6 +4826,45 @@
                 <w:lang w:val="tr-TR"/>
               </w:rPr>
               <w:t xml:space="preserve">GÖRSEL ALANI (Shutterstock)</w:t>
+            </w:r>
+          </w:p>
+          <w:p>
+            <w:pPr>
+              <w:jc w:val="center"/>
+            </w:pPr>
+            <w:r>
+              <w:drawing>
+                <wp:inline xmlns:a="http://schemas.openxmlformats.org/drawingml/2006/main" xmlns:pic="http://schemas.openxmlformats.org/drawingml/2006/picture">
+                  <wp:extent cx="3085714" cy="2520000"/>
+                  <wp:docPr id="900010" name="Picture 900010"/>
+                  <wp:cNvGraphicFramePr>
+                    <a:graphicFrameLocks noChangeAspect="1"/>
+                  </wp:cNvGraphicFramePr>
+                  <a:graphic>
+                    <a:graphicData uri="http://schemas.openxmlformats.org/drawingml/2006/picture">
+                      <pic:pic>
+                        <pic:nvPicPr>
+                          <pic:cNvPr id="0" name="2179772243_d.jpg"/>
+                          <pic:cNvPicPr/>
+                        </pic:nvPicPr>
+                        <pic:blipFill>
+                          <a:blip r:embed="rId11"/>
+                          <a:stretch>
+                            <a:fillRect/>
+                          </a:stretch>
+                        </pic:blipFill>
+                        <pic:spPr>
+                          <a:xfrm>
+                            <a:off x="0" y="0"/>
+                            <a:ext cx="3085714" cy="2520000"/>
+                          </a:xfrm>
+                          <a:prstGeom prst="rect"/>
+                        </pic:spPr>
+                      </pic:pic>
+                    </a:graphicData>
+                  </a:graphic>
+                </wp:inline>
+              </w:drawing>
             </w:r>
           </w:p>
           <w:p>

--- a/Kim11-2-5-Dengeyi-Etkileyen-Faktorler.docx
+++ b/Kim11-2-5-Dengeyi-Etkileyen-Faktorler.docx
@@ -4792,124 +4792,59 @@
         <w:t xml:space="preserve">(g)  ΔH° = −92 kJ. Tepkime ekzotermik olduğu için düşük sıcaklık dengeyi amonyak yönüne kaydırır; ancak düşük sıcaklıkta tepkime çok yavaştır. Bu nedenle uygulamada yaklaşık 400-450 °C gibi orta düzey bir sıcaklık seçilir ve demir katalizör kullanılarak dengeye kısa sürede ulaşılması sağlanır. Tepkimede 4 mol gazdan 2 mol gaz oluştuğu için yüksek basınç (yaklaşık 150-250 atm) amonyak verimini artırır. Oluşan amonyak soğutularak sıvılaştırılır ve ortamdan uzaklaştırılır; böylece denge sürekli ürünler yönüne kayar. Bu yöntemde kullanılan hidrojen çoğunlukla doğal gazdan elde edildiği için önemli miktarda sera gazı salınır. Haber-Bosch yönteminin yenilenebilir enerjiyle üretilen yeşil hidrojen kullanılarak nasıl daha sürdürülebilir hâle getirilebileceğini araştırabilirsiniz. Ayrıca sürdürülebilir kalkınma hedefleri çerçevesinde enerji üretiminde kullanılan tepkimelerin denge durumunun enerji verimliliğine etkisini araştırarak verimliliği artırmaya yönelik yenilikçi fikirler geliştirebilirsiniz.</w:t>
       </w:r>
     </w:p>
-    <w:tbl>
-      <w:tblPr>
-        <w:tblW w:w="9000" w:type="dxa"/>
+    <w:p>
+      <w:pPr>
         <w:jc w:val="center"/>
-        <w:tblBorders>
-          <w:top w:val="single" w:sz="8" w:space="0" w:color="7F7F7F"/>
-          <w:left w:val="single" w:sz="8" w:space="0" w:color="7F7F7F"/>
-          <w:bottom w:val="single" w:sz="8" w:space="0" w:color="7F7F7F"/>
-          <w:right w:val="single" w:sz="8" w:space="0" w:color="7F7F7F"/>
-        </w:tblBorders>
-      </w:tblPr>
-      <w:tblGrid>
-        <w:gridCol w:w="9000"/>
-      </w:tblGrid>
-      <w:tr>
-        <w:tc>
-          <w:tcPr>
-            <w:tcW w:w="9000" w:type="dxa"/>
-            <w:shd w:val="clear" w:color="auto" w:fill="EDEDED"/>
-          </w:tcPr>
-          <w:p>
-            <w:pPr>
-              <w:jc w:val="both"/>
-              <w:rPr>
-                <w:rFonts w:ascii="Times New Roman" w:hAnsi="Times New Roman" w:cs="Times New Roman"/>
-                <w:lang w:val="tr-TR"/>
-              </w:rPr>
-            </w:pPr>
-            <w:r>
-              <w:rPr>
-                <w:rFonts w:ascii="Times New Roman" w:hAnsi="Times New Roman" w:cs="Times New Roman"/>
-                <w:lang w:val="tr-TR"/>
-              </w:rPr>
-              <w:t xml:space="preserve">GÖRSEL ALANI (Shutterstock)</w:t>
-            </w:r>
-          </w:p>
-          <w:p>
-            <w:pPr>
-              <w:jc w:val="center"/>
-            </w:pPr>
-            <w:r>
-              <w:drawing>
-                <wp:inline xmlns:a="http://schemas.openxmlformats.org/drawingml/2006/main" xmlns:pic="http://schemas.openxmlformats.org/drawingml/2006/picture">
-                  <wp:extent cx="3085714" cy="2520000"/>
-                  <wp:docPr id="900010" name="Picture 900010"/>
-                  <wp:cNvGraphicFramePr>
-                    <a:graphicFrameLocks noChangeAspect="1"/>
-                  </wp:cNvGraphicFramePr>
-                  <a:graphic>
-                    <a:graphicData uri="http://schemas.openxmlformats.org/drawingml/2006/picture">
-                      <pic:pic>
-                        <pic:nvPicPr>
-                          <pic:cNvPr id="0" name="2179772243_d.jpg"/>
-                          <pic:cNvPicPr/>
-                        </pic:nvPicPr>
-                        <pic:blipFill>
-                          <a:blip r:embed="rId11"/>
-                          <a:stretch>
-                            <a:fillRect/>
-                          </a:stretch>
-                        </pic:blipFill>
-                        <pic:spPr>
-                          <a:xfrm>
-                            <a:off x="0" y="0"/>
-                            <a:ext cx="3085714" cy="2520000"/>
-                          </a:xfrm>
-                          <a:prstGeom prst="rect"/>
-                        </pic:spPr>
-                      </pic:pic>
-                    </a:graphicData>
-                  </a:graphic>
-                </wp:inline>
-              </w:drawing>
-            </w:r>
-          </w:p>
-          <w:p>
-            <w:pPr>
-              <w:jc w:val="both"/>
-              <w:rPr>
-                <w:rFonts w:ascii="Times New Roman" w:hAnsi="Times New Roman" w:cs="Times New Roman"/>
-                <w:lang w:val="tr-TR"/>
-              </w:rPr>
-            </w:pPr>
-            <w:r>
-              <w:rPr>
-                <w:rFonts w:ascii="Times New Roman" w:hAnsi="Times New Roman" w:cs="Times New Roman"/>
-                <w:lang w:val="tr-TR"/>
-              </w:rPr>
-              <w:t xml:space="preserve">Tarif: Bir gübre/amonyak üretim tesisinin genel görünümü (reaktör kuleleri, borular); logo görünmeyen.</w:t>
-            </w:r>
-          </w:p>
-          <w:p>
-            <w:pPr>
-              <w:jc w:val="both"/>
-              <w:rPr>
-                <w:rFonts w:ascii="Times New Roman" w:hAnsi="Times New Roman" w:cs="Times New Roman"/>
-                <w:lang w:val="tr-TR"/>
-              </w:rPr>
-            </w:pPr>
-            <w:r>
-              <w:rPr>
-                <w:rFonts w:ascii="Times New Roman" w:hAnsi="Times New Roman" w:cs="Times New Roman"/>
-                <w:lang w:val="tr-TR"/>
-              </w:rPr>
-              <w:t xml:space="preserve">Shutter ID: 2179772243 (fotoğraf) — Ammonia production workshop at petrochemical plant</w:t>
-            </w:r>
-          </w:p>
-        </w:tc>
-      </w:tr>
-    </w:tbl>
+      </w:pPr>
+      <w:r>
+        <w:drawing>
+          <wp:inline xmlns:a="http://schemas.openxmlformats.org/drawingml/2006/main" xmlns:pic="http://schemas.openxmlformats.org/drawingml/2006/picture">
+            <wp:extent cx="3085714" cy="2520000"/>
+            <wp:docPr id="900010" name="Picture 900010"/>
+            <wp:cNvGraphicFramePr>
+              <a:graphicFrameLocks noChangeAspect="1"/>
+            </wp:cNvGraphicFramePr>
+            <a:graphic>
+              <a:graphicData uri="http://schemas.openxmlformats.org/drawingml/2006/picture">
+                <pic:pic>
+                  <pic:nvPicPr>
+                    <pic:cNvPr id="0" name="2179772243_d.jpg"/>
+                    <pic:cNvPicPr/>
+                  </pic:nvPicPr>
+                  <pic:blipFill>
+                    <a:blip r:embed="rId11"/>
+                    <a:stretch>
+                      <a:fillRect/>
+                    </a:stretch>
+                  </pic:blipFill>
+                  <pic:spPr>
+                    <a:xfrm>
+                      <a:off x="0" y="0"/>
+                      <a:ext cx="3085714" cy="2520000"/>
+                    </a:xfrm>
+                    <a:prstGeom prst="rect"/>
+                  </pic:spPr>
+                </pic:pic>
+              </a:graphicData>
+            </a:graphic>
+          </wp:inline>
+        </w:drawing>
+      </w:r>
+    </w:p>
     <w:p>
       <w:pPr>
-        <w:jc w:val="both"/>
-        <w:rPr>
-          <w:rFonts w:ascii="Times New Roman" w:hAnsi="Times New Roman" w:cs="Times New Roman"/>
-          <w:lang w:val="tr-TR"/>
-        </w:rPr>
-      </w:pPr>
+        <w:jc w:val="center"/>
+      </w:pPr>
+      <w:r>
+        <w:rPr>
+          <w:rFonts w:ascii="Times New Roman" w:hAnsi="Times New Roman" w:cs="Times New Roman"/>
+          <w:b/>
+          <w:bCs/>
+          <w:highlight w:val="yellow"/>
+          <w:lang w:val="tr-TR"/>
+        </w:rPr>
+        <w:t xml:space="preserve">Shutter id: 2179772243</w:t>
+      </w:r>
     </w:p>
     <w:p>
       <w:pPr>

--- a/Kim11-2-5-Dengeyi-Etkileyen-Faktorler.docx
+++ b/Kim11-2-5-Dengeyi-Etkileyen-Faktorler.docx
@@ -92,77 +92,60 @@
           <w:tcPr>
             <w:tcW w:w="4500" w:type="dxa"/>
           </w:tcPr>
-          <w:tbl>
-            <w:tblPr>
-              <w:tblW w:w="4300" w:type="dxa"/>
+          <w:p>
+            <w:pPr>
               <w:jc w:val="center"/>
-              <w:tblBorders>
-                <w:top w:val="single" w:sz="8" w:space="0" w:color="7F7F7F"/>
-                <w:left w:val="single" w:sz="8" w:space="0" w:color="7F7F7F"/>
-                <w:bottom w:val="single" w:sz="8" w:space="0" w:color="7F7F7F"/>
-                <w:right w:val="single" w:sz="8" w:space="0" w:color="7F7F7F"/>
-              </w:tblBorders>
-            </w:tblPr>
-            <w:tblGrid>
-              <w:gridCol w:w="4300"/>
-            </w:tblGrid>
-            <w:tr>
-              <w:tc>
-                <w:tcPr>
-                  <w:tcW w:w="4300" w:type="dxa"/>
-                  <w:shd w:val="clear" w:color="auto" w:fill="EDEDED"/>
-                </w:tcPr>
-                <w:p>
-                  <w:pPr>
-                    <w:jc w:val="both"/>
-                    <w:rPr>
-                      <w:rFonts w:ascii="Times New Roman" w:hAnsi="Times New Roman" w:cs="Times New Roman"/>
-                      <w:lang w:val="tr-TR"/>
-                    </w:rPr>
-                  </w:pPr>
-                  <w:r>
-                    <w:rPr>
-                      <w:rFonts w:ascii="Times New Roman" w:hAnsi="Times New Roman" w:cs="Times New Roman"/>
-                      <w:lang w:val="tr-TR"/>
-                    </w:rPr>
-                    <w:t xml:space="preserve">GÖRSEL ALANI (Shutterstock)</w:t>
-                  </w:r>
-                </w:p>
-                <w:p>
-                  <w:pPr>
-                    <w:jc w:val="both"/>
-                    <w:rPr>
-                      <w:rFonts w:ascii="Times New Roman" w:hAnsi="Times New Roman" w:cs="Times New Roman"/>
-                      <w:lang w:val="tr-TR"/>
-                    </w:rPr>
-                  </w:pPr>
-                  <w:r>
-                    <w:rPr>
-                      <w:rFonts w:ascii="Times New Roman" w:hAnsi="Times New Roman" w:cs="Times New Roman"/>
-                      <w:lang w:val="tr-TR"/>
-                    </w:rPr>
-                    <w:t xml:space="preserve">Tarif: Yaz sıcağında suyu çekilmiş sığ bir göl kıyısı ya da su yüzeyine yakın yüzen balıklar; ölü balık görüntüsü kullanılacaksa rahatsız edici olmayan uzak çekim tercih edilsin.</w:t>
-                  </w:r>
-                </w:p>
-                <w:p>
-                  <w:pPr>
-                    <w:jc w:val="both"/>
-                    <w:rPr>
-                      <w:rFonts w:ascii="Times New Roman" w:hAnsi="Times New Roman" w:cs="Times New Roman"/>
-                      <w:lang w:val="tr-TR"/>
-                    </w:rPr>
-                  </w:pPr>
-                  <w:r>
-                    <w:rPr>
-                      <w:rFonts w:ascii="Times New Roman" w:hAnsi="Times New Roman" w:cs="Times New Roman"/>
-                      <w:lang w:val="tr-TR"/>
-                    </w:rPr>
-                    <w:t xml:space="preserve">Shutter ID: 2671941799 (fotoğraf) — Carp dead on reservoir shore due to lack of oxygen (uzak çekim tercih edilebilir)</w:t>
-                  </w:r>
-                </w:p>
-              </w:tc>
-            </w:tr>
-          </w:tbl>
+            </w:pPr>
+            <w:r>
+              <w:drawing>
+                <wp:inline xmlns:a="http://schemas.openxmlformats.org/drawingml/2006/main" xmlns:pic="http://schemas.openxmlformats.org/drawingml/2006/picture">
+                  <wp:extent cx="2664000" cy="1953600"/>
+                  <wp:docPr id="900011" name="Picture 900011"/>
+                  <wp:cNvGraphicFramePr>
+                    <a:graphicFrameLocks noChangeAspect="1"/>
+                  </wp:cNvGraphicFramePr>
+                  <a:graphic>
+                    <a:graphicData uri="http://schemas.openxmlformats.org/drawingml/2006/picture">
+                      <pic:pic>
+                        <pic:nvPicPr>
+                          <pic:cNvPr id="0" name="2671941799_d.jpg"/>
+                          <pic:cNvPicPr/>
+                        </pic:nvPicPr>
+                        <pic:blipFill>
+                          <a:blip r:embed="rId12"/>
+                          <a:stretch>
+                            <a:fillRect/>
+                          </a:stretch>
+                        </pic:blipFill>
+                        <pic:spPr>
+                          <a:xfrm>
+                            <a:off x="0" y="0"/>
+                            <a:ext cx="2664000" cy="1953600"/>
+                          </a:xfrm>
+                          <a:prstGeom prst="rect"/>
+                        </pic:spPr>
+                      </pic:pic>
+                    </a:graphicData>
+                  </a:graphic>
+                </wp:inline>
+              </w:drawing>
+            </w:r>
+          </w:p>
+          <w:p>
+            <w:pPr>
+              <w:jc w:val="center"/>
+            </w:pPr>
+            <w:r>
+              <w:rPr>
+                <w:rFonts w:ascii="Times New Roman" w:hAnsi="Times New Roman" w:cs="Times New Roman"/>
+                <w:b/>
+                <w:bCs/>
+                <w:highlight w:val="yellow"/>
+                <w:lang w:val="tr-TR"/>
+              </w:rPr>
+              <w:t xml:space="preserve">Shutter id: 2671941799</w:t>
+            </w:r>
+          </w:p>
           <w:p>
             <w:pPr>
               <w:jc w:val="center"/>
@@ -193,77 +176,60 @@
           <w:tcPr>
             <w:tcW w:w="4500" w:type="dxa"/>
           </w:tcPr>
-          <w:tbl>
-            <w:tblPr>
-              <w:tblW w:w="4300" w:type="dxa"/>
+          <w:p>
+            <w:pPr>
               <w:jc w:val="center"/>
-              <w:tblBorders>
-                <w:top w:val="single" w:sz="8" w:space="0" w:color="7F7F7F"/>
-                <w:left w:val="single" w:sz="8" w:space="0" w:color="7F7F7F"/>
-                <w:bottom w:val="single" w:sz="8" w:space="0" w:color="7F7F7F"/>
-                <w:right w:val="single" w:sz="8" w:space="0" w:color="7F7F7F"/>
-              </w:tblBorders>
-            </w:tblPr>
-            <w:tblGrid>
-              <w:gridCol w:w="4300"/>
-            </w:tblGrid>
-            <w:tr>
-              <w:tc>
-                <w:tcPr>
-                  <w:tcW w:w="4300" w:type="dxa"/>
-                  <w:shd w:val="clear" w:color="auto" w:fill="EDEDED"/>
-                </w:tcPr>
-                <w:p>
-                  <w:pPr>
-                    <w:jc w:val="both"/>
-                    <w:rPr>
-                      <w:rFonts w:ascii="Times New Roman" w:hAnsi="Times New Roman" w:cs="Times New Roman"/>
-                      <w:lang w:val="tr-TR"/>
-                    </w:rPr>
-                  </w:pPr>
-                  <w:r>
-                    <w:rPr>
-                      <w:rFonts w:ascii="Times New Roman" w:hAnsi="Times New Roman" w:cs="Times New Roman"/>
-                      <w:lang w:val="tr-TR"/>
-                    </w:rPr>
-                    <w:t xml:space="preserve">GÖRSEL ALANI (Shutterstock)</w:t>
-                  </w:r>
-                </w:p>
-                <w:p>
-                  <w:pPr>
-                    <w:jc w:val="both"/>
-                    <w:rPr>
-                      <w:rFonts w:ascii="Times New Roman" w:hAnsi="Times New Roman" w:cs="Times New Roman"/>
-                      <w:lang w:val="tr-TR"/>
-                    </w:rPr>
-                  </w:pPr>
-                  <w:r>
-                    <w:rPr>
-                      <w:rFonts w:ascii="Times New Roman" w:hAnsi="Times New Roman" w:cs="Times New Roman"/>
-                      <w:lang w:val="tr-TR"/>
-                    </w:rPr>
-                    <w:t xml:space="preserve">Tarif: Bardağın yanında kapağı açılan, içinde kabarcıklar yükselen plastik maden suyu şişesi; marka görünmeyen.</w:t>
-                  </w:r>
-                </w:p>
-                <w:p>
-                  <w:pPr>
-                    <w:jc w:val="both"/>
-                    <w:rPr>
-                      <w:rFonts w:ascii="Times New Roman" w:hAnsi="Times New Roman" w:cs="Times New Roman"/>
-                      <w:lang w:val="tr-TR"/>
-                    </w:rPr>
-                  </w:pPr>
-                  <w:r>
-                    <w:rPr>
-                      <w:rFonts w:ascii="Times New Roman" w:hAnsi="Times New Roman" w:cs="Times New Roman"/>
-                      <w:lang w:val="tr-TR"/>
-                    </w:rPr>
-                    <w:t xml:space="preserve">Shutter ID: 2852693321 (fotoğraf) — Person opening a clear plastic sparkling water bottle next to a glass</w:t>
-                  </w:r>
-                </w:p>
-              </w:tc>
-            </w:tr>
-          </w:tbl>
+            </w:pPr>
+            <w:r>
+              <w:drawing>
+                <wp:inline xmlns:a="http://schemas.openxmlformats.org/drawingml/2006/main" xmlns:pic="http://schemas.openxmlformats.org/drawingml/2006/picture">
+                  <wp:extent cx="2664000" cy="1957152"/>
+                  <wp:docPr id="900012" name="Picture 900012"/>
+                  <wp:cNvGraphicFramePr>
+                    <a:graphicFrameLocks noChangeAspect="1"/>
+                  </wp:cNvGraphicFramePr>
+                  <a:graphic>
+                    <a:graphicData uri="http://schemas.openxmlformats.org/drawingml/2006/picture">
+                      <pic:pic>
+                        <pic:nvPicPr>
+                          <pic:cNvPr id="0" name="2852693321_d.jpg"/>
+                          <pic:cNvPicPr/>
+                        </pic:nvPicPr>
+                        <pic:blipFill>
+                          <a:blip r:embed="rId13"/>
+                          <a:stretch>
+                            <a:fillRect/>
+                          </a:stretch>
+                        </pic:blipFill>
+                        <pic:spPr>
+                          <a:xfrm>
+                            <a:off x="0" y="0"/>
+                            <a:ext cx="2664000" cy="1957152"/>
+                          </a:xfrm>
+                          <a:prstGeom prst="rect"/>
+                        </pic:spPr>
+                      </pic:pic>
+                    </a:graphicData>
+                  </a:graphic>
+                </wp:inline>
+              </w:drawing>
+            </w:r>
+          </w:p>
+          <w:p>
+            <w:pPr>
+              <w:jc w:val="center"/>
+            </w:pPr>
+            <w:r>
+              <w:rPr>
+                <w:rFonts w:ascii="Times New Roman" w:hAnsi="Times New Roman" w:cs="Times New Roman"/>
+                <w:b/>
+                <w:bCs/>
+                <w:highlight w:val="yellow"/>
+                <w:lang w:val="tr-TR"/>
+              </w:rPr>
+              <w:t xml:space="preserve">Shutter id: 2852693321</w:t>
+            </w:r>
+          </w:p>
           <w:p>
             <w:pPr>
               <w:jc w:val="center"/>
